--- a/public/GROUP4_Unit3_Graphs_Report.docx
+++ b/public/GROUP4_Unit3_Graphs_Report.docx
@@ -8,11 +8,12 @@
       </w:pPr>
       <w:r>
         <w:rPr>
+          <w:rFonts w:ascii="Calibri" w:hAnsi="Calibri"/>
           <w:b/>
-          <w:color w:val="0A1816"/>
-          <w:sz w:val="40"/>
+          <w:color w:val="0A241C"/>
+          <w:sz w:val="48"/>
         </w:rPr>
-        <w:t>Unit III — Graphs &amp; Isomorphism</w:t>
+        <w:t>Unit III — Graphs and Isomorphism</w:t>
       </w:r>
     </w:p>
     <w:p>
@@ -22,8 +23,8 @@
       <w:r>
         <w:rPr>
           <w:i/>
-          <w:color w:val="4A90D9"/>
-          <w:sz w:val="22"/>
+          <w:color w:val="1282A2"/>
+          <w:sz w:val="26"/>
         </w:rPr>
         <w:t>Bipartite Knowledge Graphs and Permutation-Similarity Certificates</w:t>
       </w:r>
@@ -35,9 +36,21 @@
       <w:r>
         <w:rPr>
           <w:color w:val="5A5A5A"/>
-          <w:sz w:val="20"/>
+          <w:sz w:val="22"/>
         </w:rPr>
-        <w:t>GROUP 4  •  Discrete Mathematics  •  August 28, 2026</w:t>
+        <w:t>GROUP 4 — Discrete Mathematics</w:t>
+      </w:r>
+    </w:p>
+    <w:p>
+      <w:pPr>
+        <w:jc w:val="center"/>
+      </w:pPr>
+      <w:r>
+        <w:rPr>
+          <w:color w:val="5A5A5A"/>
+          <w:sz w:val="22"/>
+        </w:rPr>
+        <w:t>Mini R&amp;D Report — August 28, 2026</w:t>
       </w:r>
     </w:p>
     <w:p>
@@ -50,75 +63,103 @@
           <w:color w:val="965050"/>
           <w:sz w:val="18"/>
         </w:rPr>
-        <w:t>Educational mathematics assignment — not medical advice.</w:t>
+        <w:t>This is an educational mathematics assignment demonstrating the application of discrete mathematics to a hypothetical medical diagnosis system. It does not constitute medical advice.</w:t>
       </w:r>
     </w:p>
     <w:p>
       <w:pPr>
-        <w:pStyle w:val="Heading1"/>
+        <w:jc w:val="center"/>
       </w:pPr>
       <w:r>
-        <w:t>1. Case Title (Unit III Focus)</w:t>
+        <w:rPr>
+          <w:color w:val="C8C8C8"/>
+          <w:sz w:val="16"/>
+        </w:rPr>
+        <w:t>━━━━━━━━━━━━━━━━━━━━━━━━━━━━━━━━━━━━━━━━</w:t>
       </w:r>
     </w:p>
     <w:p>
+      <w:pPr>
+        <w:pStyle w:val="Heading1"/>
+      </w:pPr>
       <w:r>
-        <w:rPr>
-          <w:b w:val="0"/>
-          <w:i w:val="0"/>
-        </w:rPr>
-        <w:t>Modeling symptom–disease knowledge as a bipartite graph and proving that two different drawings are the same knowledge base.</w:t>
+        <w:t>1. Title of the Case Study</w:t>
       </w:r>
     </w:p>
     <w:p>
       <w:pPr>
-        <w:pStyle w:val="Heading1"/>
+        <w:spacing w:after="120"/>
       </w:pPr>
       <w:r>
-        <w:t>2. Problem Statement (Unit III)</w:t>
+        <w:rPr>
+          <w:rFonts w:ascii="Calibri" w:hAnsi="Calibri"/>
+          <w:b/>
+          <w:i w:val="0"/>
+          <w:sz w:val="26"/>
+        </w:rPr>
+        <w:t>Modelling Symptom-Disease Knowledge as a Bipartite Graph and Proving Isomorphism Between Two Representations</w:t>
       </w:r>
     </w:p>
     <w:p>
+      <w:pPr>
+        <w:spacing w:after="120"/>
+      </w:pPr>
       <w:r>
         <w:rPr>
+          <w:rFonts w:ascii="Calibri" w:hAnsi="Calibri"/>
           <w:b w:val="0"/>
           <w:i w:val="0"/>
+          <w:sz w:val="22"/>
         </w:rPr>
-        <w:t>Can we model the knowledge base faithfully as a bipartite graph G=(S∪D,E)? How do we convince a reviewer that two drawings G and G′ with different layouts are isomorphic — i.e., the same knowledge?</w:t>
       </w:r>
     </w:p>
     <w:p>
       <w:pPr>
-        <w:pStyle w:val="Heading1"/>
+        <w:pStyle w:val="Heading2"/>
       </w:pPr>
       <w:r>
-        <w:t>3. Real-world Context</w:t>
+        <w:t>Overview</w:t>
       </w:r>
     </w:p>
     <w:p>
+      <w:pPr>
+        <w:spacing w:after="120"/>
+      </w:pPr>
       <w:r>
         <w:rPr>
+          <w:rFonts w:ascii="Calibri" w:hAnsi="Calibri"/>
           <w:b w:val="0"/>
           <w:i w:val="0"/>
+          <w:sz w:val="22"/>
         </w:rPr>
-        <w:t>Medical editors maintain symptom–disease edges in different tools. Merging edits requires proving isomorphism, not trusting layout. Bipartite structure also enables 2-hop diagnosis: patient → symptom → disease.</w:t>
+        <w:t>Medical knowledge bases represent relationships between symptoms and diseases as networks. This report models such a knowledge base as a bipartite graph G = (S ∪ D, E), where S is a set of symptom vertices, D is a set of disease vertices, and edges represent 'is indicative of' relationships. We then prove that two visually distinct drawings of this graph are in fact the same knowledge base — that is, they are isomorphic.</w:t>
       </w:r>
     </w:p>
     <w:p>
       <w:pPr>
-        <w:pStyle w:val="Heading1"/>
+        <w:spacing w:after="120"/>
       </w:pPr>
       <w:r>
-        <w:t>4. Mathematical Concept Used</w:t>
+        <w:rPr>
+          <w:rFonts w:ascii="Calibri" w:hAnsi="Calibri"/>
+          <w:b w:val="0"/>
+          <w:i w:val="0"/>
+          <w:sz w:val="22"/>
+        </w:rPr>
       </w:r>
     </w:p>
     <w:p>
+      <w:pPr>
+        <w:spacing w:after="120"/>
+      </w:pPr>
       <w:r>
         <w:rPr>
+          <w:rFonts w:ascii="Calibri" w:hAnsi="Calibri"/>
           <w:b w:val="0"/>
           <w:i w:val="0"/>
+          <w:sz w:val="22"/>
         </w:rPr>
-        <w:t>Bipartite graphs, degree sequences, biadjacency matrices, permutation matrices, and the certificate A₂ = P·A₁·Pᵀ.</w:t>
+        <w:t>The proof uses graph invariants (vertex count, edge count, degree sequence, bipartiteness) and an explicit edge-preserving bijection, verified by the algebraic certificate A₂ = P · A₁ · Pᵀ involving biadjacency and permutation matrices.</w:t>
       </w:r>
     </w:p>
     <w:p>
@@ -126,50 +167,101 @@
         <w:pStyle w:val="Heading1"/>
       </w:pPr>
       <w:r>
-        <w:t>5. Mathematical Formulation</w:t>
+        <w:t>2. Problem Statement</w:t>
       </w:r>
     </w:p>
     <w:p>
+      <w:pPr>
+        <w:spacing w:after="120"/>
+      </w:pPr>
       <w:r>
         <w:rPr>
-          <w:b w:val="0"/>
+          <w:rFonts w:ascii="Calibri" w:hAnsi="Calibri"/>
+          <w:b/>
           <w:i w:val="0"/>
+          <w:sz w:val="22"/>
         </w:rPr>
-        <w:t>V = S ∪ D, S={S₁ Fever, S₂ Cough, S₃ Rash, S₄ Fatigue}, D={D₁ Influenza, D₂ Measles, D₃ Anemia}, |V|=7, E={S₁D₁,S₁D₂,S₂D₁,S₃D₂,S₄D₁,S₄D₃}, |E|=6. Second representation reorders as (S₄,S₃,S₂,S₁ | D₃,D₂,D₁).</w:t>
+        <w:t>Two medical editors maintain the same symptom-disease knowledge base in different tools. Editor 1 uses a bipartite layout (symptoms left, diseases right). Editor 2 uses a circular layout (nodes arranged in a ring). When the files are merged, the reviewer sees two different drawings and must determine:</w:t>
       </w:r>
     </w:p>
     <w:p>
       <w:pPr>
-        <w:pStyle w:val="Heading1"/>
+        <w:spacing w:after="120"/>
       </w:pPr>
       <w:r>
-        <w:t>6. Analysis / Solution</w:t>
+        <w:rPr>
+          <w:rFonts w:ascii="Calibri" w:hAnsi="Calibri"/>
+          <w:b w:val="0"/>
+          <w:i w:val="0"/>
+          <w:sz w:val="22"/>
+        </w:rPr>
       </w:r>
     </w:p>
     <w:p>
+      <w:pPr>
+        <w:spacing w:after="60"/>
+      </w:pPr>
       <w:r>
-        <w:rPr>
-          <w:b w:val="0"/>
-          <w:i w:val="0"/>
-        </w:rPr>
-        <w:t>Degrees: S₁=2,S₂=1,S₃=1,S₄=2,D₁=3,D₂=2,D₃=1; sequence sorted (3,2,2,2,1,1,1), sum 12=2·|E| (handshake lemma). Both drawings share |V|=7,|E|=6,bipartiteness and the sequence — necessary conditions. Bijection f(Sᵢ)=Sᵢ′,f(Dⱼ)=Dⱼ′ preserves all six edges; with equal edge counts non-edges are preserved. With reversal perms r_S=[3,2,1,0],r_D=[2,1,0], biadjacencies satisfy A₂=P·A₁·Pᵀ.</w:t>
+        <w:t>1. Is the underlying graph the same? (Are G₁ and G₂ isomorphic?)</w:t>
       </w:r>
     </w:p>
     <w:p>
       <w:pPr>
-        <w:pStyle w:val="Heading1"/>
+        <w:spacing w:after="60"/>
       </w:pPr>
       <w:r>
-        <w:t>7. Diagram / Graph / Truth Table / Algorithm</w:t>
+        <w:t>2. What graph invariants can we check to build confidence?</w:t>
       </w:r>
     </w:p>
     <w:p>
+      <w:pPr>
+        <w:spacing w:after="60"/>
+      </w:pPr>
+      <w:r>
+        <w:t>3. Can we exhibit an explicit edge-preserving bijection f: V(G₁) → V(G₂)?</w:t>
+      </w:r>
+    </w:p>
+    <w:p>
+      <w:pPr>
+        <w:spacing w:after="60"/>
+      </w:pPr>
+      <w:r>
+        <w:t>4. Can we produce an algebraic certificate (permutation matrix P) such that A₂ = P · A₁ · Pᵀ?</w:t>
+      </w:r>
+    </w:p>
+    <w:p>
+      <w:pPr>
+        <w:spacing w:after="60"/>
+      </w:pPr>
+      <w:r>
+        <w:t>5. What is the practical significance for medical knowledge base management?</w:t>
+      </w:r>
+    </w:p>
+    <w:p>
+      <w:pPr>
+        <w:spacing w:after="120"/>
+      </w:pPr>
       <w:r>
         <w:rPr>
+          <w:rFonts w:ascii="Calibri" w:hAnsi="Calibri"/>
           <w:b w:val="0"/>
           <w:i w:val="0"/>
+          <w:sz w:val="22"/>
         </w:rPr>
-        <w:t>Edge list:</w:t>
+      </w:r>
+    </w:p>
+    <w:p>
+      <w:pPr>
+        <w:spacing w:after="120"/>
+      </w:pPr>
+      <w:r>
+        <w:rPr>
+          <w:rFonts w:ascii="Calibri" w:hAnsi="Calibri"/>
+          <w:b w:val="0"/>
+          <w:i w:val="0"/>
+          <w:sz w:val="22"/>
+        </w:rPr>
+        <w:t>The two representations are:</w:t>
       </w:r>
     </w:p>
     <w:tbl>
@@ -180,65 +272,86 @@
         <w:tblLook w:firstColumn="1" w:firstRow="1" w:lastColumn="0" w:lastRow="0" w:noHBand="0" w:noVBand="1" w:val="04A0"/>
       </w:tblPr>
       <w:tblGrid>
-        <w:gridCol w:w="3408"/>
-        <w:gridCol w:w="3408"/>
-        <w:gridCol w:w="3408"/>
+        <w:gridCol w:w="3216"/>
+        <w:gridCol w:w="3216"/>
+        <w:gridCol w:w="3216"/>
       </w:tblGrid>
       <w:tr>
         <w:tc>
           <w:tcPr>
-            <w:tcW w:type="dxa" w:w="3408"/>
-            <w:shd w:val="clear" w:fill="D9E2F3"/>
+            <w:tcW w:type="dxa" w:w="3216"/>
+            <w:shd w:val="clear" w:fill="1282A2"/>
           </w:tcPr>
           <w:p>
             <w:pPr>
               <w:jc w:val="center"/>
             </w:pPr>
-            <w:r/>
+            <w:r>
+              <w:rPr>
+                <w:color w:val="FEFCFB"/>
+              </w:rPr>
+            </w:r>
             <w:r>
               <w:rPr>
                 <w:rFonts w:ascii="Calibri" w:hAnsi="Calibri"/>
                 <w:b/>
+                <w:i w:val="0"/>
+                <w:color w:val="FEFCFB"/>
+                <w:sz w:val="20"/>
               </w:rPr>
-              <w:t>#</w:t>
+              <w:t>Representation</w:t>
             </w:r>
           </w:p>
         </w:tc>
         <w:tc>
           <w:tcPr>
-            <w:tcW w:type="dxa" w:w="3408"/>
-            <w:shd w:val="clear" w:fill="D9E2F3"/>
+            <w:tcW w:type="dxa" w:w="3216"/>
+            <w:shd w:val="clear" w:fill="1282A2"/>
           </w:tcPr>
           <w:p>
             <w:pPr>
               <w:jc w:val="center"/>
             </w:pPr>
-            <w:r/>
+            <w:r>
+              <w:rPr>
+                <w:color w:val="FEFCFB"/>
+              </w:rPr>
+            </w:r>
             <w:r>
               <w:rPr>
                 <w:rFonts w:ascii="Calibri" w:hAnsi="Calibri"/>
                 <w:b/>
+                <w:i w:val="0"/>
+                <w:color w:val="FEFCFB"/>
+                <w:sz w:val="20"/>
               </w:rPr>
-              <w:t>Edge</w:t>
+              <w:t>Layout</w:t>
             </w:r>
           </w:p>
         </w:tc>
         <w:tc>
           <w:tcPr>
-            <w:tcW w:type="dxa" w:w="3408"/>
-            <w:shd w:val="clear" w:fill="D9E2F3"/>
+            <w:tcW w:type="dxa" w:w="3216"/>
+            <w:shd w:val="clear" w:fill="1282A2"/>
           </w:tcPr>
           <w:p>
             <w:pPr>
               <w:jc w:val="center"/>
             </w:pPr>
-            <w:r/>
+            <w:r>
+              <w:rPr>
+                <w:color w:val="FEFCFB"/>
+              </w:rPr>
+            </w:r>
             <w:r>
               <w:rPr>
                 <w:rFonts w:ascii="Calibri" w:hAnsi="Calibri"/>
                 <w:b/>
+                <w:i w:val="0"/>
+                <w:color w:val="FEFCFB"/>
+                <w:sz w:val="20"/>
               </w:rPr>
-              <w:t>Clinical meaning</w:t>
+              <w:t>Vertex Order</w:t>
             </w:r>
           </w:p>
         </w:tc>
@@ -246,7 +359,7 @@
       <w:tr>
         <w:tc>
           <w:tcPr>
-            <w:tcW w:type="dxa" w:w="3408"/>
+            <w:tcW w:type="dxa" w:w="3216"/>
           </w:tcPr>
           <w:p>
             <w:pPr>
@@ -257,14 +370,16 @@
               <w:rPr>
                 <w:rFonts w:ascii="Calibri" w:hAnsi="Calibri"/>
                 <w:b w:val="0"/>
+                <w:i w:val="0"/>
+                <w:sz w:val="20"/>
               </w:rPr>
-              <w:t>1</w:t>
+              <w:t>G₁ (Bipartite)</w:t>
             </w:r>
           </w:p>
         </w:tc>
         <w:tc>
           <w:tcPr>
-            <w:tcW w:type="dxa" w:w="3408"/>
+            <w:tcW w:type="dxa" w:w="3216"/>
           </w:tcPr>
           <w:p>
             <w:pPr>
@@ -275,14 +390,16 @@
               <w:rPr>
                 <w:rFonts w:ascii="Calibri" w:hAnsi="Calibri"/>
                 <w:b w:val="0"/>
+                <w:i w:val="0"/>
+                <w:sz w:val="20"/>
               </w:rPr>
-              <w:t>S₁ — D₁</w:t>
+              <w:t>Symptoms left, diseases right</w:t>
             </w:r>
           </w:p>
         </w:tc>
         <w:tc>
           <w:tcPr>
-            <w:tcW w:type="dxa" w:w="3408"/>
+            <w:tcW w:type="dxa" w:w="3216"/>
           </w:tcPr>
           <w:p>
             <w:pPr>
@@ -293,8 +410,10 @@
               <w:rPr>
                 <w:rFonts w:ascii="Calibri" w:hAnsi="Calibri"/>
                 <w:b w:val="0"/>
+                <w:i w:val="0"/>
+                <w:sz w:val="20"/>
               </w:rPr>
-              <w:t>Fever indicates Influenza</w:t>
+              <w:t>(S₁, S₂, S₃, S₄ | D₁, D₂, D₃)</w:t>
             </w:r>
           </w:p>
         </w:tc>
@@ -302,7 +421,8 @@
       <w:tr>
         <w:tc>
           <w:tcPr>
-            <w:tcW w:type="dxa" w:w="3408"/>
+            <w:tcW w:type="dxa" w:w="3216"/>
+            <w:shd w:val="clear" w:fill="F0F4F8"/>
           </w:tcPr>
           <w:p>
             <w:pPr>
@@ -313,14 +433,17 @@
               <w:rPr>
                 <w:rFonts w:ascii="Calibri" w:hAnsi="Calibri"/>
                 <w:b w:val="0"/>
+                <w:i w:val="0"/>
+                <w:sz w:val="20"/>
               </w:rPr>
-              <w:t>2</w:t>
+              <w:t>G₂ (Circular)</w:t>
             </w:r>
           </w:p>
         </w:tc>
         <w:tc>
           <w:tcPr>
-            <w:tcW w:type="dxa" w:w="3408"/>
+            <w:tcW w:type="dxa" w:w="3216"/>
+            <w:shd w:val="clear" w:fill="F0F4F8"/>
           </w:tcPr>
           <w:p>
             <w:pPr>
@@ -331,14 +454,17 @@
               <w:rPr>
                 <w:rFonts w:ascii="Calibri" w:hAnsi="Calibri"/>
                 <w:b w:val="0"/>
+                <w:i w:val="0"/>
+                <w:sz w:val="20"/>
               </w:rPr>
-              <w:t>S₁ — D₂</w:t>
+              <w:t>Nodes in a ring</w:t>
             </w:r>
           </w:p>
         </w:tc>
         <w:tc>
           <w:tcPr>
-            <w:tcW w:type="dxa" w:w="3408"/>
+            <w:tcW w:type="dxa" w:w="3216"/>
+            <w:shd w:val="clear" w:fill="F0F4F8"/>
           </w:tcPr>
           <w:p>
             <w:pPr>
@@ -349,8 +475,308 @@
               <w:rPr>
                 <w:rFonts w:ascii="Calibri" w:hAnsi="Calibri"/>
                 <w:b w:val="0"/>
+                <w:i w:val="0"/>
+                <w:sz w:val="20"/>
               </w:rPr>
-              <w:t>Fever indicates Measles</w:t>
+              <w:t>(S₄, D₁, S₁, D₃, S₂, D₂, S₃)</w:t>
+            </w:r>
+          </w:p>
+        </w:tc>
+      </w:tr>
+    </w:tbl>
+    <w:p>
+      <w:pPr>
+        <w:jc w:val="center"/>
+      </w:pPr>
+      <w:r>
+        <w:rPr>
+          <w:i/>
+          <w:color w:val="5A5A5A"/>
+          <w:sz w:val="18"/>
+        </w:rPr>
+        <w:t>Table 1: The two representations to be compared.</w:t>
+      </w:r>
+    </w:p>
+    <w:p>
+      <w:pPr>
+        <w:pStyle w:val="Heading1"/>
+      </w:pPr>
+      <w:r>
+        <w:t>3. Real-World Context</w:t>
+      </w:r>
+    </w:p>
+    <w:p>
+      <w:pPr>
+        <w:pStyle w:val="Heading2"/>
+      </w:pPr>
+      <w:r>
+        <w:t>The Knowledge Base Merging Problem</w:t>
+      </w:r>
+    </w:p>
+    <w:p>
+      <w:pPr>
+        <w:spacing w:after="120"/>
+      </w:pPr>
+      <w:r>
+        <w:rPr>
+          <w:rFonts w:ascii="Calibri" w:hAnsi="Calibri"/>
+          <w:b w:val="0"/>
+          <w:i w:val="0"/>
+          <w:sz w:val="22"/>
+        </w:rPr>
+        <w:t>In hospitals and research institutions, symptom-disease knowledge bases are maintained by multiple editors using different tools:</w:t>
+      </w:r>
+    </w:p>
+    <w:p>
+      <w:pPr>
+        <w:pStyle w:val="ListBullet"/>
+        <w:spacing w:after="60"/>
+      </w:pPr>
+      <w:r>
+        <w:t>Editor 1 might use a graph database (Neo4j) with a bipartite visualisation</w:t>
+      </w:r>
+    </w:p>
+    <w:p>
+      <w:pPr>
+        <w:pStyle w:val="ListBullet"/>
+        <w:spacing w:after="60"/>
+      </w:pPr>
+      <w:r>
+        <w:t>Editor 2 might use a spreadsheet exported to a circular network diagram</w:t>
+      </w:r>
+    </w:p>
+    <w:p>
+      <w:pPr>
+        <w:pStyle w:val="ListBullet"/>
+        <w:spacing w:after="60"/>
+      </w:pPr>
+      <w:r>
+        <w:t>Editor 3 might use a clinical decision support system with yet another layout</w:t>
+      </w:r>
+    </w:p>
+    <w:p>
+      <w:pPr>
+        <w:spacing w:after="120"/>
+      </w:pPr>
+      <w:r>
+        <w:rPr>
+          <w:rFonts w:ascii="Calibri" w:hAnsi="Calibri"/>
+          <w:b w:val="0"/>
+          <w:i w:val="0"/>
+          <w:sz w:val="22"/>
+        </w:rPr>
+      </w:r>
+    </w:p>
+    <w:p>
+      <w:pPr>
+        <w:spacing w:after="120"/>
+      </w:pPr>
+      <w:r>
+        <w:rPr>
+          <w:rFonts w:ascii="Calibri" w:hAnsi="Calibri"/>
+          <w:b w:val="0"/>
+          <w:i w:val="0"/>
+          <w:sz w:val="22"/>
+        </w:rPr>
+        <w:t>When these knowledge bases need to be merged — for example, when two hospitals consolidate their triage systems — the reviewer must determine whether the underlying knowledge is identical despite different visual representations.</w:t>
+      </w:r>
+    </w:p>
+    <w:p>
+      <w:pPr>
+        <w:spacing w:after="120"/>
+      </w:pPr>
+      <w:r>
+        <w:rPr>
+          <w:rFonts w:ascii="Calibri" w:hAnsi="Calibri"/>
+          <w:b w:val="0"/>
+          <w:i w:val="0"/>
+          <w:sz w:val="22"/>
+        </w:rPr>
+      </w:r>
+    </w:p>
+    <w:p>
+      <w:pPr>
+        <w:pStyle w:val="Heading2"/>
+      </w:pPr>
+      <w:r>
+        <w:t>Why Isomorphism Matters</w:t>
+      </w:r>
+    </w:p>
+    <w:p>
+      <w:pPr>
+        <w:pStyle w:val="ListBullet"/>
+        <w:spacing w:after="60"/>
+      </w:pPr>
+      <w:r>
+        <w:t>De-duplication: Prevents counting the same clinical rule twice after a merger</w:t>
+      </w:r>
+    </w:p>
+    <w:p>
+      <w:pPr>
+        <w:pStyle w:val="ListBullet"/>
+        <w:spacing w:after="60"/>
+      </w:pPr>
+      <w:r>
+        <w:t>Conflict detection: If the graphs are NOT isomorphic, the editors have introduced different knowledge — this is a real conflict that needs resolution</w:t>
+      </w:r>
+    </w:p>
+    <w:p>
+      <w:pPr>
+        <w:pStyle w:val="ListBullet"/>
+        <w:spacing w:after="60"/>
+      </w:pPr>
+      <w:r>
+        <w:t>Version control: Tracking changes to a knowledge base requires identifying which edges were added, removed, or modified — this requires comparing graph structures, not layouts</w:t>
+      </w:r>
+    </w:p>
+    <w:p>
+      <w:pPr>
+        <w:pStyle w:val="ListBullet"/>
+        <w:spacing w:after="60"/>
+      </w:pPr>
+      <w:r>
+        <w:t>Regulatory compliance: The EU AI Act requires documenting the knowledge base; two drawings of the same graph should produce one documentation entry, not two</w:t>
+      </w:r>
+    </w:p>
+    <w:p>
+      <w:pPr>
+        <w:spacing w:after="120"/>
+      </w:pPr>
+      <w:r>
+        <w:rPr>
+          <w:rFonts w:ascii="Calibri" w:hAnsi="Calibri"/>
+          <w:b w:val="0"/>
+          <w:i w:val="0"/>
+          <w:sz w:val="22"/>
+        </w:rPr>
+      </w:r>
+    </w:p>
+    <w:p>
+      <w:pPr>
+        <w:pStyle w:val="Heading2"/>
+      </w:pPr>
+      <w:r>
+        <w:t>The Bipartite Structure</w:t>
+      </w:r>
+    </w:p>
+    <w:p>
+      <w:pPr>
+        <w:spacing w:after="120"/>
+      </w:pPr>
+      <w:r>
+        <w:rPr>
+          <w:rFonts w:ascii="Calibri" w:hAnsi="Calibri"/>
+          <w:b w:val="0"/>
+          <w:i w:val="0"/>
+          <w:sz w:val="22"/>
+        </w:rPr>
+        <w:t>Medical knowledge naturally forms bipartite graphs because symptoms and diseases are distinct entity types. A symptom never 'indicates' another symptom directly — the relationship always crosses from the symptom set to the disease set. This bipartite structure is a powerful constraint that simplifies isomorphism checking.</w:t>
+      </w:r>
+    </w:p>
+    <w:p>
+      <w:pPr>
+        <w:pStyle w:val="Heading1"/>
+      </w:pPr>
+      <w:r>
+        <w:t>4. Mathematical Concept Used</w:t>
+      </w:r>
+    </w:p>
+    <w:p>
+      <w:pPr>
+        <w:pStyle w:val="Heading2"/>
+      </w:pPr>
+      <w:r>
+        <w:t>Graph Theory Foundations</w:t>
+      </w:r>
+    </w:p>
+    <w:tbl>
+      <w:tblPr>
+        <w:tblStyle w:val="TableGrid"/>
+        <w:tblW w:type="auto" w:w="0"/>
+        <w:jc w:val="center"/>
+        <w:tblLook w:firstColumn="1" w:firstRow="1" w:lastColumn="0" w:lastRow="0" w:noHBand="0" w:noVBand="1" w:val="04A0"/>
+      </w:tblPr>
+      <w:tblGrid>
+        <w:gridCol w:w="3216"/>
+        <w:gridCol w:w="3216"/>
+        <w:gridCol w:w="3216"/>
+      </w:tblGrid>
+      <w:tr>
+        <w:tc>
+          <w:tcPr>
+            <w:tcW w:type="dxa" w:w="3216"/>
+            <w:shd w:val="clear" w:fill="1282A2"/>
+          </w:tcPr>
+          <w:p>
+            <w:pPr>
+              <w:jc w:val="center"/>
+            </w:pPr>
+            <w:r>
+              <w:rPr>
+                <w:color w:val="FEFCFB"/>
+              </w:rPr>
+            </w:r>
+            <w:r>
+              <w:rPr>
+                <w:rFonts w:ascii="Calibri" w:hAnsi="Calibri"/>
+                <w:b/>
+                <w:i w:val="0"/>
+                <w:color w:val="FEFCFB"/>
+                <w:sz w:val="20"/>
+              </w:rPr>
+              <w:t>Concept</w:t>
+            </w:r>
+          </w:p>
+        </w:tc>
+        <w:tc>
+          <w:tcPr>
+            <w:tcW w:type="dxa" w:w="3216"/>
+            <w:shd w:val="clear" w:fill="1282A2"/>
+          </w:tcPr>
+          <w:p>
+            <w:pPr>
+              <w:jc w:val="center"/>
+            </w:pPr>
+            <w:r>
+              <w:rPr>
+                <w:color w:val="FEFCFB"/>
+              </w:rPr>
+            </w:r>
+            <w:r>
+              <w:rPr>
+                <w:rFonts w:ascii="Calibri" w:hAnsi="Calibri"/>
+                <w:b/>
+                <w:i w:val="0"/>
+                <w:color w:val="FEFCFB"/>
+                <w:sz w:val="20"/>
+              </w:rPr>
+              <w:t>Definition</w:t>
+            </w:r>
+          </w:p>
+        </w:tc>
+        <w:tc>
+          <w:tcPr>
+            <w:tcW w:type="dxa" w:w="3216"/>
+            <w:shd w:val="clear" w:fill="1282A2"/>
+          </w:tcPr>
+          <w:p>
+            <w:pPr>
+              <w:jc w:val="center"/>
+            </w:pPr>
+            <w:r>
+              <w:rPr>
+                <w:color w:val="FEFCFB"/>
+              </w:rPr>
+            </w:r>
+            <w:r>
+              <w:rPr>
+                <w:rFonts w:ascii="Calibri" w:hAnsi="Calibri"/>
+                <w:b/>
+                <w:i w:val="0"/>
+                <w:color w:val="FEFCFB"/>
+                <w:sz w:val="20"/>
+              </w:rPr>
+              <w:t>Relevance</w:t>
             </w:r>
           </w:p>
         </w:tc>
@@ -358,7 +784,7 @@
       <w:tr>
         <w:tc>
           <w:tcPr>
-            <w:tcW w:type="dxa" w:w="3408"/>
+            <w:tcW w:type="dxa" w:w="3216"/>
           </w:tcPr>
           <w:p>
             <w:pPr>
@@ -369,14 +795,16 @@
               <w:rPr>
                 <w:rFonts w:ascii="Calibri" w:hAnsi="Calibri"/>
                 <w:b w:val="0"/>
+                <w:i w:val="0"/>
+                <w:sz w:val="20"/>
               </w:rPr>
-              <w:t>3</w:t>
+              <w:t>Graph G = (V, E)</w:t>
             </w:r>
           </w:p>
         </w:tc>
         <w:tc>
           <w:tcPr>
-            <w:tcW w:type="dxa" w:w="3408"/>
+            <w:tcW w:type="dxa" w:w="3216"/>
           </w:tcPr>
           <w:p>
             <w:pPr>
@@ -387,14 +815,16 @@
               <w:rPr>
                 <w:rFonts w:ascii="Calibri" w:hAnsi="Calibri"/>
                 <w:b w:val="0"/>
+                <w:i w:val="0"/>
+                <w:sz w:val="20"/>
               </w:rPr>
-              <w:t>S₂ — D₁</w:t>
+              <w:t>Set of vertices V and edges E</w:t>
             </w:r>
           </w:p>
         </w:tc>
         <w:tc>
           <w:tcPr>
-            <w:tcW w:type="dxa" w:w="3408"/>
+            <w:tcW w:type="dxa" w:w="3216"/>
           </w:tcPr>
           <w:p>
             <w:pPr>
@@ -405,8 +835,10 @@
               <w:rPr>
                 <w:rFonts w:ascii="Calibri" w:hAnsi="Calibri"/>
                 <w:b w:val="0"/>
+                <w:i w:val="0"/>
+                <w:sz w:val="20"/>
               </w:rPr>
-              <w:t>Cough indicates Influenza</w:t>
+              <w:t>The knowledge base structure</w:t>
             </w:r>
           </w:p>
         </w:tc>
@@ -414,7 +846,8 @@
       <w:tr>
         <w:tc>
           <w:tcPr>
-            <w:tcW w:type="dxa" w:w="3408"/>
+            <w:tcW w:type="dxa" w:w="3216"/>
+            <w:shd w:val="clear" w:fill="F0F4F8"/>
           </w:tcPr>
           <w:p>
             <w:pPr>
@@ -425,14 +858,17 @@
               <w:rPr>
                 <w:rFonts w:ascii="Calibri" w:hAnsi="Calibri"/>
                 <w:b w:val="0"/>
+                <w:i w:val="0"/>
+                <w:sz w:val="20"/>
               </w:rPr>
-              <w:t>4</w:t>
+              <w:t>Bipartite graph</w:t>
             </w:r>
           </w:p>
         </w:tc>
         <w:tc>
           <w:tcPr>
-            <w:tcW w:type="dxa" w:w="3408"/>
+            <w:tcW w:type="dxa" w:w="3216"/>
+            <w:shd w:val="clear" w:fill="F0F4F8"/>
           </w:tcPr>
           <w:p>
             <w:pPr>
@@ -443,14 +879,17 @@
               <w:rPr>
                 <w:rFonts w:ascii="Calibri" w:hAnsi="Calibri"/>
                 <w:b w:val="0"/>
+                <w:i w:val="0"/>
+                <w:sz w:val="20"/>
               </w:rPr>
-              <w:t>S₃ — D₂</w:t>
+              <w:t>V = S ∪ D, E ⊆ S × D</w:t>
             </w:r>
           </w:p>
         </w:tc>
         <w:tc>
           <w:tcPr>
-            <w:tcW w:type="dxa" w:w="3408"/>
+            <w:tcW w:type="dxa" w:w="3216"/>
+            <w:shd w:val="clear" w:fill="F0F4F8"/>
           </w:tcPr>
           <w:p>
             <w:pPr>
@@ -461,8 +900,10 @@
               <w:rPr>
                 <w:rFonts w:ascii="Calibri" w:hAnsi="Calibri"/>
                 <w:b w:val="0"/>
+                <w:i w:val="0"/>
+                <w:sz w:val="20"/>
               </w:rPr>
-              <w:t>Rash indicates Measles</w:t>
+              <w:t>Symptoms don't connect to symptoms</w:t>
             </w:r>
           </w:p>
         </w:tc>
@@ -470,7 +911,7 @@
       <w:tr>
         <w:tc>
           <w:tcPr>
-            <w:tcW w:type="dxa" w:w="3408"/>
+            <w:tcW w:type="dxa" w:w="3216"/>
           </w:tcPr>
           <w:p>
             <w:pPr>
@@ -481,14 +922,16 @@
               <w:rPr>
                 <w:rFonts w:ascii="Calibri" w:hAnsi="Calibri"/>
                 <w:b w:val="0"/>
+                <w:i w:val="0"/>
+                <w:sz w:val="20"/>
               </w:rPr>
-              <w:t>5</w:t>
+              <w:t>Degree deg(v)</w:t>
             </w:r>
           </w:p>
         </w:tc>
         <w:tc>
           <w:tcPr>
-            <w:tcW w:type="dxa" w:w="3408"/>
+            <w:tcW w:type="dxa" w:w="3216"/>
           </w:tcPr>
           <w:p>
             <w:pPr>
@@ -499,14 +942,16 @@
               <w:rPr>
                 <w:rFonts w:ascii="Calibri" w:hAnsi="Calibri"/>
                 <w:b w:val="0"/>
+                <w:i w:val="0"/>
+                <w:sz w:val="20"/>
               </w:rPr>
-              <w:t>S₄ — D₁</w:t>
+              <w:t>Number of edges incident to v</w:t>
             </w:r>
           </w:p>
         </w:tc>
         <w:tc>
           <w:tcPr>
-            <w:tcW w:type="dxa" w:w="3408"/>
+            <w:tcW w:type="dxa" w:w="3216"/>
           </w:tcPr>
           <w:p>
             <w:pPr>
@@ -517,8 +962,10 @@
               <w:rPr>
                 <w:rFonts w:ascii="Calibri" w:hAnsi="Calibri"/>
                 <w:b w:val="0"/>
+                <w:i w:val="0"/>
+                <w:sz w:val="20"/>
               </w:rPr>
-              <w:t>Fatigue indicates Influenza</w:t>
+              <w:t>Invariant for isomorphism</w:t>
             </w:r>
           </w:p>
         </w:tc>
@@ -526,7 +973,8 @@
       <w:tr>
         <w:tc>
           <w:tcPr>
-            <w:tcW w:type="dxa" w:w="3408"/>
+            <w:tcW w:type="dxa" w:w="3216"/>
+            <w:shd w:val="clear" w:fill="F0F4F8"/>
           </w:tcPr>
           <w:p>
             <w:pPr>
@@ -537,14 +985,17 @@
               <w:rPr>
                 <w:rFonts w:ascii="Calibri" w:hAnsi="Calibri"/>
                 <w:b w:val="0"/>
+                <w:i w:val="0"/>
+                <w:sz w:val="20"/>
               </w:rPr>
-              <w:t>6</w:t>
+              <w:t>Degree sequence</w:t>
             </w:r>
           </w:p>
         </w:tc>
         <w:tc>
           <w:tcPr>
-            <w:tcW w:type="dxa" w:w="3408"/>
+            <w:tcW w:type="dxa" w:w="3216"/>
+            <w:shd w:val="clear" w:fill="F0F4F8"/>
           </w:tcPr>
           <w:p>
             <w:pPr>
@@ -555,14 +1006,17 @@
               <w:rPr>
                 <w:rFonts w:ascii="Calibri" w:hAnsi="Calibri"/>
                 <w:b w:val="0"/>
+                <w:i w:val="0"/>
+                <w:sz w:val="20"/>
               </w:rPr>
-              <w:t>S₄ — D₃</w:t>
+              <w:t>Sorted list of all degrees</w:t>
             </w:r>
           </w:p>
         </w:tc>
         <w:tc>
           <w:tcPr>
-            <w:tcW w:type="dxa" w:w="3408"/>
+            <w:tcW w:type="dxa" w:w="3216"/>
+            <w:shd w:val="clear" w:fill="F0F4F8"/>
           </w:tcPr>
           <w:p>
             <w:pPr>
@@ -573,20 +1027,546 @@
               <w:rPr>
                 <w:rFonts w:ascii="Calibri" w:hAnsi="Calibri"/>
                 <w:b w:val="0"/>
+                <w:i w:val="0"/>
+                <w:sz w:val="20"/>
               </w:rPr>
-              <w:t>Fatigue indicates Anemia</w:t>
+              <w:t>Necessary condition for isomorphism</w:t>
+            </w:r>
+          </w:p>
+        </w:tc>
+      </w:tr>
+      <w:tr>
+        <w:tc>
+          <w:tcPr>
+            <w:tcW w:type="dxa" w:w="3216"/>
+          </w:tcPr>
+          <w:p>
+            <w:pPr>
+              <w:jc w:val="center"/>
+            </w:pPr>
+            <w:r/>
+            <w:r>
+              <w:rPr>
+                <w:rFonts w:ascii="Calibri" w:hAnsi="Calibri"/>
+                <w:b w:val="0"/>
+                <w:i w:val="0"/>
+                <w:sz w:val="20"/>
+              </w:rPr>
+              <w:t>Handshake lemma</w:t>
+            </w:r>
+          </w:p>
+        </w:tc>
+        <w:tc>
+          <w:tcPr>
+            <w:tcW w:type="dxa" w:w="3216"/>
+          </w:tcPr>
+          <w:p>
+            <w:pPr>
+              <w:jc w:val="center"/>
+            </w:pPr>
+            <w:r/>
+            <w:r>
+              <w:rPr>
+                <w:rFonts w:ascii="Calibri" w:hAnsi="Calibri"/>
+                <w:b w:val="0"/>
+                <w:i w:val="0"/>
+                <w:sz w:val="20"/>
+              </w:rPr>
+              <w:t>Σ deg(v) = 2|E|</w:t>
+            </w:r>
+          </w:p>
+        </w:tc>
+        <w:tc>
+          <w:tcPr>
+            <w:tcW w:type="dxa" w:w="3216"/>
+          </w:tcPr>
+          <w:p>
+            <w:pPr>
+              <w:jc w:val="center"/>
+            </w:pPr>
+            <w:r/>
+            <w:r>
+              <w:rPr>
+                <w:rFonts w:ascii="Calibri" w:hAnsi="Calibri"/>
+                <w:b w:val="0"/>
+                <w:i w:val="0"/>
+                <w:sz w:val="20"/>
+              </w:rPr>
+              <w:t>Verification check</w:t>
+            </w:r>
+          </w:p>
+        </w:tc>
+      </w:tr>
+      <w:tr>
+        <w:tc>
+          <w:tcPr>
+            <w:tcW w:type="dxa" w:w="3216"/>
+            <w:shd w:val="clear" w:fill="F0F4F8"/>
+          </w:tcPr>
+          <w:p>
+            <w:pPr>
+              <w:jc w:val="center"/>
+            </w:pPr>
+            <w:r/>
+            <w:r>
+              <w:rPr>
+                <w:rFonts w:ascii="Calibri" w:hAnsi="Calibri"/>
+                <w:b w:val="0"/>
+                <w:i w:val="0"/>
+                <w:sz w:val="20"/>
+              </w:rPr>
+              <w:t>Isomorphism</w:t>
+            </w:r>
+          </w:p>
+        </w:tc>
+        <w:tc>
+          <w:tcPr>
+            <w:tcW w:type="dxa" w:w="3216"/>
+            <w:shd w:val="clear" w:fill="F0F4F8"/>
+          </w:tcPr>
+          <w:p>
+            <w:pPr>
+              <w:jc w:val="center"/>
+            </w:pPr>
+            <w:r/>
+            <w:r>
+              <w:rPr>
+                <w:rFonts w:ascii="Calibri" w:hAnsi="Calibri"/>
+                <w:b w:val="0"/>
+                <w:i w:val="0"/>
+                <w:sz w:val="20"/>
+              </w:rPr>
+              <w:t>Bijection f preserving adjacency</w:t>
+            </w:r>
+          </w:p>
+        </w:tc>
+        <w:tc>
+          <w:tcPr>
+            <w:tcW w:type="dxa" w:w="3216"/>
+            <w:shd w:val="clear" w:fill="F0F4F8"/>
+          </w:tcPr>
+          <w:p>
+            <w:pPr>
+              <w:jc w:val="center"/>
+            </w:pPr>
+            <w:r/>
+            <w:r>
+              <w:rPr>
+                <w:rFonts w:ascii="Calibri" w:hAnsi="Calibri"/>
+                <w:b w:val="0"/>
+                <w:i w:val="0"/>
+                <w:sz w:val="20"/>
+              </w:rPr>
+              <w:t>Core question of this report</w:t>
+            </w:r>
+          </w:p>
+        </w:tc>
+      </w:tr>
+      <w:tr>
+        <w:tc>
+          <w:tcPr>
+            <w:tcW w:type="dxa" w:w="3216"/>
+          </w:tcPr>
+          <w:p>
+            <w:pPr>
+              <w:jc w:val="center"/>
+            </w:pPr>
+            <w:r/>
+            <w:r>
+              <w:rPr>
+                <w:rFonts w:ascii="Calibri" w:hAnsi="Calibri"/>
+                <w:b w:val="0"/>
+                <w:i w:val="0"/>
+                <w:sz w:val="20"/>
+              </w:rPr>
+              <w:t>Biadjacency matrix</w:t>
+            </w:r>
+          </w:p>
+        </w:tc>
+        <w:tc>
+          <w:tcPr>
+            <w:tcW w:type="dxa" w:w="3216"/>
+          </w:tcPr>
+          <w:p>
+            <w:pPr>
+              <w:jc w:val="center"/>
+            </w:pPr>
+            <w:r/>
+            <w:r>
+              <w:rPr>
+                <w:rFonts w:ascii="Calibri" w:hAnsi="Calibri"/>
+                <w:b w:val="0"/>
+                <w:i w:val="0"/>
+                <w:sz w:val="20"/>
+              </w:rPr>
+              <w:t>Matrix A where A[i,j] = 1 iff (s_i, d_j) ∈ E</w:t>
+            </w:r>
+          </w:p>
+        </w:tc>
+        <w:tc>
+          <w:tcPr>
+            <w:tcW w:type="dxa" w:w="3216"/>
+          </w:tcPr>
+          <w:p>
+            <w:pPr>
+              <w:jc w:val="center"/>
+            </w:pPr>
+            <w:r/>
+            <w:r>
+              <w:rPr>
+                <w:rFonts w:ascii="Calibri" w:hAnsi="Calibri"/>
+                <w:b w:val="0"/>
+                <w:i w:val="0"/>
+                <w:sz w:val="20"/>
+              </w:rPr>
+              <w:t>Algebraic representation</w:t>
+            </w:r>
+          </w:p>
+        </w:tc>
+      </w:tr>
+      <w:tr>
+        <w:tc>
+          <w:tcPr>
+            <w:tcW w:type="dxa" w:w="3216"/>
+            <w:shd w:val="clear" w:fill="F0F4F8"/>
+          </w:tcPr>
+          <w:p>
+            <w:pPr>
+              <w:jc w:val="center"/>
+            </w:pPr>
+            <w:r/>
+            <w:r>
+              <w:rPr>
+                <w:rFonts w:ascii="Calibri" w:hAnsi="Calibri"/>
+                <w:b w:val="0"/>
+                <w:i w:val="0"/>
+                <w:sz w:val="20"/>
+              </w:rPr>
+              <w:t>Permutation matrix</w:t>
+            </w:r>
+          </w:p>
+        </w:tc>
+        <w:tc>
+          <w:tcPr>
+            <w:tcW w:type="dxa" w:w="3216"/>
+            <w:shd w:val="clear" w:fill="F0F4F8"/>
+          </w:tcPr>
+          <w:p>
+            <w:pPr>
+              <w:jc w:val="center"/>
+            </w:pPr>
+            <w:r/>
+            <w:r>
+              <w:rPr>
+                <w:rFonts w:ascii="Calibri" w:hAnsi="Calibri"/>
+                <w:b w:val="0"/>
+                <w:i w:val="0"/>
+                <w:sz w:val="20"/>
+              </w:rPr>
+              <w:t>Matrix P with exactly one 1 per row/column</w:t>
+            </w:r>
+          </w:p>
+        </w:tc>
+        <w:tc>
+          <w:tcPr>
+            <w:tcW w:type="dxa" w:w="3216"/>
+            <w:shd w:val="clear" w:fill="F0F4F8"/>
+          </w:tcPr>
+          <w:p>
+            <w:pPr>
+              <w:jc w:val="center"/>
+            </w:pPr>
+            <w:r/>
+            <w:r>
+              <w:rPr>
+                <w:rFonts w:ascii="Calibri" w:hAnsi="Calibri"/>
+                <w:b w:val="0"/>
+                <w:i w:val="0"/>
+                <w:sz w:val="20"/>
+              </w:rPr>
+              <w:t>Certificate of reordering</w:t>
             </w:r>
           </w:p>
         </w:tc>
       </w:tr>
     </w:tbl>
     <w:p>
+      <w:pPr>
+        <w:jc w:val="center"/>
+      </w:pPr>
       <w:r>
         <w:rPr>
+          <w:i/>
+          <w:color w:val="5A5A5A"/>
+          <w:sz w:val="18"/>
+        </w:rPr>
+        <w:t>Table 2: Graph theory concepts used in this report.</w:t>
+      </w:r>
+    </w:p>
+    <w:p>
+      <w:pPr>
+        <w:spacing w:after="120"/>
+      </w:pPr>
+      <w:r>
+        <w:rPr>
+          <w:rFonts w:ascii="Calibri" w:hAnsi="Calibri"/>
           <w:b w:val="0"/>
           <w:i w:val="0"/>
+          <w:sz w:val="22"/>
         </w:rPr>
-        <w:t>Invariant comparison:</w:t>
+      </w:r>
+    </w:p>
+    <w:p>
+      <w:pPr>
+        <w:pStyle w:val="Heading2"/>
+      </w:pPr>
+      <w:r>
+        <w:t>Isomorphism: Formal Definition</w:t>
+      </w:r>
+    </w:p>
+    <w:p>
+      <w:pPr>
+        <w:spacing w:after="120"/>
+      </w:pPr>
+      <w:r>
+        <w:rPr>
+          <w:rFonts w:ascii="Calibri" w:hAnsi="Calibri"/>
+          <w:b w:val="0"/>
+          <w:i w:val="0"/>
+          <w:sz w:val="22"/>
+        </w:rPr>
+        <w:t>Two graphs G₁ = (V₁, E₁) and G₂ = (V₂, E₂) are isomorphic (G₁ ≅ G₂) if there exists a bijection f: V₁ → V₂ such that for all u, v ∈ V₁:</w:t>
+      </w:r>
+    </w:p>
+    <w:p>
+      <w:pPr>
+        <w:spacing w:after="120"/>
+      </w:pPr>
+      <w:r>
+        <w:rPr>
+          <w:rFonts w:ascii="Calibri" w:hAnsi="Calibri"/>
+          <w:b/>
+          <w:i w:val="0"/>
+          <w:sz w:val="24"/>
+        </w:rPr>
+        <w:t>{u, v} ∈ E₁ ⟺ {f(u), f(v)} ∈ E₂</w:t>
+      </w:r>
+    </w:p>
+    <w:p>
+      <w:pPr>
+        <w:spacing w:after="120"/>
+      </w:pPr>
+      <w:r>
+        <w:rPr>
+          <w:rFonts w:ascii="Calibri" w:hAnsi="Calibri"/>
+          <w:b w:val="0"/>
+          <w:i w:val="0"/>
+          <w:sz w:val="22"/>
+        </w:rPr>
+      </w:r>
+    </w:p>
+    <w:p>
+      <w:pPr>
+        <w:spacing w:after="120"/>
+      </w:pPr>
+      <w:r>
+        <w:rPr>
+          <w:rFonts w:ascii="Calibri" w:hAnsi="Calibri"/>
+          <w:b w:val="0"/>
+          <w:i w:val="0"/>
+          <w:sz w:val="22"/>
+        </w:rPr>
+        <w:t>In words: f preserves adjacency. If two vertices are connected in G₁, their images under f are connected in G₂, and vice versa.</w:t>
+      </w:r>
+    </w:p>
+    <w:p>
+      <w:pPr>
+        <w:spacing w:after="120"/>
+      </w:pPr>
+      <w:r>
+        <w:rPr>
+          <w:rFonts w:ascii="Calibri" w:hAnsi="Calibri"/>
+          <w:b w:val="0"/>
+          <w:i w:val="0"/>
+          <w:sz w:val="22"/>
+        </w:rPr>
+      </w:r>
+    </w:p>
+    <w:p>
+      <w:pPr>
+        <w:pStyle w:val="Heading2"/>
+      </w:pPr>
+      <w:r>
+        <w:t>Graph Isomorphism Problem (GI)</w:t>
+      </w:r>
+    </w:p>
+    <w:p>
+      <w:pPr>
+        <w:spacing w:after="120"/>
+      </w:pPr>
+      <w:r>
+        <w:rPr>
+          <w:rFonts w:ascii="Calibri" w:hAnsi="Calibri"/>
+          <w:b w:val="0"/>
+          <w:i w:val="0"/>
+          <w:sz w:val="22"/>
+        </w:rPr>
+        <w:t>Determining whether two graphs are isomorphic is a famous problem in computational complexity:</w:t>
+      </w:r>
+    </w:p>
+    <w:p>
+      <w:pPr>
+        <w:pStyle w:val="ListBullet"/>
+        <w:spacing w:after="60"/>
+      </w:pPr>
+      <w:r>
+        <w:t>GI is in NP (a candidate bijection can be verified in polynomial time)</w:t>
+      </w:r>
+    </w:p>
+    <w:p>
+      <w:pPr>
+        <w:pStyle w:val="ListBullet"/>
+        <w:spacing w:after="60"/>
+      </w:pPr>
+      <w:r>
+        <w:t>GI is NOT known to be NP-complete (one of the few natural problems in this state)</w:t>
+      </w:r>
+    </w:p>
+    <w:p>
+      <w:pPr>
+        <w:pStyle w:val="ListBullet"/>
+        <w:spacing w:after="60"/>
+      </w:pPr>
+      <w:r>
+        <w:t>GI is NOT known to be in P (no polynomial-time algorithm is known for general graphs)</w:t>
+      </w:r>
+    </w:p>
+    <w:p>
+      <w:pPr>
+        <w:pStyle w:val="ListBullet"/>
+        <w:spacing w:after="60"/>
+      </w:pPr>
+      <w:r>
+        <w:t>For bipartite graphs of fixed size (like ours with |V|=7), exhaustive checking is trivial</w:t>
+      </w:r>
+    </w:p>
+    <w:p>
+      <w:pPr>
+        <w:spacing w:after="120"/>
+      </w:pPr>
+      <w:r>
+        <w:rPr>
+          <w:rFonts w:ascii="Calibri" w:hAnsi="Calibri"/>
+          <w:b w:val="0"/>
+          <w:i w:val="0"/>
+          <w:sz w:val="22"/>
+        </w:rPr>
+      </w:r>
+    </w:p>
+    <w:p>
+      <w:pPr>
+        <w:pStyle w:val="Heading2"/>
+      </w:pPr>
+      <w:r>
+        <w:t>Biadjacency Matrices</w:t>
+      </w:r>
+    </w:p>
+    <w:p>
+      <w:pPr>
+        <w:spacing w:after="120"/>
+      </w:pPr>
+      <w:r>
+        <w:rPr>
+          <w:rFonts w:ascii="Calibri" w:hAnsi="Calibri"/>
+          <w:b w:val="0"/>
+          <w:i w:val="0"/>
+          <w:sz w:val="22"/>
+        </w:rPr>
+        <w:t>For a bipartite graph with symptom set S = {s₁, ..., sₘ} and disease set D = {d₁, ..., dₙ}, the biadjacency matrix A is an m × n matrix where:</w:t>
+      </w:r>
+    </w:p>
+    <w:p>
+      <w:pPr>
+        <w:spacing w:after="120"/>
+      </w:pPr>
+      <w:r>
+        <w:rPr>
+          <w:rFonts w:ascii="Calibri" w:hAnsi="Calibri"/>
+          <w:b/>
+          <w:i w:val="0"/>
+          <w:sz w:val="22"/>
+        </w:rPr>
+        <w:t>A[i, j] = 1 if (sᵢ, dⱼ) ∈ E, and 0 otherwise</w:t>
+      </w:r>
+    </w:p>
+    <w:p>
+      <w:pPr>
+        <w:spacing w:after="120"/>
+      </w:pPr>
+      <w:r>
+        <w:rPr>
+          <w:rFonts w:ascii="Calibri" w:hAnsi="Calibri"/>
+          <w:b w:val="0"/>
+          <w:i w:val="0"/>
+          <w:sz w:val="22"/>
+        </w:rPr>
+      </w:r>
+    </w:p>
+    <w:p>
+      <w:pPr>
+        <w:spacing w:after="120"/>
+      </w:pPr>
+      <w:r>
+        <w:rPr>
+          <w:rFonts w:ascii="Calibri" w:hAnsi="Calibri"/>
+          <w:b w:val="0"/>
+          <w:i w:val="0"/>
+          <w:sz w:val="22"/>
+        </w:rPr>
+        <w:t>Key property: if G₂ is obtained from G₁ by reordering symptoms and diseases, then A₂ = P_S · A₁ · P_Dᵀ, where P_S and P_D are permutation matrices for the symptom and disease orderings respectively.</w:t>
+      </w:r>
+    </w:p>
+    <w:p>
+      <w:pPr>
+        <w:pStyle w:val="Heading1"/>
+      </w:pPr>
+      <w:r>
+        <w:t>5. Mathematical Formulation</w:t>
+      </w:r>
+    </w:p>
+    <w:p>
+      <w:pPr>
+        <w:pStyle w:val="Heading2"/>
+      </w:pPr>
+      <w:r>
+        <w:t>Graph Definition</w:t>
+      </w:r>
+    </w:p>
+    <w:p>
+      <w:pPr>
+        <w:spacing w:after="120"/>
+      </w:pPr>
+      <w:r>
+        <w:rPr>
+          <w:rFonts w:ascii="Calibri" w:hAnsi="Calibri"/>
+          <w:b/>
+          <w:i w:val="0"/>
+          <w:sz w:val="22"/>
+        </w:rPr>
+        <w:t>G = (V, E) where:</w:t>
+      </w:r>
+    </w:p>
+    <w:p>
+      <w:pPr>
+        <w:spacing w:after="120"/>
+      </w:pPr>
+      <w:r>
+        <w:rPr>
+          <w:rFonts w:ascii="Calibri" w:hAnsi="Calibri"/>
+          <w:b w:val="0"/>
+          <w:i w:val="0"/>
+          <w:sz w:val="22"/>
+        </w:rPr>
       </w:r>
     </w:p>
     <w:tbl>
@@ -597,85 +1577,86 @@
         <w:tblLook w:firstColumn="1" w:firstRow="1" w:lastColumn="0" w:lastRow="0" w:noHBand="0" w:noVBand="1" w:val="04A0"/>
       </w:tblPr>
       <w:tblGrid>
-        <w:gridCol w:w="2556"/>
-        <w:gridCol w:w="2556"/>
-        <w:gridCol w:w="2556"/>
-        <w:gridCol w:w="2556"/>
+        <w:gridCol w:w="3216"/>
+        <w:gridCol w:w="3216"/>
+        <w:gridCol w:w="3216"/>
       </w:tblGrid>
       <w:tr>
         <w:tc>
           <w:tcPr>
-            <w:tcW w:type="dxa" w:w="2556"/>
-            <w:shd w:val="clear" w:fill="D9E2F3"/>
+            <w:tcW w:type="dxa" w:w="3216"/>
+            <w:shd w:val="clear" w:fill="1282A2"/>
           </w:tcPr>
           <w:p>
             <w:pPr>
               <w:jc w:val="center"/>
             </w:pPr>
-            <w:r/>
+            <w:r>
+              <w:rPr>
+                <w:color w:val="FEFCFB"/>
+              </w:rPr>
+            </w:r>
             <w:r>
               <w:rPr>
                 <w:rFonts w:ascii="Calibri" w:hAnsi="Calibri"/>
                 <w:b/>
+                <w:i w:val="0"/>
+                <w:color w:val="FEFCFB"/>
+                <w:sz w:val="20"/>
               </w:rPr>
-              <w:t>Invariant</w:t>
+              <w:t>Set</w:t>
             </w:r>
           </w:p>
         </w:tc>
         <w:tc>
           <w:tcPr>
-            <w:tcW w:type="dxa" w:w="2556"/>
-            <w:shd w:val="clear" w:fill="D9E2F3"/>
+            <w:tcW w:type="dxa" w:w="3216"/>
+            <w:shd w:val="clear" w:fill="1282A2"/>
           </w:tcPr>
           <w:p>
             <w:pPr>
               <w:jc w:val="center"/>
             </w:pPr>
-            <w:r/>
+            <w:r>
+              <w:rPr>
+                <w:color w:val="FEFCFB"/>
+              </w:rPr>
+            </w:r>
             <w:r>
               <w:rPr>
                 <w:rFonts w:ascii="Calibri" w:hAnsi="Calibri"/>
                 <w:b/>
+                <w:i w:val="0"/>
+                <w:color w:val="FEFCFB"/>
+                <w:sz w:val="20"/>
               </w:rPr>
-              <w:t>Rep.1</w:t>
+              <w:t>Elements</w:t>
             </w:r>
           </w:p>
         </w:tc>
         <w:tc>
           <w:tcPr>
-            <w:tcW w:type="dxa" w:w="2556"/>
-            <w:shd w:val="clear" w:fill="D9E2F3"/>
+            <w:tcW w:type="dxa" w:w="3216"/>
+            <w:shd w:val="clear" w:fill="1282A2"/>
           </w:tcPr>
           <w:p>
             <w:pPr>
               <w:jc w:val="center"/>
             </w:pPr>
-            <w:r/>
+            <w:r>
+              <w:rPr>
+                <w:color w:val="FEFCFB"/>
+              </w:rPr>
+            </w:r>
             <w:r>
               <w:rPr>
                 <w:rFonts w:ascii="Calibri" w:hAnsi="Calibri"/>
                 <w:b/>
+                <w:i w:val="0"/>
+                <w:color w:val="FEFCFB"/>
+                <w:sz w:val="20"/>
               </w:rPr>
-              <w:t>Rep.2</w:t>
-            </w:r>
-          </w:p>
-        </w:tc>
-        <w:tc>
-          <w:tcPr>
-            <w:tcW w:type="dxa" w:w="2556"/>
-            <w:shd w:val="clear" w:fill="D9E2F3"/>
-          </w:tcPr>
-          <w:p>
-            <w:pPr>
-              <w:jc w:val="center"/>
-            </w:pPr>
-            <w:r/>
-            <w:r>
-              <w:rPr>
-                <w:rFonts w:ascii="Calibri" w:hAnsi="Calibri"/>
-                <w:b/>
-              </w:rPr>
-              <w:t>Match</w:t>
+              <w:t>Count</w:t>
             </w:r>
           </w:p>
         </w:tc>
@@ -683,7 +1664,7 @@
       <w:tr>
         <w:tc>
           <w:tcPr>
-            <w:tcW w:type="dxa" w:w="2556"/>
+            <w:tcW w:type="dxa" w:w="3216"/>
           </w:tcPr>
           <w:p>
             <w:pPr>
@@ -694,14 +1675,16 @@
               <w:rPr>
                 <w:rFonts w:ascii="Calibri" w:hAnsi="Calibri"/>
                 <w:b w:val="0"/>
+                <w:i w:val="0"/>
+                <w:sz w:val="20"/>
               </w:rPr>
-              <w:t>Vertices |V|</w:t>
+              <w:t>V (vertices)</w:t>
             </w:r>
           </w:p>
         </w:tc>
         <w:tc>
           <w:tcPr>
-            <w:tcW w:type="dxa" w:w="2556"/>
+            <w:tcW w:type="dxa" w:w="3216"/>
           </w:tcPr>
           <w:p>
             <w:pPr>
@@ -712,14 +1695,16 @@
               <w:rPr>
                 <w:rFonts w:ascii="Calibri" w:hAnsi="Calibri"/>
                 <w:b w:val="0"/>
+                <w:i w:val="0"/>
+                <w:sz w:val="20"/>
               </w:rPr>
-              <w:t>7</w:t>
+              <w:t>S ∪ D</w:t>
             </w:r>
           </w:p>
         </w:tc>
         <w:tc>
           <w:tcPr>
-            <w:tcW w:type="dxa" w:w="2556"/>
+            <w:tcW w:type="dxa" w:w="3216"/>
           </w:tcPr>
           <w:p>
             <w:pPr>
@@ -730,14 +1715,19 @@
               <w:rPr>
                 <w:rFonts w:ascii="Calibri" w:hAnsi="Calibri"/>
                 <w:b w:val="0"/>
+                <w:i w:val="0"/>
+                <w:sz w:val="20"/>
               </w:rPr>
-              <w:t>7</w:t>
+              <w:t>|V| = 7</w:t>
             </w:r>
           </w:p>
         </w:tc>
+      </w:tr>
+      <w:tr>
         <w:tc>
           <w:tcPr>
-            <w:tcW w:type="dxa" w:w="2556"/>
+            <w:tcW w:type="dxa" w:w="3216"/>
+            <w:shd w:val="clear" w:fill="F0F4F8"/>
           </w:tcPr>
           <w:p>
             <w:pPr>
@@ -748,16 +1738,17 @@
               <w:rPr>
                 <w:rFonts w:ascii="Calibri" w:hAnsi="Calibri"/>
                 <w:b w:val="0"/>
+                <w:i w:val="0"/>
+                <w:sz w:val="20"/>
               </w:rPr>
-              <w:t>✓</w:t>
+              <w:t>S (symptoms)</w:t>
             </w:r>
           </w:p>
         </w:tc>
-      </w:tr>
-      <w:tr>
         <w:tc>
           <w:tcPr>
-            <w:tcW w:type="dxa" w:w="2556"/>
+            <w:tcW w:type="dxa" w:w="3216"/>
+            <w:shd w:val="clear" w:fill="F0F4F8"/>
           </w:tcPr>
           <w:p>
             <w:pPr>
@@ -768,14 +1759,17 @@
               <w:rPr>
                 <w:rFonts w:ascii="Calibri" w:hAnsi="Calibri"/>
                 <w:b w:val="0"/>
+                <w:i w:val="0"/>
+                <w:sz w:val="20"/>
               </w:rPr>
-              <w:t>Edges |E|</w:t>
+              <w:t>{S₁ Fever, S₂ Cough, S₃ Rash, S₄ Fatigue}</w:t>
             </w:r>
           </w:p>
         </w:tc>
         <w:tc>
           <w:tcPr>
-            <w:tcW w:type="dxa" w:w="2556"/>
+            <w:tcW w:type="dxa" w:w="3216"/>
+            <w:shd w:val="clear" w:fill="F0F4F8"/>
           </w:tcPr>
           <w:p>
             <w:pPr>
@@ -786,14 +1780,18 @@
               <w:rPr>
                 <w:rFonts w:ascii="Calibri" w:hAnsi="Calibri"/>
                 <w:b w:val="0"/>
+                <w:i w:val="0"/>
+                <w:sz w:val="20"/>
               </w:rPr>
-              <w:t>6</w:t>
+              <w:t>|S| = 4</w:t>
             </w:r>
           </w:p>
         </w:tc>
+      </w:tr>
+      <w:tr>
         <w:tc>
           <w:tcPr>
-            <w:tcW w:type="dxa" w:w="2556"/>
+            <w:tcW w:type="dxa" w:w="3216"/>
           </w:tcPr>
           <w:p>
             <w:pPr>
@@ -804,14 +1802,16 @@
               <w:rPr>
                 <w:rFonts w:ascii="Calibri" w:hAnsi="Calibri"/>
                 <w:b w:val="0"/>
+                <w:i w:val="0"/>
+                <w:sz w:val="20"/>
               </w:rPr>
-              <w:t>6</w:t>
+              <w:t>D (diseases)</w:t>
             </w:r>
           </w:p>
         </w:tc>
         <w:tc>
           <w:tcPr>
-            <w:tcW w:type="dxa" w:w="2556"/>
+            <w:tcW w:type="dxa" w:w="3216"/>
           </w:tcPr>
           <w:p>
             <w:pPr>
@@ -822,16 +1822,16 @@
               <w:rPr>
                 <w:rFonts w:ascii="Calibri" w:hAnsi="Calibri"/>
                 <w:b w:val="0"/>
+                <w:i w:val="0"/>
+                <w:sz w:val="20"/>
               </w:rPr>
-              <w:t>✓</w:t>
+              <w:t>{D₁ Influenza, D₂ Measles, D₃ Anemia}</w:t>
             </w:r>
           </w:p>
         </w:tc>
-      </w:tr>
-      <w:tr>
         <w:tc>
           <w:tcPr>
-            <w:tcW w:type="dxa" w:w="2556"/>
+            <w:tcW w:type="dxa" w:w="3216"/>
           </w:tcPr>
           <w:p>
             <w:pPr>
@@ -842,14 +1842,19 @@
               <w:rPr>
                 <w:rFonts w:ascii="Calibri" w:hAnsi="Calibri"/>
                 <w:b w:val="0"/>
+                <w:i w:val="0"/>
+                <w:sz w:val="20"/>
               </w:rPr>
-              <w:t>Degree sequence</w:t>
+              <w:t>|D| = 3</w:t>
             </w:r>
           </w:p>
         </w:tc>
+      </w:tr>
+      <w:tr>
         <w:tc>
           <w:tcPr>
-            <w:tcW w:type="dxa" w:w="2556"/>
+            <w:tcW w:type="dxa" w:w="3216"/>
+            <w:shd w:val="clear" w:fill="F0F4F8"/>
           </w:tcPr>
           <w:p>
             <w:pPr>
@@ -860,14 +1865,17 @@
               <w:rPr>
                 <w:rFonts w:ascii="Calibri" w:hAnsi="Calibri"/>
                 <w:b w:val="0"/>
+                <w:i w:val="0"/>
+                <w:sz w:val="20"/>
               </w:rPr>
-              <w:t>(3,2,2,2,1,1,1)</w:t>
+              <w:t>E (edges)</w:t>
             </w:r>
           </w:p>
         </w:tc>
         <w:tc>
           <w:tcPr>
-            <w:tcW w:type="dxa" w:w="2556"/>
+            <w:tcW w:type="dxa" w:w="3216"/>
+            <w:shd w:val="clear" w:fill="F0F4F8"/>
           </w:tcPr>
           <w:p>
             <w:pPr>
@@ -878,14 +1886,17 @@
               <w:rPr>
                 <w:rFonts w:ascii="Calibri" w:hAnsi="Calibri"/>
                 <w:b w:val="0"/>
+                <w:i w:val="0"/>
+                <w:sz w:val="20"/>
               </w:rPr>
-              <w:t>(3,2,2,2,1,1,1)</w:t>
+              <w:t>{(S₁,D₁), (S₁,D₂), (S₂,D₁), (S₃,D₂), (S₄,D₁), (S₄,D₃)}</w:t>
             </w:r>
           </w:p>
         </w:tc>
         <w:tc>
           <w:tcPr>
-            <w:tcW w:type="dxa" w:w="2556"/>
+            <w:tcW w:type="dxa" w:w="3216"/>
+            <w:shd w:val="clear" w:fill="F0F4F8"/>
           </w:tcPr>
           <w:p>
             <w:pPr>
@@ -896,8 +1907,164 @@
               <w:rPr>
                 <w:rFonts w:ascii="Calibri" w:hAnsi="Calibri"/>
                 <w:b w:val="0"/>
+                <w:i w:val="0"/>
+                <w:sz w:val="20"/>
               </w:rPr>
-              <w:t>✓</w:t>
+              <w:t>|E| = 6</w:t>
+            </w:r>
+          </w:p>
+        </w:tc>
+      </w:tr>
+    </w:tbl>
+    <w:p>
+      <w:pPr>
+        <w:jc w:val="center"/>
+      </w:pPr>
+      <w:r>
+        <w:rPr>
+          <w:i/>
+          <w:color w:val="5A5A5A"/>
+          <w:sz w:val="18"/>
+        </w:rPr>
+        <w:t>Table 3: Formal definition of the knowledge graph G.</w:t>
+      </w:r>
+    </w:p>
+    <w:p>
+      <w:pPr>
+        <w:spacing w:after="120"/>
+      </w:pPr>
+      <w:r>
+        <w:rPr>
+          <w:rFonts w:ascii="Calibri" w:hAnsi="Calibri"/>
+          <w:b w:val="0"/>
+          <w:i w:val="0"/>
+          <w:sz w:val="22"/>
+        </w:rPr>
+      </w:r>
+    </w:p>
+    <w:p>
+      <w:pPr>
+        <w:pStyle w:val="Heading2"/>
+      </w:pPr>
+      <w:r>
+        <w:t>Vertex Degrees</w:t>
+      </w:r>
+    </w:p>
+    <w:tbl>
+      <w:tblPr>
+        <w:tblStyle w:val="TableGrid"/>
+        <w:tblW w:type="auto" w:w="0"/>
+        <w:jc w:val="center"/>
+        <w:tblLook w:firstColumn="1" w:firstRow="1" w:lastColumn="0" w:lastRow="0" w:noHBand="0" w:noVBand="1" w:val="04A0"/>
+      </w:tblPr>
+      <w:tblGrid>
+        <w:gridCol w:w="2412"/>
+        <w:gridCol w:w="2412"/>
+        <w:gridCol w:w="2412"/>
+        <w:gridCol w:w="2412"/>
+      </w:tblGrid>
+      <w:tr>
+        <w:tc>
+          <w:tcPr>
+            <w:tcW w:type="dxa" w:w="2412"/>
+            <w:shd w:val="clear" w:fill="1282A2"/>
+          </w:tcPr>
+          <w:p>
+            <w:pPr>
+              <w:jc w:val="center"/>
+            </w:pPr>
+            <w:r>
+              <w:rPr>
+                <w:color w:val="FEFCFB"/>
+              </w:rPr>
+            </w:r>
+            <w:r>
+              <w:rPr>
+                <w:rFonts w:ascii="Calibri" w:hAnsi="Calibri"/>
+                <w:b/>
+                <w:i w:val="0"/>
+                <w:color w:val="FEFCFB"/>
+                <w:sz w:val="20"/>
+              </w:rPr>
+              <w:t>Vertex</w:t>
+            </w:r>
+          </w:p>
+        </w:tc>
+        <w:tc>
+          <w:tcPr>
+            <w:tcW w:type="dxa" w:w="2412"/>
+            <w:shd w:val="clear" w:fill="1282A2"/>
+          </w:tcPr>
+          <w:p>
+            <w:pPr>
+              <w:jc w:val="center"/>
+            </w:pPr>
+            <w:r>
+              <w:rPr>
+                <w:color w:val="FEFCFB"/>
+              </w:rPr>
+            </w:r>
+            <w:r>
+              <w:rPr>
+                <w:rFonts w:ascii="Calibri" w:hAnsi="Calibri"/>
+                <w:b/>
+                <w:i w:val="0"/>
+                <w:color w:val="FEFCFB"/>
+                <w:sz w:val="20"/>
+              </w:rPr>
+              <w:t>Type</w:t>
+            </w:r>
+          </w:p>
+        </w:tc>
+        <w:tc>
+          <w:tcPr>
+            <w:tcW w:type="dxa" w:w="2412"/>
+            <w:shd w:val="clear" w:fill="1282A2"/>
+          </w:tcPr>
+          <w:p>
+            <w:pPr>
+              <w:jc w:val="center"/>
+            </w:pPr>
+            <w:r>
+              <w:rPr>
+                <w:color w:val="FEFCFB"/>
+              </w:rPr>
+            </w:r>
+            <w:r>
+              <w:rPr>
+                <w:rFonts w:ascii="Calibri" w:hAnsi="Calibri"/>
+                <w:b/>
+                <w:i w:val="0"/>
+                <w:color w:val="FEFCFB"/>
+                <w:sz w:val="20"/>
+              </w:rPr>
+              <w:t>Incident Edges</w:t>
+            </w:r>
+          </w:p>
+        </w:tc>
+        <w:tc>
+          <w:tcPr>
+            <w:tcW w:type="dxa" w:w="2412"/>
+            <w:shd w:val="clear" w:fill="1282A2"/>
+          </w:tcPr>
+          <w:p>
+            <w:pPr>
+              <w:jc w:val="center"/>
+            </w:pPr>
+            <w:r>
+              <w:rPr>
+                <w:color w:val="FEFCFB"/>
+              </w:rPr>
+            </w:r>
+            <w:r>
+              <w:rPr>
+                <w:rFonts w:ascii="Calibri" w:hAnsi="Calibri"/>
+                <w:b/>
+                <w:i w:val="0"/>
+                <w:color w:val="FEFCFB"/>
+                <w:sz w:val="20"/>
+              </w:rPr>
+              <w:t>Degree</w:t>
             </w:r>
           </w:p>
         </w:tc>
@@ -905,7 +2072,7 @@
       <w:tr>
         <w:tc>
           <w:tcPr>
-            <w:tcW w:type="dxa" w:w="2556"/>
+            <w:tcW w:type="dxa" w:w="2412"/>
           </w:tcPr>
           <w:p>
             <w:pPr>
@@ -916,14 +2083,16 @@
               <w:rPr>
                 <w:rFonts w:ascii="Calibri" w:hAnsi="Calibri"/>
                 <w:b w:val="0"/>
+                <w:i w:val="0"/>
+                <w:sz w:val="20"/>
               </w:rPr>
-              <w:t>Bipartite</w:t>
+              <w:t>S₁ (Fever)</w:t>
             </w:r>
           </w:p>
         </w:tc>
         <w:tc>
           <w:tcPr>
-            <w:tcW w:type="dxa" w:w="2556"/>
+            <w:tcW w:type="dxa" w:w="2412"/>
           </w:tcPr>
           <w:p>
             <w:pPr>
@@ -934,14 +2103,16 @@
               <w:rPr>
                 <w:rFonts w:ascii="Calibri" w:hAnsi="Calibri"/>
                 <w:b w:val="0"/>
+                <w:i w:val="0"/>
+                <w:sz w:val="20"/>
               </w:rPr>
-              <w:t>yes</w:t>
+              <w:t>Symptom</w:t>
             </w:r>
           </w:p>
         </w:tc>
         <w:tc>
           <w:tcPr>
-            <w:tcW w:type="dxa" w:w="2556"/>
+            <w:tcW w:type="dxa" w:w="2412"/>
           </w:tcPr>
           <w:p>
             <w:pPr>
@@ -952,14 +2123,16 @@
               <w:rPr>
                 <w:rFonts w:ascii="Calibri" w:hAnsi="Calibri"/>
                 <w:b w:val="0"/>
+                <w:i w:val="0"/>
+                <w:sz w:val="20"/>
               </w:rPr>
-              <w:t>yes</w:t>
+              <w:t>S₁-D₁, S₁-D₂</w:t>
             </w:r>
           </w:p>
         </w:tc>
         <w:tc>
           <w:tcPr>
-            <w:tcW w:type="dxa" w:w="2556"/>
+            <w:tcW w:type="dxa" w:w="2412"/>
           </w:tcPr>
           <w:p>
             <w:pPr>
@@ -970,50 +2143,519 @@
               <w:rPr>
                 <w:rFonts w:ascii="Calibri" w:hAnsi="Calibri"/>
                 <w:b w:val="0"/>
+                <w:i w:val="0"/>
+                <w:sz w:val="20"/>
               </w:rPr>
-              <w:t>✓</w:t>
+              <w:t>2</w:t>
+            </w:r>
+          </w:p>
+        </w:tc>
+      </w:tr>
+      <w:tr>
+        <w:tc>
+          <w:tcPr>
+            <w:tcW w:type="dxa" w:w="2412"/>
+            <w:shd w:val="clear" w:fill="F0F4F8"/>
+          </w:tcPr>
+          <w:p>
+            <w:pPr>
+              <w:jc w:val="center"/>
+            </w:pPr>
+            <w:r/>
+            <w:r>
+              <w:rPr>
+                <w:rFonts w:ascii="Calibri" w:hAnsi="Calibri"/>
+                <w:b w:val="0"/>
+                <w:i w:val="0"/>
+                <w:sz w:val="20"/>
+              </w:rPr>
+              <w:t>S₂ (Cough)</w:t>
+            </w:r>
+          </w:p>
+        </w:tc>
+        <w:tc>
+          <w:tcPr>
+            <w:tcW w:type="dxa" w:w="2412"/>
+            <w:shd w:val="clear" w:fill="F0F4F8"/>
+          </w:tcPr>
+          <w:p>
+            <w:pPr>
+              <w:jc w:val="center"/>
+            </w:pPr>
+            <w:r/>
+            <w:r>
+              <w:rPr>
+                <w:rFonts w:ascii="Calibri" w:hAnsi="Calibri"/>
+                <w:b w:val="0"/>
+                <w:i w:val="0"/>
+                <w:sz w:val="20"/>
+              </w:rPr>
+              <w:t>Symptom</w:t>
+            </w:r>
+          </w:p>
+        </w:tc>
+        <w:tc>
+          <w:tcPr>
+            <w:tcW w:type="dxa" w:w="2412"/>
+            <w:shd w:val="clear" w:fill="F0F4F8"/>
+          </w:tcPr>
+          <w:p>
+            <w:pPr>
+              <w:jc w:val="center"/>
+            </w:pPr>
+            <w:r/>
+            <w:r>
+              <w:rPr>
+                <w:rFonts w:ascii="Calibri" w:hAnsi="Calibri"/>
+                <w:b w:val="0"/>
+                <w:i w:val="0"/>
+                <w:sz w:val="20"/>
+              </w:rPr>
+              <w:t>S₂-D₁</w:t>
+            </w:r>
+          </w:p>
+        </w:tc>
+        <w:tc>
+          <w:tcPr>
+            <w:tcW w:type="dxa" w:w="2412"/>
+            <w:shd w:val="clear" w:fill="F0F4F8"/>
+          </w:tcPr>
+          <w:p>
+            <w:pPr>
+              <w:jc w:val="center"/>
+            </w:pPr>
+            <w:r/>
+            <w:r>
+              <w:rPr>
+                <w:rFonts w:ascii="Calibri" w:hAnsi="Calibri"/>
+                <w:b w:val="0"/>
+                <w:i w:val="0"/>
+                <w:sz w:val="20"/>
+              </w:rPr>
+              <w:t>1</w:t>
+            </w:r>
+          </w:p>
+        </w:tc>
+      </w:tr>
+      <w:tr>
+        <w:tc>
+          <w:tcPr>
+            <w:tcW w:type="dxa" w:w="2412"/>
+          </w:tcPr>
+          <w:p>
+            <w:pPr>
+              <w:jc w:val="center"/>
+            </w:pPr>
+            <w:r/>
+            <w:r>
+              <w:rPr>
+                <w:rFonts w:ascii="Calibri" w:hAnsi="Calibri"/>
+                <w:b w:val="0"/>
+                <w:i w:val="0"/>
+                <w:sz w:val="20"/>
+              </w:rPr>
+              <w:t>S₃ (Rash)</w:t>
+            </w:r>
+          </w:p>
+        </w:tc>
+        <w:tc>
+          <w:tcPr>
+            <w:tcW w:type="dxa" w:w="2412"/>
+          </w:tcPr>
+          <w:p>
+            <w:pPr>
+              <w:jc w:val="center"/>
+            </w:pPr>
+            <w:r/>
+            <w:r>
+              <w:rPr>
+                <w:rFonts w:ascii="Calibri" w:hAnsi="Calibri"/>
+                <w:b w:val="0"/>
+                <w:i w:val="0"/>
+                <w:sz w:val="20"/>
+              </w:rPr>
+              <w:t>Symptom</w:t>
+            </w:r>
+          </w:p>
+        </w:tc>
+        <w:tc>
+          <w:tcPr>
+            <w:tcW w:type="dxa" w:w="2412"/>
+          </w:tcPr>
+          <w:p>
+            <w:pPr>
+              <w:jc w:val="center"/>
+            </w:pPr>
+            <w:r/>
+            <w:r>
+              <w:rPr>
+                <w:rFonts w:ascii="Calibri" w:hAnsi="Calibri"/>
+                <w:b w:val="0"/>
+                <w:i w:val="0"/>
+                <w:sz w:val="20"/>
+              </w:rPr>
+              <w:t>S₃-D₂</w:t>
+            </w:r>
+          </w:p>
+        </w:tc>
+        <w:tc>
+          <w:tcPr>
+            <w:tcW w:type="dxa" w:w="2412"/>
+          </w:tcPr>
+          <w:p>
+            <w:pPr>
+              <w:jc w:val="center"/>
+            </w:pPr>
+            <w:r/>
+            <w:r>
+              <w:rPr>
+                <w:rFonts w:ascii="Calibri" w:hAnsi="Calibri"/>
+                <w:b w:val="0"/>
+                <w:i w:val="0"/>
+                <w:sz w:val="20"/>
+              </w:rPr>
+              <w:t>1</w:t>
+            </w:r>
+          </w:p>
+        </w:tc>
+      </w:tr>
+      <w:tr>
+        <w:tc>
+          <w:tcPr>
+            <w:tcW w:type="dxa" w:w="2412"/>
+            <w:shd w:val="clear" w:fill="F0F4F8"/>
+          </w:tcPr>
+          <w:p>
+            <w:pPr>
+              <w:jc w:val="center"/>
+            </w:pPr>
+            <w:r/>
+            <w:r>
+              <w:rPr>
+                <w:rFonts w:ascii="Calibri" w:hAnsi="Calibri"/>
+                <w:b w:val="0"/>
+                <w:i w:val="0"/>
+                <w:sz w:val="20"/>
+              </w:rPr>
+              <w:t>S₄ (Fatigue)</w:t>
+            </w:r>
+          </w:p>
+        </w:tc>
+        <w:tc>
+          <w:tcPr>
+            <w:tcW w:type="dxa" w:w="2412"/>
+            <w:shd w:val="clear" w:fill="F0F4F8"/>
+          </w:tcPr>
+          <w:p>
+            <w:pPr>
+              <w:jc w:val="center"/>
+            </w:pPr>
+            <w:r/>
+            <w:r>
+              <w:rPr>
+                <w:rFonts w:ascii="Calibri" w:hAnsi="Calibri"/>
+                <w:b w:val="0"/>
+                <w:i w:val="0"/>
+                <w:sz w:val="20"/>
+              </w:rPr>
+              <w:t>Symptom</w:t>
+            </w:r>
+          </w:p>
+        </w:tc>
+        <w:tc>
+          <w:tcPr>
+            <w:tcW w:type="dxa" w:w="2412"/>
+            <w:shd w:val="clear" w:fill="F0F4F8"/>
+          </w:tcPr>
+          <w:p>
+            <w:pPr>
+              <w:jc w:val="center"/>
+            </w:pPr>
+            <w:r/>
+            <w:r>
+              <w:rPr>
+                <w:rFonts w:ascii="Calibri" w:hAnsi="Calibri"/>
+                <w:b w:val="0"/>
+                <w:i w:val="0"/>
+                <w:sz w:val="20"/>
+              </w:rPr>
+              <w:t>S₄-D₁, S₄-D₃</w:t>
+            </w:r>
+          </w:p>
+        </w:tc>
+        <w:tc>
+          <w:tcPr>
+            <w:tcW w:type="dxa" w:w="2412"/>
+            <w:shd w:val="clear" w:fill="F0F4F8"/>
+          </w:tcPr>
+          <w:p>
+            <w:pPr>
+              <w:jc w:val="center"/>
+            </w:pPr>
+            <w:r/>
+            <w:r>
+              <w:rPr>
+                <w:rFonts w:ascii="Calibri" w:hAnsi="Calibri"/>
+                <w:b w:val="0"/>
+                <w:i w:val="0"/>
+                <w:sz w:val="20"/>
+              </w:rPr>
+              <w:t>2</w:t>
+            </w:r>
+          </w:p>
+        </w:tc>
+      </w:tr>
+      <w:tr>
+        <w:tc>
+          <w:tcPr>
+            <w:tcW w:type="dxa" w:w="2412"/>
+          </w:tcPr>
+          <w:p>
+            <w:pPr>
+              <w:jc w:val="center"/>
+            </w:pPr>
+            <w:r/>
+            <w:r>
+              <w:rPr>
+                <w:rFonts w:ascii="Calibri" w:hAnsi="Calibri"/>
+                <w:b w:val="0"/>
+                <w:i w:val="0"/>
+                <w:sz w:val="20"/>
+              </w:rPr>
+              <w:t>D₁ (Influenza)</w:t>
+            </w:r>
+          </w:p>
+        </w:tc>
+        <w:tc>
+          <w:tcPr>
+            <w:tcW w:type="dxa" w:w="2412"/>
+          </w:tcPr>
+          <w:p>
+            <w:pPr>
+              <w:jc w:val="center"/>
+            </w:pPr>
+            <w:r/>
+            <w:r>
+              <w:rPr>
+                <w:rFonts w:ascii="Calibri" w:hAnsi="Calibri"/>
+                <w:b w:val="0"/>
+                <w:i w:val="0"/>
+                <w:sz w:val="20"/>
+              </w:rPr>
+              <w:t>Disease</w:t>
+            </w:r>
+          </w:p>
+        </w:tc>
+        <w:tc>
+          <w:tcPr>
+            <w:tcW w:type="dxa" w:w="2412"/>
+          </w:tcPr>
+          <w:p>
+            <w:pPr>
+              <w:jc w:val="center"/>
+            </w:pPr>
+            <w:r/>
+            <w:r>
+              <w:rPr>
+                <w:rFonts w:ascii="Calibri" w:hAnsi="Calibri"/>
+                <w:b w:val="0"/>
+                <w:i w:val="0"/>
+                <w:sz w:val="20"/>
+              </w:rPr>
+              <w:t>S₁-D₁, S₂-D₁, S₄-D₁</w:t>
+            </w:r>
+          </w:p>
+        </w:tc>
+        <w:tc>
+          <w:tcPr>
+            <w:tcW w:type="dxa" w:w="2412"/>
+          </w:tcPr>
+          <w:p>
+            <w:pPr>
+              <w:jc w:val="center"/>
+            </w:pPr>
+            <w:r/>
+            <w:r>
+              <w:rPr>
+                <w:rFonts w:ascii="Calibri" w:hAnsi="Calibri"/>
+                <w:b w:val="0"/>
+                <w:i w:val="0"/>
+                <w:sz w:val="20"/>
+              </w:rPr>
+              <w:t>3</w:t>
+            </w:r>
+          </w:p>
+        </w:tc>
+      </w:tr>
+      <w:tr>
+        <w:tc>
+          <w:tcPr>
+            <w:tcW w:type="dxa" w:w="2412"/>
+            <w:shd w:val="clear" w:fill="F0F4F8"/>
+          </w:tcPr>
+          <w:p>
+            <w:pPr>
+              <w:jc w:val="center"/>
+            </w:pPr>
+            <w:r/>
+            <w:r>
+              <w:rPr>
+                <w:rFonts w:ascii="Calibri" w:hAnsi="Calibri"/>
+                <w:b w:val="0"/>
+                <w:i w:val="0"/>
+                <w:sz w:val="20"/>
+              </w:rPr>
+              <w:t>D₂ (Measles)</w:t>
+            </w:r>
+          </w:p>
+        </w:tc>
+        <w:tc>
+          <w:tcPr>
+            <w:tcW w:type="dxa" w:w="2412"/>
+            <w:shd w:val="clear" w:fill="F0F4F8"/>
+          </w:tcPr>
+          <w:p>
+            <w:pPr>
+              <w:jc w:val="center"/>
+            </w:pPr>
+            <w:r/>
+            <w:r>
+              <w:rPr>
+                <w:rFonts w:ascii="Calibri" w:hAnsi="Calibri"/>
+                <w:b w:val="0"/>
+                <w:i w:val="0"/>
+                <w:sz w:val="20"/>
+              </w:rPr>
+              <w:t>Disease</w:t>
+            </w:r>
+          </w:p>
+        </w:tc>
+        <w:tc>
+          <w:tcPr>
+            <w:tcW w:type="dxa" w:w="2412"/>
+            <w:shd w:val="clear" w:fill="F0F4F8"/>
+          </w:tcPr>
+          <w:p>
+            <w:pPr>
+              <w:jc w:val="center"/>
+            </w:pPr>
+            <w:r/>
+            <w:r>
+              <w:rPr>
+                <w:rFonts w:ascii="Calibri" w:hAnsi="Calibri"/>
+                <w:b w:val="0"/>
+                <w:i w:val="0"/>
+                <w:sz w:val="20"/>
+              </w:rPr>
+              <w:t>S₁-D₂, S₃-D₂</w:t>
+            </w:r>
+          </w:p>
+        </w:tc>
+        <w:tc>
+          <w:tcPr>
+            <w:tcW w:type="dxa" w:w="2412"/>
+            <w:shd w:val="clear" w:fill="F0F4F8"/>
+          </w:tcPr>
+          <w:p>
+            <w:pPr>
+              <w:jc w:val="center"/>
+            </w:pPr>
+            <w:r/>
+            <w:r>
+              <w:rPr>
+                <w:rFonts w:ascii="Calibri" w:hAnsi="Calibri"/>
+                <w:b w:val="0"/>
+                <w:i w:val="0"/>
+                <w:sz w:val="20"/>
+              </w:rPr>
+              <w:t>2</w:t>
+            </w:r>
+          </w:p>
+        </w:tc>
+      </w:tr>
+      <w:tr>
+        <w:tc>
+          <w:tcPr>
+            <w:tcW w:type="dxa" w:w="2412"/>
+          </w:tcPr>
+          <w:p>
+            <w:pPr>
+              <w:jc w:val="center"/>
+            </w:pPr>
+            <w:r/>
+            <w:r>
+              <w:rPr>
+                <w:rFonts w:ascii="Calibri" w:hAnsi="Calibri"/>
+                <w:b w:val="0"/>
+                <w:i w:val="0"/>
+                <w:sz w:val="20"/>
+              </w:rPr>
+              <w:t>D₃ (Anemia)</w:t>
+            </w:r>
+          </w:p>
+        </w:tc>
+        <w:tc>
+          <w:tcPr>
+            <w:tcW w:type="dxa" w:w="2412"/>
+          </w:tcPr>
+          <w:p>
+            <w:pPr>
+              <w:jc w:val="center"/>
+            </w:pPr>
+            <w:r/>
+            <w:r>
+              <w:rPr>
+                <w:rFonts w:ascii="Calibri" w:hAnsi="Calibri"/>
+                <w:b w:val="0"/>
+                <w:i w:val="0"/>
+                <w:sz w:val="20"/>
+              </w:rPr>
+              <w:t>Disease</w:t>
+            </w:r>
+          </w:p>
+        </w:tc>
+        <w:tc>
+          <w:tcPr>
+            <w:tcW w:type="dxa" w:w="2412"/>
+          </w:tcPr>
+          <w:p>
+            <w:pPr>
+              <w:jc w:val="center"/>
+            </w:pPr>
+            <w:r/>
+            <w:r>
+              <w:rPr>
+                <w:rFonts w:ascii="Calibri" w:hAnsi="Calibri"/>
+                <w:b w:val="0"/>
+                <w:i w:val="0"/>
+                <w:sz w:val="20"/>
+              </w:rPr>
+              <w:t>S₄-D₃</w:t>
+            </w:r>
+          </w:p>
+        </w:tc>
+        <w:tc>
+          <w:tcPr>
+            <w:tcW w:type="dxa" w:w="2412"/>
+          </w:tcPr>
+          <w:p>
+            <w:pPr>
+              <w:jc w:val="center"/>
+            </w:pPr>
+            <w:r/>
+            <w:r>
+              <w:rPr>
+                <w:rFonts w:ascii="Calibri" w:hAnsi="Calibri"/>
+                <w:b w:val="0"/>
+                <w:i w:val="0"/>
+                <w:sz w:val="20"/>
+              </w:rPr>
+              <w:t>1</w:t>
             </w:r>
           </w:p>
         </w:tc>
       </w:tr>
     </w:tbl>
-    <w:p/>
-    <w:p>
-      <w:r>
-        <w:drawing>
-          <wp:inline xmlns:a="http://schemas.openxmlformats.org/drawingml/2006/main" xmlns:pic="http://schemas.openxmlformats.org/drawingml/2006/picture">
-            <wp:extent cx="5303520" cy="3598817"/>
-            <wp:docPr id="1" name="Picture 1"/>
-            <wp:cNvGraphicFramePr>
-              <a:graphicFrameLocks noChangeAspect="1"/>
-            </wp:cNvGraphicFramePr>
-            <a:graphic>
-              <a:graphicData uri="http://schemas.openxmlformats.org/drawingml/2006/picture">
-                <pic:pic>
-                  <pic:nvPicPr>
-                    <pic:cNvPr id="0" name="rep1_bipartite.png"/>
-                    <pic:cNvPicPr/>
-                  </pic:nvPicPr>
-                  <pic:blipFill>
-                    <a:blip r:embed="rId9"/>
-                    <a:stretch>
-                      <a:fillRect/>
-                    </a:stretch>
-                  </pic:blipFill>
-                  <pic:spPr>
-                    <a:xfrm>
-                      <a:off x="0" y="0"/>
-                      <a:ext cx="5303520" cy="3598817"/>
-                    </a:xfrm>
-                    <a:prstGeom prst="rect"/>
-                  </pic:spPr>
-                </pic:pic>
-              </a:graphicData>
-            </a:graphic>
-          </wp:inline>
-        </w:drawing>
-      </w:r>
-    </w:p>
     <w:p>
       <w:pPr>
         <w:jc w:val="center"/>
@@ -1024,65 +2666,83 @@
           <w:color w:val="5A5A5A"/>
           <w:sz w:val="18"/>
         </w:rPr>
-        <w:t>Figure 1 — Bipartite layout: symptoms left, diseases right.</w:t>
+        <w:t>Table 4: Degree sequence for all vertices.</w:t>
       </w:r>
     </w:p>
     <w:p>
+      <w:pPr>
+        <w:spacing w:after="120"/>
+      </w:pPr>
       <w:r>
-        <w:drawing>
-          <wp:inline xmlns:a="http://schemas.openxmlformats.org/drawingml/2006/main" xmlns:pic="http://schemas.openxmlformats.org/drawingml/2006/picture">
-            <wp:extent cx="5303520" cy="3598817"/>
-            <wp:docPr id="2" name="Picture 2"/>
-            <wp:cNvGraphicFramePr>
-              <a:graphicFrameLocks noChangeAspect="1"/>
-            </wp:cNvGraphicFramePr>
-            <a:graphic>
-              <a:graphicData uri="http://schemas.openxmlformats.org/drawingml/2006/picture">
-                <pic:pic>
-                  <pic:nvPicPr>
-                    <pic:cNvPr id="0" name="rep2_circular.png"/>
-                    <pic:cNvPicPr/>
-                  </pic:nvPicPr>
-                  <pic:blipFill>
-                    <a:blip r:embed="rId10"/>
-                    <a:stretch>
-                      <a:fillRect/>
-                    </a:stretch>
-                  </pic:blipFill>
-                  <pic:spPr>
-                    <a:xfrm>
-                      <a:off x="0" y="0"/>
-                      <a:ext cx="5303520" cy="3598817"/>
-                    </a:xfrm>
-                    <a:prstGeom prst="rect"/>
-                  </pic:spPr>
-                </pic:pic>
-              </a:graphicData>
-            </a:graphic>
-          </wp:inline>
-        </w:drawing>
+        <w:rPr>
+          <w:rFonts w:ascii="Calibri" w:hAnsi="Calibri"/>
+          <w:b w:val="0"/>
+          <w:i w:val="0"/>
+          <w:sz w:val="22"/>
+        </w:rPr>
       </w:r>
     </w:p>
     <w:p>
       <w:pPr>
-        <w:jc w:val="center"/>
+        <w:spacing w:after="120"/>
       </w:pPr>
       <w:r>
         <w:rPr>
-          <w:i/>
-          <w:color w:val="5A5A5A"/>
-          <w:sz w:val="18"/>
+          <w:rFonts w:ascii="Calibri" w:hAnsi="Calibri"/>
+          <w:b/>
+          <w:i w:val="0"/>
+          <w:sz w:val="22"/>
         </w:rPr>
-        <w:t>Figure 2 — Same network, circular scrambled layout. Only coordinates changed.</w:t>
+        <w:t>Degree sequence (sorted): (3, 2, 2, 2, 1, 1, 1)</w:t>
       </w:r>
     </w:p>
     <w:p>
+      <w:pPr>
+        <w:spacing w:after="120"/>
+      </w:pPr>
       <w:r>
         <w:rPr>
+          <w:rFonts w:ascii="Calibri" w:hAnsi="Calibri"/>
           <w:b w:val="0"/>
           <w:i w:val="0"/>
+          <w:sz w:val="22"/>
         </w:rPr>
-        <w:t>Biadjacency matrices:</w:t>
+        <w:t>Handshake lemma check: Σ deg(v) = 2+1+1+2+3+2+1 = 12 = 2 × 6 = 2|E| ✓</w:t>
+      </w:r>
+    </w:p>
+    <w:p>
+      <w:pPr>
+        <w:spacing w:after="120"/>
+      </w:pPr>
+      <w:r>
+        <w:rPr>
+          <w:rFonts w:ascii="Calibri" w:hAnsi="Calibri"/>
+          <w:b w:val="0"/>
+          <w:i w:val="0"/>
+          <w:sz w:val="22"/>
+        </w:rPr>
+      </w:r>
+    </w:p>
+    <w:p>
+      <w:pPr>
+        <w:pStyle w:val="Heading2"/>
+      </w:pPr>
+      <w:r>
+        <w:t>The Bijection f</w:t>
+      </w:r>
+    </w:p>
+    <w:p>
+      <w:pPr>
+        <w:spacing w:after="120"/>
+      </w:pPr>
+      <w:r>
+        <w:rPr>
+          <w:rFonts w:ascii="Calibri" w:hAnsi="Calibri"/>
+          <w:b w:val="0"/>
+          <w:i w:val="0"/>
+          <w:sz w:val="22"/>
+        </w:rPr>
+        <w:t>The natural bijection f: V(G₁) → V(G₂) maps each vertex to its prime-labelled counterpart:</w:t>
       </w:r>
     </w:p>
     <w:tbl>
@@ -1093,84 +2753,86 @@
         <w:tblLook w:firstColumn="1" w:firstRow="1" w:lastColumn="0" w:lastRow="0" w:noHBand="0" w:noVBand="1" w:val="04A0"/>
       </w:tblPr>
       <w:tblGrid>
-        <w:gridCol w:w="2556"/>
-        <w:gridCol w:w="2556"/>
-        <w:gridCol w:w="2556"/>
-        <w:gridCol w:w="2556"/>
+        <w:gridCol w:w="3216"/>
+        <w:gridCol w:w="3216"/>
+        <w:gridCol w:w="3216"/>
       </w:tblGrid>
       <w:tr>
         <w:tc>
           <w:tcPr>
-            <w:tcW w:type="dxa" w:w="2556"/>
-            <w:shd w:val="clear" w:fill="D9E2F3"/>
+            <w:tcW w:type="dxa" w:w="3216"/>
+            <w:shd w:val="clear" w:fill="1282A2"/>
           </w:tcPr>
           <w:p>
             <w:pPr>
               <w:jc w:val="center"/>
             </w:pPr>
-            <w:r/>
+            <w:r>
+              <w:rPr>
+                <w:color w:val="FEFCFB"/>
+              </w:rPr>
+            </w:r>
             <w:r>
               <w:rPr>
                 <w:rFonts w:ascii="Calibri" w:hAnsi="Calibri"/>
                 <w:b/>
+                <w:i w:val="0"/>
+                <w:color w:val="FEFCFB"/>
+                <w:sz w:val="20"/>
               </w:rPr>
+              <w:t>G₁ Vertex</w:t>
             </w:r>
           </w:p>
         </w:tc>
         <w:tc>
           <w:tcPr>
-            <w:tcW w:type="dxa" w:w="2556"/>
-            <w:shd w:val="clear" w:fill="D9E2F3"/>
+            <w:tcW w:type="dxa" w:w="3216"/>
+            <w:shd w:val="clear" w:fill="1282A2"/>
           </w:tcPr>
           <w:p>
             <w:pPr>
               <w:jc w:val="center"/>
             </w:pPr>
-            <w:r/>
+            <w:r>
+              <w:rPr>
+                <w:color w:val="FEFCFB"/>
+              </w:rPr>
+            </w:r>
             <w:r>
               <w:rPr>
                 <w:rFonts w:ascii="Calibri" w:hAnsi="Calibri"/>
                 <w:b/>
+                <w:i w:val="0"/>
+                <w:color w:val="FEFCFB"/>
+                <w:sz w:val="20"/>
               </w:rPr>
-              <w:t>D₁</w:t>
+              <w:t>G₂ Vertex (f)</w:t>
             </w:r>
           </w:p>
         </w:tc>
         <w:tc>
           <w:tcPr>
-            <w:tcW w:type="dxa" w:w="2556"/>
-            <w:shd w:val="clear" w:fill="D9E2F3"/>
+            <w:tcW w:type="dxa" w:w="3216"/>
+            <w:shd w:val="clear" w:fill="1282A2"/>
           </w:tcPr>
           <w:p>
             <w:pPr>
               <w:jc w:val="center"/>
             </w:pPr>
-            <w:r/>
+            <w:r>
+              <w:rPr>
+                <w:color w:val="FEFCFB"/>
+              </w:rPr>
+            </w:r>
             <w:r>
               <w:rPr>
                 <w:rFonts w:ascii="Calibri" w:hAnsi="Calibri"/>
                 <w:b/>
+                <w:i w:val="0"/>
+                <w:color w:val="FEFCFB"/>
+                <w:sz w:val="20"/>
               </w:rPr>
-              <w:t>D₂</w:t>
-            </w:r>
-          </w:p>
-        </w:tc>
-        <w:tc>
-          <w:tcPr>
-            <w:tcW w:type="dxa" w:w="2556"/>
-            <w:shd w:val="clear" w:fill="D9E2F3"/>
-          </w:tcPr>
-          <w:p>
-            <w:pPr>
-              <w:jc w:val="center"/>
-            </w:pPr>
-            <w:r/>
-            <w:r>
-              <w:rPr>
-                <w:rFonts w:ascii="Calibri" w:hAnsi="Calibri"/>
-                <w:b/>
-              </w:rPr>
-              <w:t>D₃</w:t>
+              <w:t>Type</w:t>
             </w:r>
           </w:p>
         </w:tc>
@@ -1178,7 +2840,7 @@
       <w:tr>
         <w:tc>
           <w:tcPr>
-            <w:tcW w:type="dxa" w:w="2556"/>
+            <w:tcW w:type="dxa" w:w="3216"/>
           </w:tcPr>
           <w:p>
             <w:pPr>
@@ -1189,6 +2851,8 @@
               <w:rPr>
                 <w:rFonts w:ascii="Calibri" w:hAnsi="Calibri"/>
                 <w:b w:val="0"/>
+                <w:i w:val="0"/>
+                <w:sz w:val="20"/>
               </w:rPr>
               <w:t>S₁</w:t>
             </w:r>
@@ -1196,7 +2860,7 @@
         </w:tc>
         <w:tc>
           <w:tcPr>
-            <w:tcW w:type="dxa" w:w="2556"/>
+            <w:tcW w:type="dxa" w:w="3216"/>
           </w:tcPr>
           <w:p>
             <w:pPr>
@@ -1207,14 +2871,16 @@
               <w:rPr>
                 <w:rFonts w:ascii="Calibri" w:hAnsi="Calibri"/>
                 <w:b w:val="0"/>
+                <w:i w:val="0"/>
+                <w:sz w:val="20"/>
               </w:rPr>
-              <w:t>1</w:t>
+              <w:t>S₁'</w:t>
             </w:r>
           </w:p>
         </w:tc>
         <w:tc>
           <w:tcPr>
-            <w:tcW w:type="dxa" w:w="2556"/>
+            <w:tcW w:type="dxa" w:w="3216"/>
           </w:tcPr>
           <w:p>
             <w:pPr>
@@ -1225,14 +2891,19 @@
               <w:rPr>
                 <w:rFonts w:ascii="Calibri" w:hAnsi="Calibri"/>
                 <w:b w:val="0"/>
+                <w:i w:val="0"/>
+                <w:sz w:val="20"/>
               </w:rPr>
-              <w:t>1</w:t>
+              <w:t>Symptom → Symptom</w:t>
             </w:r>
           </w:p>
         </w:tc>
+      </w:tr>
+      <w:tr>
         <w:tc>
           <w:tcPr>
-            <w:tcW w:type="dxa" w:w="2556"/>
+            <w:tcW w:type="dxa" w:w="3216"/>
+            <w:shd w:val="clear" w:fill="F0F4F8"/>
           </w:tcPr>
           <w:p>
             <w:pPr>
@@ -1243,16 +2914,17 @@
               <w:rPr>
                 <w:rFonts w:ascii="Calibri" w:hAnsi="Calibri"/>
                 <w:b w:val="0"/>
+                <w:i w:val="0"/>
+                <w:sz w:val="20"/>
               </w:rPr>
-              <w:t>0</w:t>
+              <w:t>S₂</w:t>
             </w:r>
           </w:p>
         </w:tc>
-      </w:tr>
-      <w:tr>
         <w:tc>
           <w:tcPr>
-            <w:tcW w:type="dxa" w:w="2556"/>
+            <w:tcW w:type="dxa" w:w="3216"/>
+            <w:shd w:val="clear" w:fill="F0F4F8"/>
           </w:tcPr>
           <w:p>
             <w:pPr>
@@ -1263,14 +2935,17 @@
               <w:rPr>
                 <w:rFonts w:ascii="Calibri" w:hAnsi="Calibri"/>
                 <w:b w:val="0"/>
+                <w:i w:val="0"/>
+                <w:sz w:val="20"/>
               </w:rPr>
-              <w:t>S₂</w:t>
+              <w:t>S₂'</w:t>
             </w:r>
           </w:p>
         </w:tc>
         <w:tc>
           <w:tcPr>
-            <w:tcW w:type="dxa" w:w="2556"/>
+            <w:tcW w:type="dxa" w:w="3216"/>
+            <w:shd w:val="clear" w:fill="F0F4F8"/>
           </w:tcPr>
           <w:p>
             <w:pPr>
@@ -1281,14 +2956,18 @@
               <w:rPr>
                 <w:rFonts w:ascii="Calibri" w:hAnsi="Calibri"/>
                 <w:b w:val="0"/>
+                <w:i w:val="0"/>
+                <w:sz w:val="20"/>
               </w:rPr>
-              <w:t>1</w:t>
+              <w:t>Symptom → Symptom</w:t>
             </w:r>
           </w:p>
         </w:tc>
+      </w:tr>
+      <w:tr>
         <w:tc>
           <w:tcPr>
-            <w:tcW w:type="dxa" w:w="2556"/>
+            <w:tcW w:type="dxa" w:w="3216"/>
           </w:tcPr>
           <w:p>
             <w:pPr>
@@ -1299,14 +2978,16 @@
               <w:rPr>
                 <w:rFonts w:ascii="Calibri" w:hAnsi="Calibri"/>
                 <w:b w:val="0"/>
+                <w:i w:val="0"/>
+                <w:sz w:val="20"/>
               </w:rPr>
-              <w:t>0</w:t>
+              <w:t>S₃</w:t>
             </w:r>
           </w:p>
         </w:tc>
         <w:tc>
           <w:tcPr>
-            <w:tcW w:type="dxa" w:w="2556"/>
+            <w:tcW w:type="dxa" w:w="3216"/>
           </w:tcPr>
           <w:p>
             <w:pPr>
@@ -1317,16 +2998,16 @@
               <w:rPr>
                 <w:rFonts w:ascii="Calibri" w:hAnsi="Calibri"/>
                 <w:b w:val="0"/>
+                <w:i w:val="0"/>
+                <w:sz w:val="20"/>
               </w:rPr>
-              <w:t>0</w:t>
+              <w:t>S₃'</w:t>
             </w:r>
           </w:p>
         </w:tc>
-      </w:tr>
-      <w:tr>
         <w:tc>
           <w:tcPr>
-            <w:tcW w:type="dxa" w:w="2556"/>
+            <w:tcW w:type="dxa" w:w="3216"/>
           </w:tcPr>
           <w:p>
             <w:pPr>
@@ -1337,14 +3018,19 @@
               <w:rPr>
                 <w:rFonts w:ascii="Calibri" w:hAnsi="Calibri"/>
                 <w:b w:val="0"/>
+                <w:i w:val="0"/>
+                <w:sz w:val="20"/>
               </w:rPr>
-              <w:t>S₃</w:t>
+              <w:t>Symptom → Symptom</w:t>
             </w:r>
           </w:p>
         </w:tc>
+      </w:tr>
+      <w:tr>
         <w:tc>
           <w:tcPr>
-            <w:tcW w:type="dxa" w:w="2556"/>
+            <w:tcW w:type="dxa" w:w="3216"/>
+            <w:shd w:val="clear" w:fill="F0F4F8"/>
           </w:tcPr>
           <w:p>
             <w:pPr>
@@ -1355,14 +3041,17 @@
               <w:rPr>
                 <w:rFonts w:ascii="Calibri" w:hAnsi="Calibri"/>
                 <w:b w:val="0"/>
+                <w:i w:val="0"/>
+                <w:sz w:val="20"/>
               </w:rPr>
-              <w:t>0</w:t>
+              <w:t>S₄</w:t>
             </w:r>
           </w:p>
         </w:tc>
         <w:tc>
           <w:tcPr>
-            <w:tcW w:type="dxa" w:w="2556"/>
+            <w:tcW w:type="dxa" w:w="3216"/>
+            <w:shd w:val="clear" w:fill="F0F4F8"/>
           </w:tcPr>
           <w:p>
             <w:pPr>
@@ -1373,14 +3062,17 @@
               <w:rPr>
                 <w:rFonts w:ascii="Calibri" w:hAnsi="Calibri"/>
                 <w:b w:val="0"/>
+                <w:i w:val="0"/>
+                <w:sz w:val="20"/>
               </w:rPr>
-              <w:t>1</w:t>
+              <w:t>S₄'</w:t>
             </w:r>
           </w:p>
         </w:tc>
         <w:tc>
           <w:tcPr>
-            <w:tcW w:type="dxa" w:w="2556"/>
+            <w:tcW w:type="dxa" w:w="3216"/>
+            <w:shd w:val="clear" w:fill="F0F4F8"/>
           </w:tcPr>
           <w:p>
             <w:pPr>
@@ -1391,8 +3083,10 @@
               <w:rPr>
                 <w:rFonts w:ascii="Calibri" w:hAnsi="Calibri"/>
                 <w:b w:val="0"/>
+                <w:i w:val="0"/>
+                <w:sz w:val="20"/>
               </w:rPr>
-              <w:t>0</w:t>
+              <w:t>Symptom → Symptom</w:t>
             </w:r>
           </w:p>
         </w:tc>
@@ -1400,7 +3094,7 @@
       <w:tr>
         <w:tc>
           <w:tcPr>
-            <w:tcW w:type="dxa" w:w="2556"/>
+            <w:tcW w:type="dxa" w:w="3216"/>
           </w:tcPr>
           <w:p>
             <w:pPr>
@@ -1411,14 +3105,16 @@
               <w:rPr>
                 <w:rFonts w:ascii="Calibri" w:hAnsi="Calibri"/>
                 <w:b w:val="0"/>
+                <w:i w:val="0"/>
+                <w:sz w:val="20"/>
               </w:rPr>
-              <w:t>S₄</w:t>
+              <w:t>D₁</w:t>
             </w:r>
           </w:p>
         </w:tc>
         <w:tc>
           <w:tcPr>
-            <w:tcW w:type="dxa" w:w="2556"/>
+            <w:tcW w:type="dxa" w:w="3216"/>
           </w:tcPr>
           <w:p>
             <w:pPr>
@@ -1429,14 +3125,16 @@
               <w:rPr>
                 <w:rFonts w:ascii="Calibri" w:hAnsi="Calibri"/>
                 <w:b w:val="0"/>
+                <w:i w:val="0"/>
+                <w:sz w:val="20"/>
               </w:rPr>
-              <w:t>1</w:t>
+              <w:t>D₁'</w:t>
             </w:r>
           </w:p>
         </w:tc>
         <w:tc>
           <w:tcPr>
-            <w:tcW w:type="dxa" w:w="2556"/>
+            <w:tcW w:type="dxa" w:w="3216"/>
           </w:tcPr>
           <w:p>
             <w:pPr>
@@ -1447,14 +3145,19 @@
               <w:rPr>
                 <w:rFonts w:ascii="Calibri" w:hAnsi="Calibri"/>
                 <w:b w:val="0"/>
+                <w:i w:val="0"/>
+                <w:sz w:val="20"/>
               </w:rPr>
-              <w:t>0</w:t>
+              <w:t>Disease → Disease</w:t>
             </w:r>
           </w:p>
         </w:tc>
+      </w:tr>
+      <w:tr>
         <w:tc>
           <w:tcPr>
-            <w:tcW w:type="dxa" w:w="2556"/>
+            <w:tcW w:type="dxa" w:w="3216"/>
+            <w:shd w:val="clear" w:fill="F0F4F8"/>
           </w:tcPr>
           <w:p>
             <w:pPr>
@@ -1465,20 +3168,187 @@
               <w:rPr>
                 <w:rFonts w:ascii="Calibri" w:hAnsi="Calibri"/>
                 <w:b w:val="0"/>
+                <w:i w:val="0"/>
+                <w:sz w:val="20"/>
               </w:rPr>
-              <w:t>1</w:t>
+              <w:t>D₂</w:t>
+            </w:r>
+          </w:p>
+        </w:tc>
+        <w:tc>
+          <w:tcPr>
+            <w:tcW w:type="dxa" w:w="3216"/>
+            <w:shd w:val="clear" w:fill="F0F4F8"/>
+          </w:tcPr>
+          <w:p>
+            <w:pPr>
+              <w:jc w:val="center"/>
+            </w:pPr>
+            <w:r/>
+            <w:r>
+              <w:rPr>
+                <w:rFonts w:ascii="Calibri" w:hAnsi="Calibri"/>
+                <w:b w:val="0"/>
+                <w:i w:val="0"/>
+                <w:sz w:val="20"/>
+              </w:rPr>
+              <w:t>D₂'</w:t>
+            </w:r>
+          </w:p>
+        </w:tc>
+        <w:tc>
+          <w:tcPr>
+            <w:tcW w:type="dxa" w:w="3216"/>
+            <w:shd w:val="clear" w:fill="F0F4F8"/>
+          </w:tcPr>
+          <w:p>
+            <w:pPr>
+              <w:jc w:val="center"/>
+            </w:pPr>
+            <w:r/>
+            <w:r>
+              <w:rPr>
+                <w:rFonts w:ascii="Calibri" w:hAnsi="Calibri"/>
+                <w:b w:val="0"/>
+                <w:i w:val="0"/>
+                <w:sz w:val="20"/>
+              </w:rPr>
+              <w:t>Disease → Disease</w:t>
+            </w:r>
+          </w:p>
+        </w:tc>
+      </w:tr>
+      <w:tr>
+        <w:tc>
+          <w:tcPr>
+            <w:tcW w:type="dxa" w:w="3216"/>
+          </w:tcPr>
+          <w:p>
+            <w:pPr>
+              <w:jc w:val="center"/>
+            </w:pPr>
+            <w:r/>
+            <w:r>
+              <w:rPr>
+                <w:rFonts w:ascii="Calibri" w:hAnsi="Calibri"/>
+                <w:b w:val="0"/>
+                <w:i w:val="0"/>
+                <w:sz w:val="20"/>
+              </w:rPr>
+              <w:t>D₃</w:t>
+            </w:r>
+          </w:p>
+        </w:tc>
+        <w:tc>
+          <w:tcPr>
+            <w:tcW w:type="dxa" w:w="3216"/>
+          </w:tcPr>
+          <w:p>
+            <w:pPr>
+              <w:jc w:val="center"/>
+            </w:pPr>
+            <w:r/>
+            <w:r>
+              <w:rPr>
+                <w:rFonts w:ascii="Calibri" w:hAnsi="Calibri"/>
+                <w:b w:val="0"/>
+                <w:i w:val="0"/>
+                <w:sz w:val="20"/>
+              </w:rPr>
+              <w:t>D₃'</w:t>
+            </w:r>
+          </w:p>
+        </w:tc>
+        <w:tc>
+          <w:tcPr>
+            <w:tcW w:type="dxa" w:w="3216"/>
+          </w:tcPr>
+          <w:p>
+            <w:pPr>
+              <w:jc w:val="center"/>
+            </w:pPr>
+            <w:r/>
+            <w:r>
+              <w:rPr>
+                <w:rFonts w:ascii="Calibri" w:hAnsi="Calibri"/>
+                <w:b w:val="0"/>
+                <w:i w:val="0"/>
+                <w:sz w:val="20"/>
+              </w:rPr>
+              <w:t>Disease → Disease</w:t>
             </w:r>
           </w:p>
         </w:tc>
       </w:tr>
     </w:tbl>
     <w:p>
+      <w:pPr>
+        <w:jc w:val="center"/>
+      </w:pPr>
       <w:r>
         <w:rPr>
+          <w:i/>
+          <w:color w:val="5A5A5A"/>
+          <w:sz w:val="18"/>
+        </w:rPr>
+        <w:t>Table 5: The edge-preserving bijection f.</w:t>
+      </w:r>
+    </w:p>
+    <w:p>
+      <w:pPr>
+        <w:spacing w:after="120"/>
+      </w:pPr>
+      <w:r>
+        <w:rPr>
+          <w:rFonts w:ascii="Calibri" w:hAnsi="Calibri"/>
           <w:b w:val="0"/>
           <w:i w:val="0"/>
+          <w:sz w:val="22"/>
         </w:rPr>
-        <w:t>Reordered (S₄…S₁ | D₃…D₁):</w:t>
+      </w:r>
+    </w:p>
+    <w:p>
+      <w:pPr>
+        <w:spacing w:after="120"/>
+      </w:pPr>
+      <w:r>
+        <w:rPr>
+          <w:rFonts w:ascii="Calibri" w:hAnsi="Calibri"/>
+          <w:b w:val="0"/>
+          <w:i w:val="0"/>
+          <w:sz w:val="22"/>
+        </w:rPr>
+        <w:t>Verification: f maps symptoms to symptoms and diseases to diseases. Since G₁ and G₂ have the same edge list (just reordered), every edge {u,v} in G₁ maps to {f(u),f(v)} in G₂. ✓</w:t>
+      </w:r>
+    </w:p>
+    <w:p>
+      <w:pPr>
+        <w:pStyle w:val="Heading1"/>
+      </w:pPr>
+      <w:r>
+        <w:t>6. Analysis / Solution</w:t>
+      </w:r>
+    </w:p>
+    <w:p>
+      <w:pPr>
+        <w:pStyle w:val="Heading2"/>
+      </w:pPr>
+      <w:r>
+        <w:t>Step 1: Invariant Comparison</w:t>
+      </w:r>
+    </w:p>
+    <w:p>
+      <w:pPr>
+        <w:spacing w:after="120"/>
+      </w:pPr>
+      <w:r>
+        <w:rPr>
+          <w:rFonts w:ascii="Calibri" w:hAnsi="Calibri"/>
+          <w:b w:val="0"/>
+          <w:i w:val="0"/>
+          <w:sz w:val="22"/>
+        </w:rPr>
+        <w:t>Before attempting to find an isomorphism, we check necessary conditions (graph invariants):</w:t>
       </w:r>
     </w:p>
     <w:tbl>
@@ -1489,84 +3359,113 @@
         <w:tblLook w:firstColumn="1" w:firstRow="1" w:lastColumn="0" w:lastRow="0" w:noHBand="0" w:noVBand="1" w:val="04A0"/>
       </w:tblPr>
       <w:tblGrid>
-        <w:gridCol w:w="2556"/>
-        <w:gridCol w:w="2556"/>
-        <w:gridCol w:w="2556"/>
-        <w:gridCol w:w="2556"/>
+        <w:gridCol w:w="2412"/>
+        <w:gridCol w:w="2412"/>
+        <w:gridCol w:w="2412"/>
+        <w:gridCol w:w="2412"/>
       </w:tblGrid>
       <w:tr>
         <w:tc>
           <w:tcPr>
-            <w:tcW w:type="dxa" w:w="2556"/>
-            <w:shd w:val="clear" w:fill="D9E2F3"/>
+            <w:tcW w:type="dxa" w:w="2412"/>
+            <w:shd w:val="clear" w:fill="1282A2"/>
           </w:tcPr>
           <w:p>
             <w:pPr>
               <w:jc w:val="center"/>
             </w:pPr>
-            <w:r/>
+            <w:r>
+              <w:rPr>
+                <w:color w:val="FEFCFB"/>
+              </w:rPr>
+            </w:r>
             <w:r>
               <w:rPr>
                 <w:rFonts w:ascii="Calibri" w:hAnsi="Calibri"/>
                 <w:b/>
+                <w:i w:val="0"/>
+                <w:color w:val="FEFCFB"/>
+                <w:sz w:val="20"/>
               </w:rPr>
+              <w:t>Invariant</w:t>
             </w:r>
           </w:p>
         </w:tc>
         <w:tc>
           <w:tcPr>
-            <w:tcW w:type="dxa" w:w="2556"/>
-            <w:shd w:val="clear" w:fill="D9E2F3"/>
+            <w:tcW w:type="dxa" w:w="2412"/>
+            <w:shd w:val="clear" w:fill="1282A2"/>
           </w:tcPr>
           <w:p>
             <w:pPr>
               <w:jc w:val="center"/>
             </w:pPr>
-            <w:r/>
+            <w:r>
+              <w:rPr>
+                <w:color w:val="FEFCFB"/>
+              </w:rPr>
+            </w:r>
             <w:r>
               <w:rPr>
                 <w:rFonts w:ascii="Calibri" w:hAnsi="Calibri"/>
                 <w:b/>
+                <w:i w:val="0"/>
+                <w:color w:val="FEFCFB"/>
+                <w:sz w:val="20"/>
               </w:rPr>
-              <w:t>D₃</w:t>
+              <w:t>G₁ (Bipartite)</w:t>
             </w:r>
           </w:p>
         </w:tc>
         <w:tc>
           <w:tcPr>
-            <w:tcW w:type="dxa" w:w="2556"/>
-            <w:shd w:val="clear" w:fill="D9E2F3"/>
+            <w:tcW w:type="dxa" w:w="2412"/>
+            <w:shd w:val="clear" w:fill="1282A2"/>
           </w:tcPr>
           <w:p>
             <w:pPr>
               <w:jc w:val="center"/>
             </w:pPr>
-            <w:r/>
+            <w:r>
+              <w:rPr>
+                <w:color w:val="FEFCFB"/>
+              </w:rPr>
+            </w:r>
             <w:r>
               <w:rPr>
                 <w:rFonts w:ascii="Calibri" w:hAnsi="Calibri"/>
                 <w:b/>
+                <w:i w:val="0"/>
+                <w:color w:val="FEFCFB"/>
+                <w:sz w:val="20"/>
               </w:rPr>
-              <w:t>D₂</w:t>
+              <w:t>G₂ (Circular)</w:t>
             </w:r>
           </w:p>
         </w:tc>
         <w:tc>
           <w:tcPr>
-            <w:tcW w:type="dxa" w:w="2556"/>
-            <w:shd w:val="clear" w:fill="D9E2F3"/>
+            <w:tcW w:type="dxa" w:w="2412"/>
+            <w:shd w:val="clear" w:fill="1282A2"/>
           </w:tcPr>
           <w:p>
             <w:pPr>
               <w:jc w:val="center"/>
             </w:pPr>
-            <w:r/>
+            <w:r>
+              <w:rPr>
+                <w:color w:val="FEFCFB"/>
+              </w:rPr>
+            </w:r>
             <w:r>
               <w:rPr>
                 <w:rFonts w:ascii="Calibri" w:hAnsi="Calibri"/>
                 <w:b/>
+                <w:i w:val="0"/>
+                <w:color w:val="FEFCFB"/>
+                <w:sz w:val="20"/>
               </w:rPr>
-              <w:t>D₁</w:t>
+              <w:t>Match?</w:t>
             </w:r>
           </w:p>
         </w:tc>
@@ -1574,7 +3473,7 @@
       <w:tr>
         <w:tc>
           <w:tcPr>
-            <w:tcW w:type="dxa" w:w="2556"/>
+            <w:tcW w:type="dxa" w:w="2412"/>
           </w:tcPr>
           <w:p>
             <w:pPr>
@@ -1585,14 +3484,16 @@
               <w:rPr>
                 <w:rFonts w:ascii="Calibri" w:hAnsi="Calibri"/>
                 <w:b w:val="0"/>
+                <w:i w:val="0"/>
+                <w:sz w:val="20"/>
               </w:rPr>
-              <w:t>S₄</w:t>
+              <w:t>Vertices |V|</w:t>
             </w:r>
           </w:p>
         </w:tc>
         <w:tc>
           <w:tcPr>
-            <w:tcW w:type="dxa" w:w="2556"/>
+            <w:tcW w:type="dxa" w:w="2412"/>
           </w:tcPr>
           <w:p>
             <w:pPr>
@@ -1603,14 +3504,16 @@
               <w:rPr>
                 <w:rFonts w:ascii="Calibri" w:hAnsi="Calibri"/>
                 <w:b w:val="0"/>
+                <w:i w:val="0"/>
+                <w:sz w:val="20"/>
               </w:rPr>
-              <w:t>1</w:t>
+              <w:t>7</w:t>
             </w:r>
           </w:p>
         </w:tc>
         <w:tc>
           <w:tcPr>
-            <w:tcW w:type="dxa" w:w="2556"/>
+            <w:tcW w:type="dxa" w:w="2412"/>
           </w:tcPr>
           <w:p>
             <w:pPr>
@@ -1621,14 +3524,16 @@
               <w:rPr>
                 <w:rFonts w:ascii="Calibri" w:hAnsi="Calibri"/>
                 <w:b w:val="0"/>
+                <w:i w:val="0"/>
+                <w:sz w:val="20"/>
               </w:rPr>
-              <w:t>0</w:t>
+              <w:t>7</w:t>
             </w:r>
           </w:p>
         </w:tc>
         <w:tc>
           <w:tcPr>
-            <w:tcW w:type="dxa" w:w="2556"/>
+            <w:tcW w:type="dxa" w:w="2412"/>
           </w:tcPr>
           <w:p>
             <w:pPr>
@@ -1639,8 +3544,10 @@
               <w:rPr>
                 <w:rFonts w:ascii="Calibri" w:hAnsi="Calibri"/>
                 <w:b w:val="0"/>
+                <w:i w:val="0"/>
+                <w:sz w:val="20"/>
               </w:rPr>
-              <w:t>1</w:t>
+              <w:t>✓</w:t>
             </w:r>
           </w:p>
         </w:tc>
@@ -1648,7 +3555,8 @@
       <w:tr>
         <w:tc>
           <w:tcPr>
-            <w:tcW w:type="dxa" w:w="2556"/>
+            <w:tcW w:type="dxa" w:w="2412"/>
+            <w:shd w:val="clear" w:fill="F0F4F8"/>
           </w:tcPr>
           <w:p>
             <w:pPr>
@@ -1659,14 +3567,17 @@
               <w:rPr>
                 <w:rFonts w:ascii="Calibri" w:hAnsi="Calibri"/>
                 <w:b w:val="0"/>
+                <w:i w:val="0"/>
+                <w:sz w:val="20"/>
               </w:rPr>
-              <w:t>S₃</w:t>
+              <w:t>Edges |E|</w:t>
             </w:r>
           </w:p>
         </w:tc>
         <w:tc>
           <w:tcPr>
-            <w:tcW w:type="dxa" w:w="2556"/>
+            <w:tcW w:type="dxa" w:w="2412"/>
+            <w:shd w:val="clear" w:fill="F0F4F8"/>
           </w:tcPr>
           <w:p>
             <w:pPr>
@@ -1677,14 +3588,17 @@
               <w:rPr>
                 <w:rFonts w:ascii="Calibri" w:hAnsi="Calibri"/>
                 <w:b w:val="0"/>
+                <w:i w:val="0"/>
+                <w:sz w:val="20"/>
               </w:rPr>
-              <w:t>0</w:t>
+              <w:t>6</w:t>
             </w:r>
           </w:p>
         </w:tc>
         <w:tc>
           <w:tcPr>
-            <w:tcW w:type="dxa" w:w="2556"/>
+            <w:tcW w:type="dxa" w:w="2412"/>
+            <w:shd w:val="clear" w:fill="F0F4F8"/>
           </w:tcPr>
           <w:p>
             <w:pPr>
@@ -1695,14 +3609,17 @@
               <w:rPr>
                 <w:rFonts w:ascii="Calibri" w:hAnsi="Calibri"/>
                 <w:b w:val="0"/>
+                <w:i w:val="0"/>
+                <w:sz w:val="20"/>
               </w:rPr>
-              <w:t>1</w:t>
+              <w:t>6</w:t>
             </w:r>
           </w:p>
         </w:tc>
         <w:tc>
           <w:tcPr>
-            <w:tcW w:type="dxa" w:w="2556"/>
+            <w:tcW w:type="dxa" w:w="2412"/>
+            <w:shd w:val="clear" w:fill="F0F4F8"/>
           </w:tcPr>
           <w:p>
             <w:pPr>
@@ -1713,8 +3630,10 @@
               <w:rPr>
                 <w:rFonts w:ascii="Calibri" w:hAnsi="Calibri"/>
                 <w:b w:val="0"/>
+                <w:i w:val="0"/>
+                <w:sz w:val="20"/>
               </w:rPr>
-              <w:t>0</w:t>
+              <w:t>✓</w:t>
             </w:r>
           </w:p>
         </w:tc>
@@ -1722,7 +3641,7 @@
       <w:tr>
         <w:tc>
           <w:tcPr>
-            <w:tcW w:type="dxa" w:w="2556"/>
+            <w:tcW w:type="dxa" w:w="2412"/>
           </w:tcPr>
           <w:p>
             <w:pPr>
@@ -1733,14 +3652,16 @@
               <w:rPr>
                 <w:rFonts w:ascii="Calibri" w:hAnsi="Calibri"/>
                 <w:b w:val="0"/>
+                <w:i w:val="0"/>
+                <w:sz w:val="20"/>
               </w:rPr>
-              <w:t>S₂</w:t>
+              <w:t>Degree sequence</w:t>
             </w:r>
           </w:p>
         </w:tc>
         <w:tc>
           <w:tcPr>
-            <w:tcW w:type="dxa" w:w="2556"/>
+            <w:tcW w:type="dxa" w:w="2412"/>
           </w:tcPr>
           <w:p>
             <w:pPr>
@@ -1751,14 +3672,16 @@
               <w:rPr>
                 <w:rFonts w:ascii="Calibri" w:hAnsi="Calibri"/>
                 <w:b w:val="0"/>
+                <w:i w:val="0"/>
+                <w:sz w:val="20"/>
               </w:rPr>
-              <w:t>0</w:t>
+              <w:t>(3,2,2,2,1,1,1)</w:t>
             </w:r>
           </w:p>
         </w:tc>
         <w:tc>
           <w:tcPr>
-            <w:tcW w:type="dxa" w:w="2556"/>
+            <w:tcW w:type="dxa" w:w="2412"/>
           </w:tcPr>
           <w:p>
             <w:pPr>
@@ -1769,14 +3692,16 @@
               <w:rPr>
                 <w:rFonts w:ascii="Calibri" w:hAnsi="Calibri"/>
                 <w:b w:val="0"/>
+                <w:i w:val="0"/>
+                <w:sz w:val="20"/>
               </w:rPr>
-              <w:t>0</w:t>
+              <w:t>(3,2,2,2,1,1,1)</w:t>
             </w:r>
           </w:p>
         </w:tc>
         <w:tc>
           <w:tcPr>
-            <w:tcW w:type="dxa" w:w="2556"/>
+            <w:tcW w:type="dxa" w:w="2412"/>
           </w:tcPr>
           <w:p>
             <w:pPr>
@@ -1787,8 +3712,10 @@
               <w:rPr>
                 <w:rFonts w:ascii="Calibri" w:hAnsi="Calibri"/>
                 <w:b w:val="0"/>
+                <w:i w:val="0"/>
+                <w:sz w:val="20"/>
               </w:rPr>
-              <w:t>1</w:t>
+              <w:t>✓</w:t>
             </w:r>
           </w:p>
         </w:tc>
@@ -1796,7 +3723,8 @@
       <w:tr>
         <w:tc>
           <w:tcPr>
-            <w:tcW w:type="dxa" w:w="2556"/>
+            <w:tcW w:type="dxa" w:w="2412"/>
+            <w:shd w:val="clear" w:fill="F0F4F8"/>
           </w:tcPr>
           <w:p>
             <w:pPr>
@@ -1807,14 +3735,17 @@
               <w:rPr>
                 <w:rFonts w:ascii="Calibri" w:hAnsi="Calibri"/>
                 <w:b w:val="0"/>
+                <w:i w:val="0"/>
+                <w:sz w:val="20"/>
               </w:rPr>
-              <w:t>S₁</w:t>
+              <w:t>Bipartite?</w:t>
             </w:r>
           </w:p>
         </w:tc>
         <w:tc>
           <w:tcPr>
-            <w:tcW w:type="dxa" w:w="2556"/>
+            <w:tcW w:type="dxa" w:w="2412"/>
+            <w:shd w:val="clear" w:fill="F0F4F8"/>
           </w:tcPr>
           <w:p>
             <w:pPr>
@@ -1825,14 +3756,17 @@
               <w:rPr>
                 <w:rFonts w:ascii="Calibri" w:hAnsi="Calibri"/>
                 <w:b w:val="0"/>
+                <w:i w:val="0"/>
+                <w:sz w:val="20"/>
               </w:rPr>
-              <w:t>0</w:t>
+              <w:t>Yes (S|D)</w:t>
             </w:r>
           </w:p>
         </w:tc>
         <w:tc>
           <w:tcPr>
-            <w:tcW w:type="dxa" w:w="2556"/>
+            <w:tcW w:type="dxa" w:w="2412"/>
+            <w:shd w:val="clear" w:fill="F0F4F8"/>
           </w:tcPr>
           <w:p>
             <w:pPr>
@@ -1843,14 +3777,17 @@
               <w:rPr>
                 <w:rFonts w:ascii="Calibri" w:hAnsi="Calibri"/>
                 <w:b w:val="0"/>
+                <w:i w:val="0"/>
+                <w:sz w:val="20"/>
               </w:rPr>
-              <w:t>1</w:t>
+              <w:t>Yes (S|D)</w:t>
             </w:r>
           </w:p>
         </w:tc>
         <w:tc>
           <w:tcPr>
-            <w:tcW w:type="dxa" w:w="2556"/>
+            <w:tcW w:type="dxa" w:w="2412"/>
+            <w:shd w:val="clear" w:fill="F0F4F8"/>
           </w:tcPr>
           <w:p>
             <w:pPr>
@@ -1861,6 +3798,1364 @@
               <w:rPr>
                 <w:rFonts w:ascii="Calibri" w:hAnsi="Calibri"/>
                 <w:b w:val="0"/>
+                <w:i w:val="0"/>
+                <w:sz w:val="20"/>
+              </w:rPr>
+              <w:t>✓</w:t>
+            </w:r>
+          </w:p>
+        </w:tc>
+      </w:tr>
+      <w:tr>
+        <w:tc>
+          <w:tcPr>
+            <w:tcW w:type="dxa" w:w="2412"/>
+          </w:tcPr>
+          <w:p>
+            <w:pPr>
+              <w:jc w:val="center"/>
+            </w:pPr>
+            <w:r/>
+            <w:r>
+              <w:rPr>
+                <w:rFonts w:ascii="Calibri" w:hAnsi="Calibri"/>
+                <w:b w:val="0"/>
+                <w:i w:val="0"/>
+                <w:sz w:val="20"/>
+              </w:rPr>
+              <w:t>Max degree</w:t>
+            </w:r>
+          </w:p>
+        </w:tc>
+        <w:tc>
+          <w:tcPr>
+            <w:tcW w:type="dxa" w:w="2412"/>
+          </w:tcPr>
+          <w:p>
+            <w:pPr>
+              <w:jc w:val="center"/>
+            </w:pPr>
+            <w:r/>
+            <w:r>
+              <w:rPr>
+                <w:rFonts w:ascii="Calibri" w:hAnsi="Calibri"/>
+                <w:b w:val="0"/>
+                <w:i w:val="0"/>
+                <w:sz w:val="20"/>
+              </w:rPr>
+              <w:t>3 (D₁)</w:t>
+            </w:r>
+          </w:p>
+        </w:tc>
+        <w:tc>
+          <w:tcPr>
+            <w:tcW w:type="dxa" w:w="2412"/>
+          </w:tcPr>
+          <w:p>
+            <w:pPr>
+              <w:jc w:val="center"/>
+            </w:pPr>
+            <w:r/>
+            <w:r>
+              <w:rPr>
+                <w:rFonts w:ascii="Calibri" w:hAnsi="Calibri"/>
+                <w:b w:val="0"/>
+                <w:i w:val="0"/>
+                <w:sz w:val="20"/>
+              </w:rPr>
+              <w:t>3 (D₁')</w:t>
+            </w:r>
+          </w:p>
+        </w:tc>
+        <w:tc>
+          <w:tcPr>
+            <w:tcW w:type="dxa" w:w="2412"/>
+          </w:tcPr>
+          <w:p>
+            <w:pPr>
+              <w:jc w:val="center"/>
+            </w:pPr>
+            <w:r/>
+            <w:r>
+              <w:rPr>
+                <w:rFonts w:ascii="Calibri" w:hAnsi="Calibri"/>
+                <w:b w:val="0"/>
+                <w:i w:val="0"/>
+                <w:sz w:val="20"/>
+              </w:rPr>
+              <w:t>✓</w:t>
+            </w:r>
+          </w:p>
+        </w:tc>
+      </w:tr>
+      <w:tr>
+        <w:tc>
+          <w:tcPr>
+            <w:tcW w:type="dxa" w:w="2412"/>
+            <w:shd w:val="clear" w:fill="F0F4F8"/>
+          </w:tcPr>
+          <w:p>
+            <w:pPr>
+              <w:jc w:val="center"/>
+            </w:pPr>
+            <w:r/>
+            <w:r>
+              <w:rPr>
+                <w:rFonts w:ascii="Calibri" w:hAnsi="Calibri"/>
+                <w:b w:val="0"/>
+                <w:i w:val="0"/>
+                <w:sz w:val="20"/>
+              </w:rPr>
+              <w:t>Min degree</w:t>
+            </w:r>
+          </w:p>
+        </w:tc>
+        <w:tc>
+          <w:tcPr>
+            <w:tcW w:type="dxa" w:w="2412"/>
+            <w:shd w:val="clear" w:fill="F0F4F8"/>
+          </w:tcPr>
+          <w:p>
+            <w:pPr>
+              <w:jc w:val="center"/>
+            </w:pPr>
+            <w:r/>
+            <w:r>
+              <w:rPr>
+                <w:rFonts w:ascii="Calibri" w:hAnsi="Calibri"/>
+                <w:b w:val="0"/>
+                <w:i w:val="0"/>
+                <w:sz w:val="20"/>
+              </w:rPr>
+              <w:t>1 (S₂, S₃, D₃)</w:t>
+            </w:r>
+          </w:p>
+        </w:tc>
+        <w:tc>
+          <w:tcPr>
+            <w:tcW w:type="dxa" w:w="2412"/>
+            <w:shd w:val="clear" w:fill="F0F4F8"/>
+          </w:tcPr>
+          <w:p>
+            <w:pPr>
+              <w:jc w:val="center"/>
+            </w:pPr>
+            <w:r/>
+            <w:r>
+              <w:rPr>
+                <w:rFonts w:ascii="Calibri" w:hAnsi="Calibri"/>
+                <w:b w:val="0"/>
+                <w:i w:val="0"/>
+                <w:sz w:val="20"/>
+              </w:rPr>
+              <w:t>1 (S₂', S₃', D₃')</w:t>
+            </w:r>
+          </w:p>
+        </w:tc>
+        <w:tc>
+          <w:tcPr>
+            <w:tcW w:type="dxa" w:w="2412"/>
+            <w:shd w:val="clear" w:fill="F0F4F8"/>
+          </w:tcPr>
+          <w:p>
+            <w:pPr>
+              <w:jc w:val="center"/>
+            </w:pPr>
+            <w:r/>
+            <w:r>
+              <w:rPr>
+                <w:rFonts w:ascii="Calibri" w:hAnsi="Calibri"/>
+                <w:b w:val="0"/>
+                <w:i w:val="0"/>
+                <w:sz w:val="20"/>
+              </w:rPr>
+              <w:t>✓</w:t>
+            </w:r>
+          </w:p>
+        </w:tc>
+      </w:tr>
+    </w:tbl>
+    <w:p>
+      <w:pPr>
+        <w:jc w:val="center"/>
+      </w:pPr>
+      <w:r>
+        <w:rPr>
+          <w:i/>
+          <w:color w:val="5A5A5A"/>
+          <w:sz w:val="18"/>
+        </w:rPr>
+        <w:t>Table 6: Invariant comparison between G₁ and G₂.</w:t>
+      </w:r>
+    </w:p>
+    <w:p>
+      <w:pPr>
+        <w:spacing w:after="120"/>
+      </w:pPr>
+      <w:r>
+        <w:rPr>
+          <w:rFonts w:ascii="Calibri" w:hAnsi="Calibri"/>
+          <w:b w:val="0"/>
+          <w:i w:val="0"/>
+          <w:sz w:val="22"/>
+        </w:rPr>
+      </w:r>
+    </w:p>
+    <w:p>
+      <w:pPr>
+        <w:spacing w:after="120"/>
+      </w:pPr>
+      <w:r>
+        <w:rPr>
+          <w:rFonts w:ascii="Calibri" w:hAnsi="Calibri"/>
+          <w:b w:val="0"/>
+          <w:i w:val="0"/>
+          <w:sz w:val="22"/>
+        </w:rPr>
+        <w:t>All invariants match. This is necessary but not sufficient for isomorphism. (Non-isomorphic graphs can share the same degree sequence.) We now exhibit an explicit bijection.</w:t>
+      </w:r>
+    </w:p>
+    <w:p>
+      <w:pPr>
+        <w:spacing w:after="120"/>
+      </w:pPr>
+      <w:r>
+        <w:rPr>
+          <w:rFonts w:ascii="Calibri" w:hAnsi="Calibri"/>
+          <w:b w:val="0"/>
+          <w:i w:val="0"/>
+          <w:sz w:val="22"/>
+        </w:rPr>
+      </w:r>
+    </w:p>
+    <w:p>
+      <w:pPr>
+        <w:pStyle w:val="Heading2"/>
+      </w:pPr>
+      <w:r>
+        <w:t>Step 2: Edge-Preserving Bijection Verification</w:t>
+      </w:r>
+    </w:p>
+    <w:p>
+      <w:pPr>
+        <w:spacing w:after="120"/>
+      </w:pPr>
+      <w:r>
+        <w:rPr>
+          <w:rFonts w:ascii="Calibri" w:hAnsi="Calibri"/>
+          <w:b w:val="0"/>
+          <w:i w:val="0"/>
+          <w:sz w:val="22"/>
+        </w:rPr>
+        <w:t>We verify that f preserves all 6 edges:</w:t>
+      </w:r>
+    </w:p>
+    <w:tbl>
+      <w:tblPr>
+        <w:tblStyle w:val="TableGrid"/>
+        <w:tblW w:type="auto" w:w="0"/>
+        <w:jc w:val="center"/>
+        <w:tblLook w:firstColumn="1" w:firstRow="1" w:lastColumn="0" w:lastRow="0" w:noHBand="0" w:noVBand="1" w:val="04A0"/>
+      </w:tblPr>
+      <w:tblGrid>
+        <w:gridCol w:w="3216"/>
+        <w:gridCol w:w="3216"/>
+        <w:gridCol w:w="3216"/>
+      </w:tblGrid>
+      <w:tr>
+        <w:tc>
+          <w:tcPr>
+            <w:tcW w:type="dxa" w:w="3216"/>
+            <w:shd w:val="clear" w:fill="1282A2"/>
+          </w:tcPr>
+          <w:p>
+            <w:pPr>
+              <w:jc w:val="center"/>
+            </w:pPr>
+            <w:r>
+              <w:rPr>
+                <w:color w:val="FEFCFB"/>
+              </w:rPr>
+            </w:r>
+            <w:r>
+              <w:rPr>
+                <w:rFonts w:ascii="Calibri" w:hAnsi="Calibri"/>
+                <w:b/>
+                <w:i w:val="0"/>
+                <w:color w:val="FEFCFB"/>
+                <w:sz w:val="20"/>
+              </w:rPr>
+              <w:t>Edge in G₁</w:t>
+            </w:r>
+          </w:p>
+        </w:tc>
+        <w:tc>
+          <w:tcPr>
+            <w:tcW w:type="dxa" w:w="3216"/>
+            <w:shd w:val="clear" w:fill="1282A2"/>
+          </w:tcPr>
+          <w:p>
+            <w:pPr>
+              <w:jc w:val="center"/>
+            </w:pPr>
+            <w:r>
+              <w:rPr>
+                <w:color w:val="FEFCFB"/>
+              </w:rPr>
+            </w:r>
+            <w:r>
+              <w:rPr>
+                <w:rFonts w:ascii="Calibri" w:hAnsi="Calibri"/>
+                <w:b/>
+                <w:i w:val="0"/>
+                <w:color w:val="FEFCFB"/>
+                <w:sz w:val="20"/>
+              </w:rPr>
+              <w:t>Image under f</w:t>
+            </w:r>
+          </w:p>
+        </w:tc>
+        <w:tc>
+          <w:tcPr>
+            <w:tcW w:type="dxa" w:w="3216"/>
+            <w:shd w:val="clear" w:fill="1282A2"/>
+          </w:tcPr>
+          <w:p>
+            <w:pPr>
+              <w:jc w:val="center"/>
+            </w:pPr>
+            <w:r>
+              <w:rPr>
+                <w:color w:val="FEFCFB"/>
+              </w:rPr>
+            </w:r>
+            <w:r>
+              <w:rPr>
+                <w:rFonts w:ascii="Calibri" w:hAnsi="Calibri"/>
+                <w:b/>
+                <w:i w:val="0"/>
+                <w:color w:val="FEFCFB"/>
+                <w:sz w:val="20"/>
+              </w:rPr>
+              <w:t>Edge in G₂?</w:t>
+            </w:r>
+          </w:p>
+        </w:tc>
+      </w:tr>
+      <w:tr>
+        <w:tc>
+          <w:tcPr>
+            <w:tcW w:type="dxa" w:w="3216"/>
+          </w:tcPr>
+          <w:p>
+            <w:pPr>
+              <w:jc w:val="center"/>
+            </w:pPr>
+            <w:r/>
+            <w:r>
+              <w:rPr>
+                <w:rFonts w:ascii="Calibri" w:hAnsi="Calibri"/>
+                <w:b w:val="0"/>
+                <w:i w:val="0"/>
+                <w:sz w:val="20"/>
+              </w:rPr>
+              <w:t>{S₁, D₁}</w:t>
+            </w:r>
+          </w:p>
+        </w:tc>
+        <w:tc>
+          <w:tcPr>
+            <w:tcW w:type="dxa" w:w="3216"/>
+          </w:tcPr>
+          <w:p>
+            <w:pPr>
+              <w:jc w:val="center"/>
+            </w:pPr>
+            <w:r/>
+            <w:r>
+              <w:rPr>
+                <w:rFonts w:ascii="Calibri" w:hAnsi="Calibri"/>
+                <w:b w:val="0"/>
+                <w:i w:val="0"/>
+                <w:sz w:val="20"/>
+              </w:rPr>
+              <w:t>{S₁', D₁'}</w:t>
+            </w:r>
+          </w:p>
+        </w:tc>
+        <w:tc>
+          <w:tcPr>
+            <w:tcW w:type="dxa" w:w="3216"/>
+          </w:tcPr>
+          <w:p>
+            <w:pPr>
+              <w:jc w:val="center"/>
+            </w:pPr>
+            <w:r/>
+            <w:r>
+              <w:rPr>
+                <w:rFonts w:ascii="Calibri" w:hAnsi="Calibri"/>
+                <w:b w:val="0"/>
+                <w:i w:val="0"/>
+                <w:sz w:val="20"/>
+              </w:rPr>
+              <w:t>✓</w:t>
+            </w:r>
+          </w:p>
+        </w:tc>
+      </w:tr>
+      <w:tr>
+        <w:tc>
+          <w:tcPr>
+            <w:tcW w:type="dxa" w:w="3216"/>
+            <w:shd w:val="clear" w:fill="F0F4F8"/>
+          </w:tcPr>
+          <w:p>
+            <w:pPr>
+              <w:jc w:val="center"/>
+            </w:pPr>
+            <w:r/>
+            <w:r>
+              <w:rPr>
+                <w:rFonts w:ascii="Calibri" w:hAnsi="Calibri"/>
+                <w:b w:val="0"/>
+                <w:i w:val="0"/>
+                <w:sz w:val="20"/>
+              </w:rPr>
+              <w:t>{S₁, D₂}</w:t>
+            </w:r>
+          </w:p>
+        </w:tc>
+        <w:tc>
+          <w:tcPr>
+            <w:tcW w:type="dxa" w:w="3216"/>
+            <w:shd w:val="clear" w:fill="F0F4F8"/>
+          </w:tcPr>
+          <w:p>
+            <w:pPr>
+              <w:jc w:val="center"/>
+            </w:pPr>
+            <w:r/>
+            <w:r>
+              <w:rPr>
+                <w:rFonts w:ascii="Calibri" w:hAnsi="Calibri"/>
+                <w:b w:val="0"/>
+                <w:i w:val="0"/>
+                <w:sz w:val="20"/>
+              </w:rPr>
+              <w:t>{S₁', D₂'}</w:t>
+            </w:r>
+          </w:p>
+        </w:tc>
+        <w:tc>
+          <w:tcPr>
+            <w:tcW w:type="dxa" w:w="3216"/>
+            <w:shd w:val="clear" w:fill="F0F4F8"/>
+          </w:tcPr>
+          <w:p>
+            <w:pPr>
+              <w:jc w:val="center"/>
+            </w:pPr>
+            <w:r/>
+            <w:r>
+              <w:rPr>
+                <w:rFonts w:ascii="Calibri" w:hAnsi="Calibri"/>
+                <w:b w:val="0"/>
+                <w:i w:val="0"/>
+                <w:sz w:val="20"/>
+              </w:rPr>
+              <w:t>✓</w:t>
+            </w:r>
+          </w:p>
+        </w:tc>
+      </w:tr>
+      <w:tr>
+        <w:tc>
+          <w:tcPr>
+            <w:tcW w:type="dxa" w:w="3216"/>
+          </w:tcPr>
+          <w:p>
+            <w:pPr>
+              <w:jc w:val="center"/>
+            </w:pPr>
+            <w:r/>
+            <w:r>
+              <w:rPr>
+                <w:rFonts w:ascii="Calibri" w:hAnsi="Calibri"/>
+                <w:b w:val="0"/>
+                <w:i w:val="0"/>
+                <w:sz w:val="20"/>
+              </w:rPr>
+              <w:t>{S₂, D₁}</w:t>
+            </w:r>
+          </w:p>
+        </w:tc>
+        <w:tc>
+          <w:tcPr>
+            <w:tcW w:type="dxa" w:w="3216"/>
+          </w:tcPr>
+          <w:p>
+            <w:pPr>
+              <w:jc w:val="center"/>
+            </w:pPr>
+            <w:r/>
+            <w:r>
+              <w:rPr>
+                <w:rFonts w:ascii="Calibri" w:hAnsi="Calibri"/>
+                <w:b w:val="0"/>
+                <w:i w:val="0"/>
+                <w:sz w:val="20"/>
+              </w:rPr>
+              <w:t>{S₂', D₁'}</w:t>
+            </w:r>
+          </w:p>
+        </w:tc>
+        <w:tc>
+          <w:tcPr>
+            <w:tcW w:type="dxa" w:w="3216"/>
+          </w:tcPr>
+          <w:p>
+            <w:pPr>
+              <w:jc w:val="center"/>
+            </w:pPr>
+            <w:r/>
+            <w:r>
+              <w:rPr>
+                <w:rFonts w:ascii="Calibri" w:hAnsi="Calibri"/>
+                <w:b w:val="0"/>
+                <w:i w:val="0"/>
+                <w:sz w:val="20"/>
+              </w:rPr>
+              <w:t>✓</w:t>
+            </w:r>
+          </w:p>
+        </w:tc>
+      </w:tr>
+      <w:tr>
+        <w:tc>
+          <w:tcPr>
+            <w:tcW w:type="dxa" w:w="3216"/>
+            <w:shd w:val="clear" w:fill="F0F4F8"/>
+          </w:tcPr>
+          <w:p>
+            <w:pPr>
+              <w:jc w:val="center"/>
+            </w:pPr>
+            <w:r/>
+            <w:r>
+              <w:rPr>
+                <w:rFonts w:ascii="Calibri" w:hAnsi="Calibri"/>
+                <w:b w:val="0"/>
+                <w:i w:val="0"/>
+                <w:sz w:val="20"/>
+              </w:rPr>
+              <w:t>{S₃, D₂}</w:t>
+            </w:r>
+          </w:p>
+        </w:tc>
+        <w:tc>
+          <w:tcPr>
+            <w:tcW w:type="dxa" w:w="3216"/>
+            <w:shd w:val="clear" w:fill="F0F4F8"/>
+          </w:tcPr>
+          <w:p>
+            <w:pPr>
+              <w:jc w:val="center"/>
+            </w:pPr>
+            <w:r/>
+            <w:r>
+              <w:rPr>
+                <w:rFonts w:ascii="Calibri" w:hAnsi="Calibri"/>
+                <w:b w:val="0"/>
+                <w:i w:val="0"/>
+                <w:sz w:val="20"/>
+              </w:rPr>
+              <w:t>{S₃', D₂'}</w:t>
+            </w:r>
+          </w:p>
+        </w:tc>
+        <w:tc>
+          <w:tcPr>
+            <w:tcW w:type="dxa" w:w="3216"/>
+            <w:shd w:val="clear" w:fill="F0F4F8"/>
+          </w:tcPr>
+          <w:p>
+            <w:pPr>
+              <w:jc w:val="center"/>
+            </w:pPr>
+            <w:r/>
+            <w:r>
+              <w:rPr>
+                <w:rFonts w:ascii="Calibri" w:hAnsi="Calibri"/>
+                <w:b w:val="0"/>
+                <w:i w:val="0"/>
+                <w:sz w:val="20"/>
+              </w:rPr>
+              <w:t>✓</w:t>
+            </w:r>
+          </w:p>
+        </w:tc>
+      </w:tr>
+      <w:tr>
+        <w:tc>
+          <w:tcPr>
+            <w:tcW w:type="dxa" w:w="3216"/>
+          </w:tcPr>
+          <w:p>
+            <w:pPr>
+              <w:jc w:val="center"/>
+            </w:pPr>
+            <w:r/>
+            <w:r>
+              <w:rPr>
+                <w:rFonts w:ascii="Calibri" w:hAnsi="Calibri"/>
+                <w:b w:val="0"/>
+                <w:i w:val="0"/>
+                <w:sz w:val="20"/>
+              </w:rPr>
+              <w:t>{S₄, D₁}</w:t>
+            </w:r>
+          </w:p>
+        </w:tc>
+        <w:tc>
+          <w:tcPr>
+            <w:tcW w:type="dxa" w:w="3216"/>
+          </w:tcPr>
+          <w:p>
+            <w:pPr>
+              <w:jc w:val="center"/>
+            </w:pPr>
+            <w:r/>
+            <w:r>
+              <w:rPr>
+                <w:rFonts w:ascii="Calibri" w:hAnsi="Calibri"/>
+                <w:b w:val="0"/>
+                <w:i w:val="0"/>
+                <w:sz w:val="20"/>
+              </w:rPr>
+              <w:t>{S₄', D₁'}</w:t>
+            </w:r>
+          </w:p>
+        </w:tc>
+        <w:tc>
+          <w:tcPr>
+            <w:tcW w:type="dxa" w:w="3216"/>
+          </w:tcPr>
+          <w:p>
+            <w:pPr>
+              <w:jc w:val="center"/>
+            </w:pPr>
+            <w:r/>
+            <w:r>
+              <w:rPr>
+                <w:rFonts w:ascii="Calibri" w:hAnsi="Calibri"/>
+                <w:b w:val="0"/>
+                <w:i w:val="0"/>
+                <w:sz w:val="20"/>
+              </w:rPr>
+              <w:t>✓</w:t>
+            </w:r>
+          </w:p>
+        </w:tc>
+      </w:tr>
+      <w:tr>
+        <w:tc>
+          <w:tcPr>
+            <w:tcW w:type="dxa" w:w="3216"/>
+            <w:shd w:val="clear" w:fill="F0F4F8"/>
+          </w:tcPr>
+          <w:p>
+            <w:pPr>
+              <w:jc w:val="center"/>
+            </w:pPr>
+            <w:r/>
+            <w:r>
+              <w:rPr>
+                <w:rFonts w:ascii="Calibri" w:hAnsi="Calibri"/>
+                <w:b w:val="0"/>
+                <w:i w:val="0"/>
+                <w:sz w:val="20"/>
+              </w:rPr>
+              <w:t>{S₄, D₃}</w:t>
+            </w:r>
+          </w:p>
+        </w:tc>
+        <w:tc>
+          <w:tcPr>
+            <w:tcW w:type="dxa" w:w="3216"/>
+            <w:shd w:val="clear" w:fill="F0F4F8"/>
+          </w:tcPr>
+          <w:p>
+            <w:pPr>
+              <w:jc w:val="center"/>
+            </w:pPr>
+            <w:r/>
+            <w:r>
+              <w:rPr>
+                <w:rFonts w:ascii="Calibri" w:hAnsi="Calibri"/>
+                <w:b w:val="0"/>
+                <w:i w:val="0"/>
+                <w:sz w:val="20"/>
+              </w:rPr>
+              <w:t>{S₄', D₃'}</w:t>
+            </w:r>
+          </w:p>
+        </w:tc>
+        <w:tc>
+          <w:tcPr>
+            <w:tcW w:type="dxa" w:w="3216"/>
+            <w:shd w:val="clear" w:fill="F0F4F8"/>
+          </w:tcPr>
+          <w:p>
+            <w:pPr>
+              <w:jc w:val="center"/>
+            </w:pPr>
+            <w:r/>
+            <w:r>
+              <w:rPr>
+                <w:rFonts w:ascii="Calibri" w:hAnsi="Calibri"/>
+                <w:b w:val="0"/>
+                <w:i w:val="0"/>
+                <w:sz w:val="20"/>
+              </w:rPr>
+              <w:t>✓</w:t>
+            </w:r>
+          </w:p>
+        </w:tc>
+      </w:tr>
+    </w:tbl>
+    <w:p>
+      <w:pPr>
+        <w:jc w:val="center"/>
+      </w:pPr>
+      <w:r>
+        <w:rPr>
+          <w:i/>
+          <w:color w:val="5A5A5A"/>
+          <w:sz w:val="18"/>
+        </w:rPr>
+        <w:t>Table 7: Edge preservation under f. All 6 edges map correctly.</w:t>
+      </w:r>
+    </w:p>
+    <w:p>
+      <w:pPr>
+        <w:spacing w:after="120"/>
+      </w:pPr>
+      <w:r>
+        <w:rPr>
+          <w:rFonts w:ascii="Calibri" w:hAnsi="Calibri"/>
+          <w:b w:val="0"/>
+          <w:i w:val="0"/>
+          <w:sz w:val="22"/>
+        </w:rPr>
+      </w:r>
+    </w:p>
+    <w:p>
+      <w:pPr>
+        <w:spacing w:after="120"/>
+      </w:pPr>
+      <w:r>
+        <w:rPr>
+          <w:rFonts w:ascii="Calibri" w:hAnsi="Calibri"/>
+          <w:b w:val="0"/>
+          <w:i w:val="0"/>
+          <w:sz w:val="22"/>
+        </w:rPr>
+        <w:t>Since f is a bijection on 7 vertices and preserves all 6 edges (and therefore all 21 − 6 = 15 non-edges), f is an isomorphism. G₁ ≅ G₂. ∎</w:t>
+      </w:r>
+    </w:p>
+    <w:p>
+      <w:pPr>
+        <w:spacing w:after="120"/>
+      </w:pPr>
+      <w:r>
+        <w:rPr>
+          <w:rFonts w:ascii="Calibri" w:hAnsi="Calibri"/>
+          <w:b w:val="0"/>
+          <w:i w:val="0"/>
+          <w:sz w:val="22"/>
+        </w:rPr>
+      </w:r>
+    </w:p>
+    <w:p>
+      <w:pPr>
+        <w:pStyle w:val="Heading2"/>
+      </w:pPr>
+      <w:r>
+        <w:t>Step 3: Algebraic Certificate — Permutation Matrices</w:t>
+      </w:r>
+    </w:p>
+    <w:p>
+      <w:pPr>
+        <w:spacing w:after="120"/>
+      </w:pPr>
+      <w:r>
+        <w:rPr>
+          <w:rFonts w:ascii="Calibri" w:hAnsi="Calibri"/>
+          <w:b w:val="0"/>
+          <w:i w:val="0"/>
+          <w:sz w:val="22"/>
+        </w:rPr>
+        <w:t>The circular representation G₂ reorders symptoms as (S₄, S₃, S₂, S₁) and diseases as (D₃, D₂, D₁). This corresponds to reversal permutation matrices:</w:t>
+      </w:r>
+    </w:p>
+    <w:p>
+      <w:pPr>
+        <w:spacing w:after="120"/>
+      </w:pPr>
+      <w:r>
+        <w:rPr>
+          <w:rFonts w:ascii="Calibri" w:hAnsi="Calibri"/>
+          <w:b w:val="0"/>
+          <w:i w:val="0"/>
+          <w:sz w:val="22"/>
+        </w:rPr>
+      </w:r>
+    </w:p>
+    <w:p>
+      <w:pPr>
+        <w:spacing w:after="120"/>
+      </w:pPr>
+      <w:r>
+        <w:rPr>
+          <w:rFonts w:ascii="Calibri" w:hAnsi="Calibri"/>
+          <w:b w:val="0"/>
+          <w:i w:val="0"/>
+          <w:sz w:val="22"/>
+        </w:rPr>
+        <w:t>Symptom permutation r_S = [3, 2, 1, 0] (maps index i to 3-i):</w:t>
+      </w:r>
+    </w:p>
+    <w:p>
+      <w:pPr>
+        <w:spacing w:after="120"/>
+      </w:pPr>
+      <w:r>
+        <w:rPr>
+          <w:rFonts w:ascii="Calibri" w:hAnsi="Calibri"/>
+          <w:b w:val="0"/>
+          <w:i w:val="0"/>
+          <w:sz w:val="22"/>
+        </w:rPr>
+        <w:t>P_S = [[0,0,0,1], [0,0,1,0], [0,1,0,0], [1,0,0,0]]</w:t>
+      </w:r>
+    </w:p>
+    <w:p>
+      <w:pPr>
+        <w:spacing w:after="120"/>
+      </w:pPr>
+      <w:r>
+        <w:rPr>
+          <w:rFonts w:ascii="Calibri" w:hAnsi="Calibri"/>
+          <w:b w:val="0"/>
+          <w:i w:val="0"/>
+          <w:sz w:val="22"/>
+        </w:rPr>
+      </w:r>
+    </w:p>
+    <w:p>
+      <w:pPr>
+        <w:spacing w:after="120"/>
+      </w:pPr>
+      <w:r>
+        <w:rPr>
+          <w:rFonts w:ascii="Calibri" w:hAnsi="Calibri"/>
+          <w:b w:val="0"/>
+          <w:i w:val="0"/>
+          <w:sz w:val="22"/>
+        </w:rPr>
+        <w:t>Disease permutation r_D = [2, 1, 0] (maps index j to 2-j):</w:t>
+      </w:r>
+    </w:p>
+    <w:p>
+      <w:pPr>
+        <w:spacing w:after="120"/>
+      </w:pPr>
+      <w:r>
+        <w:rPr>
+          <w:rFonts w:ascii="Calibri" w:hAnsi="Calibri"/>
+          <w:b w:val="0"/>
+          <w:i w:val="0"/>
+          <w:sz w:val="22"/>
+        </w:rPr>
+        <w:t>P_D = [[0,0,1], [0,1,0], [1,0,0]]</w:t>
+      </w:r>
+    </w:p>
+    <w:p>
+      <w:pPr>
+        <w:spacing w:after="120"/>
+      </w:pPr>
+      <w:r>
+        <w:rPr>
+          <w:rFonts w:ascii="Calibri" w:hAnsi="Calibri"/>
+          <w:b w:val="0"/>
+          <w:i w:val="0"/>
+          <w:sz w:val="22"/>
+        </w:rPr>
+      </w:r>
+    </w:p>
+    <w:p>
+      <w:pPr>
+        <w:spacing w:after="120"/>
+      </w:pPr>
+      <w:r>
+        <w:rPr>
+          <w:rFonts w:ascii="Calibri" w:hAnsi="Calibri"/>
+          <w:b w:val="0"/>
+          <w:i w:val="0"/>
+          <w:sz w:val="22"/>
+        </w:rPr>
+        <w:t>Biadjacency matrix A₁ (order S₁..S₄ | D₁..D₃):</w:t>
+      </w:r>
+    </w:p>
+    <w:tbl>
+      <w:tblPr>
+        <w:tblStyle w:val="TableGrid"/>
+        <w:tblW w:type="auto" w:w="0"/>
+        <w:jc w:val="center"/>
+        <w:tblLook w:firstColumn="1" w:firstRow="1" w:lastColumn="0" w:lastRow="0" w:noHBand="0" w:noVBand="1" w:val="04A0"/>
+      </w:tblPr>
+      <w:tblGrid>
+        <w:gridCol w:w="2412"/>
+        <w:gridCol w:w="2412"/>
+        <w:gridCol w:w="2412"/>
+        <w:gridCol w:w="2412"/>
+      </w:tblGrid>
+      <w:tr>
+        <w:tc>
+          <w:tcPr>
+            <w:tcW w:type="dxa" w:w="2412"/>
+            <w:shd w:val="clear" w:fill="1282A2"/>
+          </w:tcPr>
+          <w:p>
+            <w:pPr>
+              <w:jc w:val="center"/>
+            </w:pPr>
+            <w:r>
+              <w:rPr>
+                <w:color w:val="FEFCFB"/>
+              </w:rPr>
+            </w:r>
+            <w:r>
+              <w:rPr>
+                <w:rFonts w:ascii="Calibri" w:hAnsi="Calibri"/>
+                <w:b/>
+                <w:i w:val="0"/>
+                <w:color w:val="FEFCFB"/>
+                <w:sz w:val="20"/>
+              </w:rPr>
+            </w:r>
+          </w:p>
+        </w:tc>
+        <w:tc>
+          <w:tcPr>
+            <w:tcW w:type="dxa" w:w="2412"/>
+            <w:shd w:val="clear" w:fill="1282A2"/>
+          </w:tcPr>
+          <w:p>
+            <w:pPr>
+              <w:jc w:val="center"/>
+            </w:pPr>
+            <w:r>
+              <w:rPr>
+                <w:color w:val="FEFCFB"/>
+              </w:rPr>
+            </w:r>
+            <w:r>
+              <w:rPr>
+                <w:rFonts w:ascii="Calibri" w:hAnsi="Calibri"/>
+                <w:b/>
+                <w:i w:val="0"/>
+                <w:color w:val="FEFCFB"/>
+                <w:sz w:val="20"/>
+              </w:rPr>
+              <w:t>D₁</w:t>
+            </w:r>
+          </w:p>
+        </w:tc>
+        <w:tc>
+          <w:tcPr>
+            <w:tcW w:type="dxa" w:w="2412"/>
+            <w:shd w:val="clear" w:fill="1282A2"/>
+          </w:tcPr>
+          <w:p>
+            <w:pPr>
+              <w:jc w:val="center"/>
+            </w:pPr>
+            <w:r>
+              <w:rPr>
+                <w:color w:val="FEFCFB"/>
+              </w:rPr>
+            </w:r>
+            <w:r>
+              <w:rPr>
+                <w:rFonts w:ascii="Calibri" w:hAnsi="Calibri"/>
+                <w:b/>
+                <w:i w:val="0"/>
+                <w:color w:val="FEFCFB"/>
+                <w:sz w:val="20"/>
+              </w:rPr>
+              <w:t>D₂</w:t>
+            </w:r>
+          </w:p>
+        </w:tc>
+        <w:tc>
+          <w:tcPr>
+            <w:tcW w:type="dxa" w:w="2412"/>
+            <w:shd w:val="clear" w:fill="1282A2"/>
+          </w:tcPr>
+          <w:p>
+            <w:pPr>
+              <w:jc w:val="center"/>
+            </w:pPr>
+            <w:r>
+              <w:rPr>
+                <w:color w:val="FEFCFB"/>
+              </w:rPr>
+            </w:r>
+            <w:r>
+              <w:rPr>
+                <w:rFonts w:ascii="Calibri" w:hAnsi="Calibri"/>
+                <w:b/>
+                <w:i w:val="0"/>
+                <w:color w:val="FEFCFB"/>
+                <w:sz w:val="20"/>
+              </w:rPr>
+              <w:t>D₃</w:t>
+            </w:r>
+          </w:p>
+        </w:tc>
+      </w:tr>
+      <w:tr>
+        <w:tc>
+          <w:tcPr>
+            <w:tcW w:type="dxa" w:w="2412"/>
+          </w:tcPr>
+          <w:p>
+            <w:pPr>
+              <w:jc w:val="center"/>
+            </w:pPr>
+            <w:r/>
+            <w:r>
+              <w:rPr>
+                <w:rFonts w:ascii="Calibri" w:hAnsi="Calibri"/>
+                <w:b w:val="0"/>
+                <w:i w:val="0"/>
+                <w:sz w:val="20"/>
+              </w:rPr>
+              <w:t>S₁</w:t>
+            </w:r>
+          </w:p>
+        </w:tc>
+        <w:tc>
+          <w:tcPr>
+            <w:tcW w:type="dxa" w:w="2412"/>
+          </w:tcPr>
+          <w:p>
+            <w:pPr>
+              <w:jc w:val="center"/>
+            </w:pPr>
+            <w:r/>
+            <w:r>
+              <w:rPr>
+                <w:rFonts w:ascii="Calibri" w:hAnsi="Calibri"/>
+                <w:b w:val="0"/>
+                <w:i w:val="0"/>
+                <w:sz w:val="20"/>
+              </w:rPr>
+              <w:t>1</w:t>
+            </w:r>
+          </w:p>
+        </w:tc>
+        <w:tc>
+          <w:tcPr>
+            <w:tcW w:type="dxa" w:w="2412"/>
+          </w:tcPr>
+          <w:p>
+            <w:pPr>
+              <w:jc w:val="center"/>
+            </w:pPr>
+            <w:r/>
+            <w:r>
+              <w:rPr>
+                <w:rFonts w:ascii="Calibri" w:hAnsi="Calibri"/>
+                <w:b w:val="0"/>
+                <w:i w:val="0"/>
+                <w:sz w:val="20"/>
+              </w:rPr>
+              <w:t>1</w:t>
+            </w:r>
+          </w:p>
+        </w:tc>
+        <w:tc>
+          <w:tcPr>
+            <w:tcW w:type="dxa" w:w="2412"/>
+          </w:tcPr>
+          <w:p>
+            <w:pPr>
+              <w:jc w:val="center"/>
+            </w:pPr>
+            <w:r/>
+            <w:r>
+              <w:rPr>
+                <w:rFonts w:ascii="Calibri" w:hAnsi="Calibri"/>
+                <w:b w:val="0"/>
+                <w:i w:val="0"/>
+                <w:sz w:val="20"/>
+              </w:rPr>
+              <w:t>0</w:t>
+            </w:r>
+          </w:p>
+        </w:tc>
+      </w:tr>
+      <w:tr>
+        <w:tc>
+          <w:tcPr>
+            <w:tcW w:type="dxa" w:w="2412"/>
+            <w:shd w:val="clear" w:fill="F0F4F8"/>
+          </w:tcPr>
+          <w:p>
+            <w:pPr>
+              <w:jc w:val="center"/>
+            </w:pPr>
+            <w:r/>
+            <w:r>
+              <w:rPr>
+                <w:rFonts w:ascii="Calibri" w:hAnsi="Calibri"/>
+                <w:b w:val="0"/>
+                <w:i w:val="0"/>
+                <w:sz w:val="20"/>
+              </w:rPr>
+              <w:t>S₂</w:t>
+            </w:r>
+          </w:p>
+        </w:tc>
+        <w:tc>
+          <w:tcPr>
+            <w:tcW w:type="dxa" w:w="2412"/>
+            <w:shd w:val="clear" w:fill="F0F4F8"/>
+          </w:tcPr>
+          <w:p>
+            <w:pPr>
+              <w:jc w:val="center"/>
+            </w:pPr>
+            <w:r/>
+            <w:r>
+              <w:rPr>
+                <w:rFonts w:ascii="Calibri" w:hAnsi="Calibri"/>
+                <w:b w:val="0"/>
+                <w:i w:val="0"/>
+                <w:sz w:val="20"/>
+              </w:rPr>
+              <w:t>1</w:t>
+            </w:r>
+          </w:p>
+        </w:tc>
+        <w:tc>
+          <w:tcPr>
+            <w:tcW w:type="dxa" w:w="2412"/>
+            <w:shd w:val="clear" w:fill="F0F4F8"/>
+          </w:tcPr>
+          <w:p>
+            <w:pPr>
+              <w:jc w:val="center"/>
+            </w:pPr>
+            <w:r/>
+            <w:r>
+              <w:rPr>
+                <w:rFonts w:ascii="Calibri" w:hAnsi="Calibri"/>
+                <w:b w:val="0"/>
+                <w:i w:val="0"/>
+                <w:sz w:val="20"/>
+              </w:rPr>
+              <w:t>0</w:t>
+            </w:r>
+          </w:p>
+        </w:tc>
+        <w:tc>
+          <w:tcPr>
+            <w:tcW w:type="dxa" w:w="2412"/>
+            <w:shd w:val="clear" w:fill="F0F4F8"/>
+          </w:tcPr>
+          <w:p>
+            <w:pPr>
+              <w:jc w:val="center"/>
+            </w:pPr>
+            <w:r/>
+            <w:r>
+              <w:rPr>
+                <w:rFonts w:ascii="Calibri" w:hAnsi="Calibri"/>
+                <w:b w:val="0"/>
+                <w:i w:val="0"/>
+                <w:sz w:val="20"/>
+              </w:rPr>
+              <w:t>0</w:t>
+            </w:r>
+          </w:p>
+        </w:tc>
+      </w:tr>
+      <w:tr>
+        <w:tc>
+          <w:tcPr>
+            <w:tcW w:type="dxa" w:w="2412"/>
+          </w:tcPr>
+          <w:p>
+            <w:pPr>
+              <w:jc w:val="center"/>
+            </w:pPr>
+            <w:r/>
+            <w:r>
+              <w:rPr>
+                <w:rFonts w:ascii="Calibri" w:hAnsi="Calibri"/>
+                <w:b w:val="0"/>
+                <w:i w:val="0"/>
+                <w:sz w:val="20"/>
+              </w:rPr>
+              <w:t>S₃</w:t>
+            </w:r>
+          </w:p>
+        </w:tc>
+        <w:tc>
+          <w:tcPr>
+            <w:tcW w:type="dxa" w:w="2412"/>
+          </w:tcPr>
+          <w:p>
+            <w:pPr>
+              <w:jc w:val="center"/>
+            </w:pPr>
+            <w:r/>
+            <w:r>
+              <w:rPr>
+                <w:rFonts w:ascii="Calibri" w:hAnsi="Calibri"/>
+                <w:b w:val="0"/>
+                <w:i w:val="0"/>
+                <w:sz w:val="20"/>
+              </w:rPr>
+              <w:t>0</w:t>
+            </w:r>
+          </w:p>
+        </w:tc>
+        <w:tc>
+          <w:tcPr>
+            <w:tcW w:type="dxa" w:w="2412"/>
+          </w:tcPr>
+          <w:p>
+            <w:pPr>
+              <w:jc w:val="center"/>
+            </w:pPr>
+            <w:r/>
+            <w:r>
+              <w:rPr>
+                <w:rFonts w:ascii="Calibri" w:hAnsi="Calibri"/>
+                <w:b w:val="0"/>
+                <w:i w:val="0"/>
+                <w:sz w:val="20"/>
+              </w:rPr>
+              <w:t>1</w:t>
+            </w:r>
+          </w:p>
+        </w:tc>
+        <w:tc>
+          <w:tcPr>
+            <w:tcW w:type="dxa" w:w="2412"/>
+          </w:tcPr>
+          <w:p>
+            <w:pPr>
+              <w:jc w:val="center"/>
+            </w:pPr>
+            <w:r/>
+            <w:r>
+              <w:rPr>
+                <w:rFonts w:ascii="Calibri" w:hAnsi="Calibri"/>
+                <w:b w:val="0"/>
+                <w:i w:val="0"/>
+                <w:sz w:val="20"/>
+              </w:rPr>
+              <w:t>0</w:t>
+            </w:r>
+          </w:p>
+        </w:tc>
+      </w:tr>
+      <w:tr>
+        <w:tc>
+          <w:tcPr>
+            <w:tcW w:type="dxa" w:w="2412"/>
+            <w:shd w:val="clear" w:fill="F0F4F8"/>
+          </w:tcPr>
+          <w:p>
+            <w:pPr>
+              <w:jc w:val="center"/>
+            </w:pPr>
+            <w:r/>
+            <w:r>
+              <w:rPr>
+                <w:rFonts w:ascii="Calibri" w:hAnsi="Calibri"/>
+                <w:b w:val="0"/>
+                <w:i w:val="0"/>
+                <w:sz w:val="20"/>
+              </w:rPr>
+              <w:t>S₄</w:t>
+            </w:r>
+          </w:p>
+        </w:tc>
+        <w:tc>
+          <w:tcPr>
+            <w:tcW w:type="dxa" w:w="2412"/>
+            <w:shd w:val="clear" w:fill="F0F4F8"/>
+          </w:tcPr>
+          <w:p>
+            <w:pPr>
+              <w:jc w:val="center"/>
+            </w:pPr>
+            <w:r/>
+            <w:r>
+              <w:rPr>
+                <w:rFonts w:ascii="Calibri" w:hAnsi="Calibri"/>
+                <w:b w:val="0"/>
+                <w:i w:val="0"/>
+                <w:sz w:val="20"/>
+              </w:rPr>
+              <w:t>1</w:t>
+            </w:r>
+          </w:p>
+        </w:tc>
+        <w:tc>
+          <w:tcPr>
+            <w:tcW w:type="dxa" w:w="2412"/>
+            <w:shd w:val="clear" w:fill="F0F4F8"/>
+          </w:tcPr>
+          <w:p>
+            <w:pPr>
+              <w:jc w:val="center"/>
+            </w:pPr>
+            <w:r/>
+            <w:r>
+              <w:rPr>
+                <w:rFonts w:ascii="Calibri" w:hAnsi="Calibri"/>
+                <w:b w:val="0"/>
+                <w:i w:val="0"/>
+                <w:sz w:val="20"/>
+              </w:rPr>
+              <w:t>0</w:t>
+            </w:r>
+          </w:p>
+        </w:tc>
+        <w:tc>
+          <w:tcPr>
+            <w:tcW w:type="dxa" w:w="2412"/>
+            <w:shd w:val="clear" w:fill="F0F4F8"/>
+          </w:tcPr>
+          <w:p>
+            <w:pPr>
+              <w:jc w:val="center"/>
+            </w:pPr>
+            <w:r/>
+            <w:r>
+              <w:rPr>
+                <w:rFonts w:ascii="Calibri" w:hAnsi="Calibri"/>
+                <w:b w:val="0"/>
+                <w:i w:val="0"/>
+                <w:sz w:val="20"/>
               </w:rPr>
               <w:t>1</w:t>
             </w:r>
@@ -1869,12 +5164,1284 @@
       </w:tr>
     </w:tbl>
     <w:p>
+      <w:pPr>
+        <w:jc w:val="center"/>
+      </w:pPr>
       <w:r>
         <w:rPr>
+          <w:i/>
+          <w:color w:val="5A5A5A"/>
+          <w:sz w:val="18"/>
+        </w:rPr>
+        <w:t>Table 8: Biadjacency matrix A₁ for G₁.</w:t>
+      </w:r>
+    </w:p>
+    <w:p>
+      <w:pPr>
+        <w:spacing w:after="120"/>
+      </w:pPr>
+      <w:r>
+        <w:rPr>
+          <w:rFonts w:ascii="Calibri" w:hAnsi="Calibri"/>
           <w:b w:val="0"/>
           <w:i w:val="0"/>
+          <w:sz w:val="22"/>
         </w:rPr>
-        <w:t>Algorithm — Merge check: compute A₁,A₂, degree sequences; if invariants differ → not isomorphic; else search for P with A₂=P·A₁·Pᵀ (exhaustive for n=7, else use canonical labeling).</w:t>
+      </w:r>
+    </w:p>
+    <w:p>
+      <w:pPr>
+        <w:spacing w:after="120"/>
+      </w:pPr>
+      <w:r>
+        <w:rPr>
+          <w:rFonts w:ascii="Calibri" w:hAnsi="Calibri"/>
+          <w:b w:val="0"/>
+          <w:i w:val="0"/>
+          <w:sz w:val="22"/>
+        </w:rPr>
+        <w:t>Biadjacency matrix A₂ (order S₄..S₁ | D₃..D₁):</w:t>
+      </w:r>
+    </w:p>
+    <w:tbl>
+      <w:tblPr>
+        <w:tblStyle w:val="TableGrid"/>
+        <w:tblW w:type="auto" w:w="0"/>
+        <w:jc w:val="center"/>
+        <w:tblLook w:firstColumn="1" w:firstRow="1" w:lastColumn="0" w:lastRow="0" w:noHBand="0" w:noVBand="1" w:val="04A0"/>
+      </w:tblPr>
+      <w:tblGrid>
+        <w:gridCol w:w="2412"/>
+        <w:gridCol w:w="2412"/>
+        <w:gridCol w:w="2412"/>
+        <w:gridCol w:w="2412"/>
+      </w:tblGrid>
+      <w:tr>
+        <w:tc>
+          <w:tcPr>
+            <w:tcW w:type="dxa" w:w="2412"/>
+            <w:shd w:val="clear" w:fill="1282A2"/>
+          </w:tcPr>
+          <w:p>
+            <w:pPr>
+              <w:jc w:val="center"/>
+            </w:pPr>
+            <w:r>
+              <w:rPr>
+                <w:color w:val="FEFCFB"/>
+              </w:rPr>
+            </w:r>
+            <w:r>
+              <w:rPr>
+                <w:rFonts w:ascii="Calibri" w:hAnsi="Calibri"/>
+                <w:b/>
+                <w:i w:val="0"/>
+                <w:color w:val="FEFCFB"/>
+                <w:sz w:val="20"/>
+              </w:rPr>
+            </w:r>
+          </w:p>
+        </w:tc>
+        <w:tc>
+          <w:tcPr>
+            <w:tcW w:type="dxa" w:w="2412"/>
+            <w:shd w:val="clear" w:fill="1282A2"/>
+          </w:tcPr>
+          <w:p>
+            <w:pPr>
+              <w:jc w:val="center"/>
+            </w:pPr>
+            <w:r>
+              <w:rPr>
+                <w:color w:val="FEFCFB"/>
+              </w:rPr>
+            </w:r>
+            <w:r>
+              <w:rPr>
+                <w:rFonts w:ascii="Calibri" w:hAnsi="Calibri"/>
+                <w:b/>
+                <w:i w:val="0"/>
+                <w:color w:val="FEFCFB"/>
+                <w:sz w:val="20"/>
+              </w:rPr>
+              <w:t>D₃</w:t>
+            </w:r>
+          </w:p>
+        </w:tc>
+        <w:tc>
+          <w:tcPr>
+            <w:tcW w:type="dxa" w:w="2412"/>
+            <w:shd w:val="clear" w:fill="1282A2"/>
+          </w:tcPr>
+          <w:p>
+            <w:pPr>
+              <w:jc w:val="center"/>
+            </w:pPr>
+            <w:r>
+              <w:rPr>
+                <w:color w:val="FEFCFB"/>
+              </w:rPr>
+            </w:r>
+            <w:r>
+              <w:rPr>
+                <w:rFonts w:ascii="Calibri" w:hAnsi="Calibri"/>
+                <w:b/>
+                <w:i w:val="0"/>
+                <w:color w:val="FEFCFB"/>
+                <w:sz w:val="20"/>
+              </w:rPr>
+              <w:t>D₂</w:t>
+            </w:r>
+          </w:p>
+        </w:tc>
+        <w:tc>
+          <w:tcPr>
+            <w:tcW w:type="dxa" w:w="2412"/>
+            <w:shd w:val="clear" w:fill="1282A2"/>
+          </w:tcPr>
+          <w:p>
+            <w:pPr>
+              <w:jc w:val="center"/>
+            </w:pPr>
+            <w:r>
+              <w:rPr>
+                <w:color w:val="FEFCFB"/>
+              </w:rPr>
+            </w:r>
+            <w:r>
+              <w:rPr>
+                <w:rFonts w:ascii="Calibri" w:hAnsi="Calibri"/>
+                <w:b/>
+                <w:i w:val="0"/>
+                <w:color w:val="FEFCFB"/>
+                <w:sz w:val="20"/>
+              </w:rPr>
+              <w:t>D₁</w:t>
+            </w:r>
+          </w:p>
+        </w:tc>
+      </w:tr>
+      <w:tr>
+        <w:tc>
+          <w:tcPr>
+            <w:tcW w:type="dxa" w:w="2412"/>
+          </w:tcPr>
+          <w:p>
+            <w:pPr>
+              <w:jc w:val="center"/>
+            </w:pPr>
+            <w:r/>
+            <w:r>
+              <w:rPr>
+                <w:rFonts w:ascii="Calibri" w:hAnsi="Calibri"/>
+                <w:b w:val="0"/>
+                <w:i w:val="0"/>
+                <w:sz w:val="20"/>
+              </w:rPr>
+              <w:t>S₄</w:t>
+            </w:r>
+          </w:p>
+        </w:tc>
+        <w:tc>
+          <w:tcPr>
+            <w:tcW w:type="dxa" w:w="2412"/>
+          </w:tcPr>
+          <w:p>
+            <w:pPr>
+              <w:jc w:val="center"/>
+            </w:pPr>
+            <w:r/>
+            <w:r>
+              <w:rPr>
+                <w:rFonts w:ascii="Calibri" w:hAnsi="Calibri"/>
+                <w:b w:val="0"/>
+                <w:i w:val="0"/>
+                <w:sz w:val="20"/>
+              </w:rPr>
+              <w:t>1</w:t>
+            </w:r>
+          </w:p>
+        </w:tc>
+        <w:tc>
+          <w:tcPr>
+            <w:tcW w:type="dxa" w:w="2412"/>
+          </w:tcPr>
+          <w:p>
+            <w:pPr>
+              <w:jc w:val="center"/>
+            </w:pPr>
+            <w:r/>
+            <w:r>
+              <w:rPr>
+                <w:rFonts w:ascii="Calibri" w:hAnsi="Calibri"/>
+                <w:b w:val="0"/>
+                <w:i w:val="0"/>
+                <w:sz w:val="20"/>
+              </w:rPr>
+              <w:t>0</w:t>
+            </w:r>
+          </w:p>
+        </w:tc>
+        <w:tc>
+          <w:tcPr>
+            <w:tcW w:type="dxa" w:w="2412"/>
+          </w:tcPr>
+          <w:p>
+            <w:pPr>
+              <w:jc w:val="center"/>
+            </w:pPr>
+            <w:r/>
+            <w:r>
+              <w:rPr>
+                <w:rFonts w:ascii="Calibri" w:hAnsi="Calibri"/>
+                <w:b w:val="0"/>
+                <w:i w:val="0"/>
+                <w:sz w:val="20"/>
+              </w:rPr>
+              <w:t>1</w:t>
+            </w:r>
+          </w:p>
+        </w:tc>
+      </w:tr>
+      <w:tr>
+        <w:tc>
+          <w:tcPr>
+            <w:tcW w:type="dxa" w:w="2412"/>
+            <w:shd w:val="clear" w:fill="F0F4F8"/>
+          </w:tcPr>
+          <w:p>
+            <w:pPr>
+              <w:jc w:val="center"/>
+            </w:pPr>
+            <w:r/>
+            <w:r>
+              <w:rPr>
+                <w:rFonts w:ascii="Calibri" w:hAnsi="Calibri"/>
+                <w:b w:val="0"/>
+                <w:i w:val="0"/>
+                <w:sz w:val="20"/>
+              </w:rPr>
+              <w:t>S₃</w:t>
+            </w:r>
+          </w:p>
+        </w:tc>
+        <w:tc>
+          <w:tcPr>
+            <w:tcW w:type="dxa" w:w="2412"/>
+            <w:shd w:val="clear" w:fill="F0F4F8"/>
+          </w:tcPr>
+          <w:p>
+            <w:pPr>
+              <w:jc w:val="center"/>
+            </w:pPr>
+            <w:r/>
+            <w:r>
+              <w:rPr>
+                <w:rFonts w:ascii="Calibri" w:hAnsi="Calibri"/>
+                <w:b w:val="0"/>
+                <w:i w:val="0"/>
+                <w:sz w:val="20"/>
+              </w:rPr>
+              <w:t>0</w:t>
+            </w:r>
+          </w:p>
+        </w:tc>
+        <w:tc>
+          <w:tcPr>
+            <w:tcW w:type="dxa" w:w="2412"/>
+            <w:shd w:val="clear" w:fill="F0F4F8"/>
+          </w:tcPr>
+          <w:p>
+            <w:pPr>
+              <w:jc w:val="center"/>
+            </w:pPr>
+            <w:r/>
+            <w:r>
+              <w:rPr>
+                <w:rFonts w:ascii="Calibri" w:hAnsi="Calibri"/>
+                <w:b w:val="0"/>
+                <w:i w:val="0"/>
+                <w:sz w:val="20"/>
+              </w:rPr>
+              <w:t>1</w:t>
+            </w:r>
+          </w:p>
+        </w:tc>
+        <w:tc>
+          <w:tcPr>
+            <w:tcW w:type="dxa" w:w="2412"/>
+            <w:shd w:val="clear" w:fill="F0F4F8"/>
+          </w:tcPr>
+          <w:p>
+            <w:pPr>
+              <w:jc w:val="center"/>
+            </w:pPr>
+            <w:r/>
+            <w:r>
+              <w:rPr>
+                <w:rFonts w:ascii="Calibri" w:hAnsi="Calibri"/>
+                <w:b w:val="0"/>
+                <w:i w:val="0"/>
+                <w:sz w:val="20"/>
+              </w:rPr>
+              <w:t>0</w:t>
+            </w:r>
+          </w:p>
+        </w:tc>
+      </w:tr>
+      <w:tr>
+        <w:tc>
+          <w:tcPr>
+            <w:tcW w:type="dxa" w:w="2412"/>
+          </w:tcPr>
+          <w:p>
+            <w:pPr>
+              <w:jc w:val="center"/>
+            </w:pPr>
+            <w:r/>
+            <w:r>
+              <w:rPr>
+                <w:rFonts w:ascii="Calibri" w:hAnsi="Calibri"/>
+                <w:b w:val="0"/>
+                <w:i w:val="0"/>
+                <w:sz w:val="20"/>
+              </w:rPr>
+              <w:t>S₂</w:t>
+            </w:r>
+          </w:p>
+        </w:tc>
+        <w:tc>
+          <w:tcPr>
+            <w:tcW w:type="dxa" w:w="2412"/>
+          </w:tcPr>
+          <w:p>
+            <w:pPr>
+              <w:jc w:val="center"/>
+            </w:pPr>
+            <w:r/>
+            <w:r>
+              <w:rPr>
+                <w:rFonts w:ascii="Calibri" w:hAnsi="Calibri"/>
+                <w:b w:val="0"/>
+                <w:i w:val="0"/>
+                <w:sz w:val="20"/>
+              </w:rPr>
+              <w:t>0</w:t>
+            </w:r>
+          </w:p>
+        </w:tc>
+        <w:tc>
+          <w:tcPr>
+            <w:tcW w:type="dxa" w:w="2412"/>
+          </w:tcPr>
+          <w:p>
+            <w:pPr>
+              <w:jc w:val="center"/>
+            </w:pPr>
+            <w:r/>
+            <w:r>
+              <w:rPr>
+                <w:rFonts w:ascii="Calibri" w:hAnsi="Calibri"/>
+                <w:b w:val="0"/>
+                <w:i w:val="0"/>
+                <w:sz w:val="20"/>
+              </w:rPr>
+              <w:t>0</w:t>
+            </w:r>
+          </w:p>
+        </w:tc>
+        <w:tc>
+          <w:tcPr>
+            <w:tcW w:type="dxa" w:w="2412"/>
+          </w:tcPr>
+          <w:p>
+            <w:pPr>
+              <w:jc w:val="center"/>
+            </w:pPr>
+            <w:r/>
+            <w:r>
+              <w:rPr>
+                <w:rFonts w:ascii="Calibri" w:hAnsi="Calibri"/>
+                <w:b w:val="0"/>
+                <w:i w:val="0"/>
+                <w:sz w:val="20"/>
+              </w:rPr>
+              <w:t>1</w:t>
+            </w:r>
+          </w:p>
+        </w:tc>
+      </w:tr>
+      <w:tr>
+        <w:tc>
+          <w:tcPr>
+            <w:tcW w:type="dxa" w:w="2412"/>
+            <w:shd w:val="clear" w:fill="F0F4F8"/>
+          </w:tcPr>
+          <w:p>
+            <w:pPr>
+              <w:jc w:val="center"/>
+            </w:pPr>
+            <w:r/>
+            <w:r>
+              <w:rPr>
+                <w:rFonts w:ascii="Calibri" w:hAnsi="Calibri"/>
+                <w:b w:val="0"/>
+                <w:i w:val="0"/>
+                <w:sz w:val="20"/>
+              </w:rPr>
+              <w:t>S₁</w:t>
+            </w:r>
+          </w:p>
+        </w:tc>
+        <w:tc>
+          <w:tcPr>
+            <w:tcW w:type="dxa" w:w="2412"/>
+            <w:shd w:val="clear" w:fill="F0F4F8"/>
+          </w:tcPr>
+          <w:p>
+            <w:pPr>
+              <w:jc w:val="center"/>
+            </w:pPr>
+            <w:r/>
+            <w:r>
+              <w:rPr>
+                <w:rFonts w:ascii="Calibri" w:hAnsi="Calibri"/>
+                <w:b w:val="0"/>
+                <w:i w:val="0"/>
+                <w:sz w:val="20"/>
+              </w:rPr>
+              <w:t>0</w:t>
+            </w:r>
+          </w:p>
+        </w:tc>
+        <w:tc>
+          <w:tcPr>
+            <w:tcW w:type="dxa" w:w="2412"/>
+            <w:shd w:val="clear" w:fill="F0F4F8"/>
+          </w:tcPr>
+          <w:p>
+            <w:pPr>
+              <w:jc w:val="center"/>
+            </w:pPr>
+            <w:r/>
+            <w:r>
+              <w:rPr>
+                <w:rFonts w:ascii="Calibri" w:hAnsi="Calibri"/>
+                <w:b w:val="0"/>
+                <w:i w:val="0"/>
+                <w:sz w:val="20"/>
+              </w:rPr>
+              <w:t>1</w:t>
+            </w:r>
+          </w:p>
+        </w:tc>
+        <w:tc>
+          <w:tcPr>
+            <w:tcW w:type="dxa" w:w="2412"/>
+            <w:shd w:val="clear" w:fill="F0F4F8"/>
+          </w:tcPr>
+          <w:p>
+            <w:pPr>
+              <w:jc w:val="center"/>
+            </w:pPr>
+            <w:r/>
+            <w:r>
+              <w:rPr>
+                <w:rFonts w:ascii="Calibri" w:hAnsi="Calibri"/>
+                <w:b w:val="0"/>
+                <w:i w:val="0"/>
+                <w:sz w:val="20"/>
+              </w:rPr>
+              <w:t>1</w:t>
+            </w:r>
+          </w:p>
+        </w:tc>
+      </w:tr>
+    </w:tbl>
+    <w:p>
+      <w:pPr>
+        <w:jc w:val="center"/>
+      </w:pPr>
+      <w:r>
+        <w:rPr>
+          <w:i/>
+          <w:color w:val="5A5A5A"/>
+          <w:sz w:val="18"/>
+        </w:rPr>
+        <w:t>Table 9: Biadjacency matrix A₂ for G₂.</w:t>
+      </w:r>
+    </w:p>
+    <w:p>
+      <w:pPr>
+        <w:spacing w:after="120"/>
+      </w:pPr>
+      <w:r>
+        <w:rPr>
+          <w:rFonts w:ascii="Calibri" w:hAnsi="Calibri"/>
+          <w:b w:val="0"/>
+          <w:i w:val="0"/>
+          <w:sz w:val="22"/>
+        </w:rPr>
+      </w:r>
+    </w:p>
+    <w:p>
+      <w:pPr>
+        <w:spacing w:after="120"/>
+      </w:pPr>
+      <w:r>
+        <w:rPr>
+          <w:rFonts w:ascii="Calibri" w:hAnsi="Calibri"/>
+          <w:b/>
+          <w:i w:val="0"/>
+          <w:sz w:val="24"/>
+        </w:rPr>
+        <w:t>Verification: A₂ = P_S · A₁ · P_Dᵀ</w:t>
+      </w:r>
+    </w:p>
+    <w:p>
+      <w:pPr>
+        <w:spacing w:after="120"/>
+      </w:pPr>
+      <w:r>
+        <w:rPr>
+          <w:rFonts w:ascii="Calibri" w:hAnsi="Calibri"/>
+          <w:b w:val="0"/>
+          <w:i w:val="0"/>
+          <w:sz w:val="22"/>
+        </w:rPr>
+      </w:r>
+    </w:p>
+    <w:p>
+      <w:pPr>
+        <w:spacing w:after="120"/>
+      </w:pPr>
+      <w:r>
+        <w:rPr>
+          <w:rFonts w:ascii="Calibri" w:hAnsi="Calibri"/>
+          <w:b w:val="0"/>
+          <w:i w:val="0"/>
+          <w:sz w:val="22"/>
+        </w:rPr>
+        <w:t>This equation is the algebraic certificate of isomorphism. It proves that G₂ is obtained from G₁ by simultaneously reordering symptoms (via P_S) and diseases (via P_D).</w:t>
+      </w:r>
+    </w:p>
+    <w:p>
+      <w:pPr>
+        <w:pStyle w:val="Heading1"/>
+      </w:pPr>
+      <w:r>
+        <w:t>7. Diagram / Graph</w:t>
+      </w:r>
+    </w:p>
+    <w:p>
+      <w:pPr>
+        <w:pStyle w:val="Heading2"/>
+      </w:pPr>
+      <w:r>
+        <w:t>Edge List with Clinical Semantics</w:t>
+      </w:r>
+    </w:p>
+    <w:tbl>
+      <w:tblPr>
+        <w:tblStyle w:val="TableGrid"/>
+        <w:tblW w:type="auto" w:w="0"/>
+        <w:jc w:val="center"/>
+        <w:tblLook w:firstColumn="1" w:firstRow="1" w:lastColumn="0" w:lastRow="0" w:noHBand="0" w:noVBand="1" w:val="04A0"/>
+      </w:tblPr>
+      <w:tblGrid>
+        <w:gridCol w:w="2412"/>
+        <w:gridCol w:w="2412"/>
+        <w:gridCol w:w="2412"/>
+        <w:gridCol w:w="2412"/>
+      </w:tblGrid>
+      <w:tr>
+        <w:tc>
+          <w:tcPr>
+            <w:tcW w:type="dxa" w:w="2412"/>
+            <w:shd w:val="clear" w:fill="1282A2"/>
+          </w:tcPr>
+          <w:p>
+            <w:pPr>
+              <w:jc w:val="center"/>
+            </w:pPr>
+            <w:r>
+              <w:rPr>
+                <w:color w:val="FEFCFB"/>
+              </w:rPr>
+            </w:r>
+            <w:r>
+              <w:rPr>
+                <w:rFonts w:ascii="Calibri" w:hAnsi="Calibri"/>
+                <w:b/>
+                <w:i w:val="0"/>
+                <w:color w:val="FEFCFB"/>
+                <w:sz w:val="20"/>
+              </w:rPr>
+              <w:t>#</w:t>
+            </w:r>
+          </w:p>
+        </w:tc>
+        <w:tc>
+          <w:tcPr>
+            <w:tcW w:type="dxa" w:w="2412"/>
+            <w:shd w:val="clear" w:fill="1282A2"/>
+          </w:tcPr>
+          <w:p>
+            <w:pPr>
+              <w:jc w:val="center"/>
+            </w:pPr>
+            <w:r>
+              <w:rPr>
+                <w:color w:val="FEFCFB"/>
+              </w:rPr>
+            </w:r>
+            <w:r>
+              <w:rPr>
+                <w:rFonts w:ascii="Calibri" w:hAnsi="Calibri"/>
+                <w:b/>
+                <w:i w:val="0"/>
+                <w:color w:val="FEFCFB"/>
+                <w:sz w:val="20"/>
+              </w:rPr>
+              <w:t>Edge</w:t>
+            </w:r>
+          </w:p>
+        </w:tc>
+        <w:tc>
+          <w:tcPr>
+            <w:tcW w:type="dxa" w:w="2412"/>
+            <w:shd w:val="clear" w:fill="1282A2"/>
+          </w:tcPr>
+          <w:p>
+            <w:pPr>
+              <w:jc w:val="center"/>
+            </w:pPr>
+            <w:r>
+              <w:rPr>
+                <w:color w:val="FEFCFB"/>
+              </w:rPr>
+            </w:r>
+            <w:r>
+              <w:rPr>
+                <w:rFonts w:ascii="Calibri" w:hAnsi="Calibri"/>
+                <w:b/>
+                <w:i w:val="0"/>
+                <w:color w:val="FEFCFB"/>
+                <w:sz w:val="20"/>
+              </w:rPr>
+              <w:t>Clinical Meaning</w:t>
+            </w:r>
+          </w:p>
+        </w:tc>
+        <w:tc>
+          <w:tcPr>
+            <w:tcW w:type="dxa" w:w="2412"/>
+            <w:shd w:val="clear" w:fill="1282A2"/>
+          </w:tcPr>
+          <w:p>
+            <w:pPr>
+              <w:jc w:val="center"/>
+            </w:pPr>
+            <w:r>
+              <w:rPr>
+                <w:color w:val="FEFCFB"/>
+              </w:rPr>
+            </w:r>
+            <w:r>
+              <w:rPr>
+                <w:rFonts w:ascii="Calibri" w:hAnsi="Calibri"/>
+                <w:b/>
+                <w:i w:val="0"/>
+                <w:color w:val="FEFCFB"/>
+                <w:sz w:val="20"/>
+              </w:rPr>
+              <w:t>Direction</w:t>
+            </w:r>
+          </w:p>
+        </w:tc>
+      </w:tr>
+      <w:tr>
+        <w:tc>
+          <w:tcPr>
+            <w:tcW w:type="dxa" w:w="2412"/>
+          </w:tcPr>
+          <w:p>
+            <w:pPr>
+              <w:jc w:val="center"/>
+            </w:pPr>
+            <w:r/>
+            <w:r>
+              <w:rPr>
+                <w:rFonts w:ascii="Calibri" w:hAnsi="Calibri"/>
+                <w:b w:val="0"/>
+                <w:i w:val="0"/>
+                <w:sz w:val="20"/>
+              </w:rPr>
+              <w:t>1</w:t>
+            </w:r>
+          </w:p>
+        </w:tc>
+        <w:tc>
+          <w:tcPr>
+            <w:tcW w:type="dxa" w:w="2412"/>
+          </w:tcPr>
+          <w:p>
+            <w:pPr>
+              <w:jc w:val="center"/>
+            </w:pPr>
+            <w:r/>
+            <w:r>
+              <w:rPr>
+                <w:rFonts w:ascii="Calibri" w:hAnsi="Calibri"/>
+                <w:b w:val="0"/>
+                <w:i w:val="0"/>
+                <w:sz w:val="20"/>
+              </w:rPr>
+              <w:t>S₁ — D₁</w:t>
+            </w:r>
+          </w:p>
+        </w:tc>
+        <w:tc>
+          <w:tcPr>
+            <w:tcW w:type="dxa" w:w="2412"/>
+          </w:tcPr>
+          <w:p>
+            <w:pPr>
+              <w:jc w:val="center"/>
+            </w:pPr>
+            <w:r/>
+            <w:r>
+              <w:rPr>
+                <w:rFonts w:ascii="Calibri" w:hAnsi="Calibri"/>
+                <w:b w:val="0"/>
+                <w:i w:val="0"/>
+                <w:sz w:val="20"/>
+              </w:rPr>
+              <w:t>Fever indicates Influenza</w:t>
+            </w:r>
+          </w:p>
+        </w:tc>
+        <w:tc>
+          <w:tcPr>
+            <w:tcW w:type="dxa" w:w="2412"/>
+          </w:tcPr>
+          <w:p>
+            <w:pPr>
+              <w:jc w:val="center"/>
+            </w:pPr>
+            <w:r/>
+            <w:r>
+              <w:rPr>
+                <w:rFonts w:ascii="Calibri" w:hAnsi="Calibri"/>
+                <w:b w:val="0"/>
+                <w:i w:val="0"/>
+                <w:sz w:val="20"/>
+              </w:rPr>
+              <w:t>Symptom → Disease</w:t>
+            </w:r>
+          </w:p>
+        </w:tc>
+      </w:tr>
+      <w:tr>
+        <w:tc>
+          <w:tcPr>
+            <w:tcW w:type="dxa" w:w="2412"/>
+            <w:shd w:val="clear" w:fill="F0F4F8"/>
+          </w:tcPr>
+          <w:p>
+            <w:pPr>
+              <w:jc w:val="center"/>
+            </w:pPr>
+            <w:r/>
+            <w:r>
+              <w:rPr>
+                <w:rFonts w:ascii="Calibri" w:hAnsi="Calibri"/>
+                <w:b w:val="0"/>
+                <w:i w:val="0"/>
+                <w:sz w:val="20"/>
+              </w:rPr>
+              <w:t>2</w:t>
+            </w:r>
+          </w:p>
+        </w:tc>
+        <w:tc>
+          <w:tcPr>
+            <w:tcW w:type="dxa" w:w="2412"/>
+            <w:shd w:val="clear" w:fill="F0F4F8"/>
+          </w:tcPr>
+          <w:p>
+            <w:pPr>
+              <w:jc w:val="center"/>
+            </w:pPr>
+            <w:r/>
+            <w:r>
+              <w:rPr>
+                <w:rFonts w:ascii="Calibri" w:hAnsi="Calibri"/>
+                <w:b w:val="0"/>
+                <w:i w:val="0"/>
+                <w:sz w:val="20"/>
+              </w:rPr>
+              <w:t>S₁ — D₂</w:t>
+            </w:r>
+          </w:p>
+        </w:tc>
+        <w:tc>
+          <w:tcPr>
+            <w:tcW w:type="dxa" w:w="2412"/>
+            <w:shd w:val="clear" w:fill="F0F4F8"/>
+          </w:tcPr>
+          <w:p>
+            <w:pPr>
+              <w:jc w:val="center"/>
+            </w:pPr>
+            <w:r/>
+            <w:r>
+              <w:rPr>
+                <w:rFonts w:ascii="Calibri" w:hAnsi="Calibri"/>
+                <w:b w:val="0"/>
+                <w:i w:val="0"/>
+                <w:sz w:val="20"/>
+              </w:rPr>
+              <w:t>Fever indicates Measles</w:t>
+            </w:r>
+          </w:p>
+        </w:tc>
+        <w:tc>
+          <w:tcPr>
+            <w:tcW w:type="dxa" w:w="2412"/>
+            <w:shd w:val="clear" w:fill="F0F4F8"/>
+          </w:tcPr>
+          <w:p>
+            <w:pPr>
+              <w:jc w:val="center"/>
+            </w:pPr>
+            <w:r/>
+            <w:r>
+              <w:rPr>
+                <w:rFonts w:ascii="Calibri" w:hAnsi="Calibri"/>
+                <w:b w:val="0"/>
+                <w:i w:val="0"/>
+                <w:sz w:val="20"/>
+              </w:rPr>
+              <w:t>Symptom → Disease</w:t>
+            </w:r>
+          </w:p>
+        </w:tc>
+      </w:tr>
+      <w:tr>
+        <w:tc>
+          <w:tcPr>
+            <w:tcW w:type="dxa" w:w="2412"/>
+          </w:tcPr>
+          <w:p>
+            <w:pPr>
+              <w:jc w:val="center"/>
+            </w:pPr>
+            <w:r/>
+            <w:r>
+              <w:rPr>
+                <w:rFonts w:ascii="Calibri" w:hAnsi="Calibri"/>
+                <w:b w:val="0"/>
+                <w:i w:val="0"/>
+                <w:sz w:val="20"/>
+              </w:rPr>
+              <w:t>3</w:t>
+            </w:r>
+          </w:p>
+        </w:tc>
+        <w:tc>
+          <w:tcPr>
+            <w:tcW w:type="dxa" w:w="2412"/>
+          </w:tcPr>
+          <w:p>
+            <w:pPr>
+              <w:jc w:val="center"/>
+            </w:pPr>
+            <w:r/>
+            <w:r>
+              <w:rPr>
+                <w:rFonts w:ascii="Calibri" w:hAnsi="Calibri"/>
+                <w:b w:val="0"/>
+                <w:i w:val="0"/>
+                <w:sz w:val="20"/>
+              </w:rPr>
+              <w:t>S₂ — D₁</w:t>
+            </w:r>
+          </w:p>
+        </w:tc>
+        <w:tc>
+          <w:tcPr>
+            <w:tcW w:type="dxa" w:w="2412"/>
+          </w:tcPr>
+          <w:p>
+            <w:pPr>
+              <w:jc w:val="center"/>
+            </w:pPr>
+            <w:r/>
+            <w:r>
+              <w:rPr>
+                <w:rFonts w:ascii="Calibri" w:hAnsi="Calibri"/>
+                <w:b w:val="0"/>
+                <w:i w:val="0"/>
+                <w:sz w:val="20"/>
+              </w:rPr>
+              <w:t>Cough indicates Influenza</w:t>
+            </w:r>
+          </w:p>
+        </w:tc>
+        <w:tc>
+          <w:tcPr>
+            <w:tcW w:type="dxa" w:w="2412"/>
+          </w:tcPr>
+          <w:p>
+            <w:pPr>
+              <w:jc w:val="center"/>
+            </w:pPr>
+            <w:r/>
+            <w:r>
+              <w:rPr>
+                <w:rFonts w:ascii="Calibri" w:hAnsi="Calibri"/>
+                <w:b w:val="0"/>
+                <w:i w:val="0"/>
+                <w:sz w:val="20"/>
+              </w:rPr>
+              <w:t>Symptom → Disease</w:t>
+            </w:r>
+          </w:p>
+        </w:tc>
+      </w:tr>
+      <w:tr>
+        <w:tc>
+          <w:tcPr>
+            <w:tcW w:type="dxa" w:w="2412"/>
+            <w:shd w:val="clear" w:fill="F0F4F8"/>
+          </w:tcPr>
+          <w:p>
+            <w:pPr>
+              <w:jc w:val="center"/>
+            </w:pPr>
+            <w:r/>
+            <w:r>
+              <w:rPr>
+                <w:rFonts w:ascii="Calibri" w:hAnsi="Calibri"/>
+                <w:b w:val="0"/>
+                <w:i w:val="0"/>
+                <w:sz w:val="20"/>
+              </w:rPr>
+              <w:t>4</w:t>
+            </w:r>
+          </w:p>
+        </w:tc>
+        <w:tc>
+          <w:tcPr>
+            <w:tcW w:type="dxa" w:w="2412"/>
+            <w:shd w:val="clear" w:fill="F0F4F8"/>
+          </w:tcPr>
+          <w:p>
+            <w:pPr>
+              <w:jc w:val="center"/>
+            </w:pPr>
+            <w:r/>
+            <w:r>
+              <w:rPr>
+                <w:rFonts w:ascii="Calibri" w:hAnsi="Calibri"/>
+                <w:b w:val="0"/>
+                <w:i w:val="0"/>
+                <w:sz w:val="20"/>
+              </w:rPr>
+              <w:t>S₃ — D₂</w:t>
+            </w:r>
+          </w:p>
+        </w:tc>
+        <w:tc>
+          <w:tcPr>
+            <w:tcW w:type="dxa" w:w="2412"/>
+            <w:shd w:val="clear" w:fill="F0F4F8"/>
+          </w:tcPr>
+          <w:p>
+            <w:pPr>
+              <w:jc w:val="center"/>
+            </w:pPr>
+            <w:r/>
+            <w:r>
+              <w:rPr>
+                <w:rFonts w:ascii="Calibri" w:hAnsi="Calibri"/>
+                <w:b w:val="0"/>
+                <w:i w:val="0"/>
+                <w:sz w:val="20"/>
+              </w:rPr>
+              <w:t>Rash indicates Measles</w:t>
+            </w:r>
+          </w:p>
+        </w:tc>
+        <w:tc>
+          <w:tcPr>
+            <w:tcW w:type="dxa" w:w="2412"/>
+            <w:shd w:val="clear" w:fill="F0F4F8"/>
+          </w:tcPr>
+          <w:p>
+            <w:pPr>
+              <w:jc w:val="center"/>
+            </w:pPr>
+            <w:r/>
+            <w:r>
+              <w:rPr>
+                <w:rFonts w:ascii="Calibri" w:hAnsi="Calibri"/>
+                <w:b w:val="0"/>
+                <w:i w:val="0"/>
+                <w:sz w:val="20"/>
+              </w:rPr>
+              <w:t>Symptom → Disease</w:t>
+            </w:r>
+          </w:p>
+        </w:tc>
+      </w:tr>
+      <w:tr>
+        <w:tc>
+          <w:tcPr>
+            <w:tcW w:type="dxa" w:w="2412"/>
+          </w:tcPr>
+          <w:p>
+            <w:pPr>
+              <w:jc w:val="center"/>
+            </w:pPr>
+            <w:r/>
+            <w:r>
+              <w:rPr>
+                <w:rFonts w:ascii="Calibri" w:hAnsi="Calibri"/>
+                <w:b w:val="0"/>
+                <w:i w:val="0"/>
+                <w:sz w:val="20"/>
+              </w:rPr>
+              <w:t>5</w:t>
+            </w:r>
+          </w:p>
+        </w:tc>
+        <w:tc>
+          <w:tcPr>
+            <w:tcW w:type="dxa" w:w="2412"/>
+          </w:tcPr>
+          <w:p>
+            <w:pPr>
+              <w:jc w:val="center"/>
+            </w:pPr>
+            <w:r/>
+            <w:r>
+              <w:rPr>
+                <w:rFonts w:ascii="Calibri" w:hAnsi="Calibri"/>
+                <w:b w:val="0"/>
+                <w:i w:val="0"/>
+                <w:sz w:val="20"/>
+              </w:rPr>
+              <w:t>S₄ — D₁</w:t>
+            </w:r>
+          </w:p>
+        </w:tc>
+        <w:tc>
+          <w:tcPr>
+            <w:tcW w:type="dxa" w:w="2412"/>
+          </w:tcPr>
+          <w:p>
+            <w:pPr>
+              <w:jc w:val="center"/>
+            </w:pPr>
+            <w:r/>
+            <w:r>
+              <w:rPr>
+                <w:rFonts w:ascii="Calibri" w:hAnsi="Calibri"/>
+                <w:b w:val="0"/>
+                <w:i w:val="0"/>
+                <w:sz w:val="20"/>
+              </w:rPr>
+              <w:t>Fatigue indicates Influenza</w:t>
+            </w:r>
+          </w:p>
+        </w:tc>
+        <w:tc>
+          <w:tcPr>
+            <w:tcW w:type="dxa" w:w="2412"/>
+          </w:tcPr>
+          <w:p>
+            <w:pPr>
+              <w:jc w:val="center"/>
+            </w:pPr>
+            <w:r/>
+            <w:r>
+              <w:rPr>
+                <w:rFonts w:ascii="Calibri" w:hAnsi="Calibri"/>
+                <w:b w:val="0"/>
+                <w:i w:val="0"/>
+                <w:sz w:val="20"/>
+              </w:rPr>
+              <w:t>Symptom → Disease</w:t>
+            </w:r>
+          </w:p>
+        </w:tc>
+      </w:tr>
+      <w:tr>
+        <w:tc>
+          <w:tcPr>
+            <w:tcW w:type="dxa" w:w="2412"/>
+            <w:shd w:val="clear" w:fill="F0F4F8"/>
+          </w:tcPr>
+          <w:p>
+            <w:pPr>
+              <w:jc w:val="center"/>
+            </w:pPr>
+            <w:r/>
+            <w:r>
+              <w:rPr>
+                <w:rFonts w:ascii="Calibri" w:hAnsi="Calibri"/>
+                <w:b w:val="0"/>
+                <w:i w:val="0"/>
+                <w:sz w:val="20"/>
+              </w:rPr>
+              <w:t>6</w:t>
+            </w:r>
+          </w:p>
+        </w:tc>
+        <w:tc>
+          <w:tcPr>
+            <w:tcW w:type="dxa" w:w="2412"/>
+            <w:shd w:val="clear" w:fill="F0F4F8"/>
+          </w:tcPr>
+          <w:p>
+            <w:pPr>
+              <w:jc w:val="center"/>
+            </w:pPr>
+            <w:r/>
+            <w:r>
+              <w:rPr>
+                <w:rFonts w:ascii="Calibri" w:hAnsi="Calibri"/>
+                <w:b w:val="0"/>
+                <w:i w:val="0"/>
+                <w:sz w:val="20"/>
+              </w:rPr>
+              <w:t>S₄ — D₃</w:t>
+            </w:r>
+          </w:p>
+        </w:tc>
+        <w:tc>
+          <w:tcPr>
+            <w:tcW w:type="dxa" w:w="2412"/>
+            <w:shd w:val="clear" w:fill="F0F4F8"/>
+          </w:tcPr>
+          <w:p>
+            <w:pPr>
+              <w:jc w:val="center"/>
+            </w:pPr>
+            <w:r/>
+            <w:r>
+              <w:rPr>
+                <w:rFonts w:ascii="Calibri" w:hAnsi="Calibri"/>
+                <w:b w:val="0"/>
+                <w:i w:val="0"/>
+                <w:sz w:val="20"/>
+              </w:rPr>
+              <w:t>Fatigue indicates Anemia</w:t>
+            </w:r>
+          </w:p>
+        </w:tc>
+        <w:tc>
+          <w:tcPr>
+            <w:tcW w:type="dxa" w:w="2412"/>
+            <w:shd w:val="clear" w:fill="F0F4F8"/>
+          </w:tcPr>
+          <w:p>
+            <w:pPr>
+              <w:jc w:val="center"/>
+            </w:pPr>
+            <w:r/>
+            <w:r>
+              <w:rPr>
+                <w:rFonts w:ascii="Calibri" w:hAnsi="Calibri"/>
+                <w:b w:val="0"/>
+                <w:i w:val="0"/>
+                <w:sz w:val="20"/>
+              </w:rPr>
+              <w:t>Symptom → Disease</w:t>
+            </w:r>
+          </w:p>
+        </w:tc>
+      </w:tr>
+    </w:tbl>
+    <w:p>
+      <w:pPr>
+        <w:jc w:val="center"/>
+      </w:pPr>
+      <w:r>
+        <w:rPr>
+          <w:i/>
+          <w:color w:val="5A5A5A"/>
+          <w:sz w:val="18"/>
+        </w:rPr>
+        <w:t>Table 10: Complete edge list with clinical interpretation.</w:t>
+      </w:r>
+    </w:p>
+    <w:p>
+      <w:pPr>
+        <w:spacing w:after="120"/>
+      </w:pPr>
+      <w:r>
+        <w:rPr>
+          <w:rFonts w:ascii="Calibri" w:hAnsi="Calibri"/>
+          <w:b w:val="0"/>
+          <w:i w:val="0"/>
+          <w:sz w:val="22"/>
+        </w:rPr>
+      </w:r>
+    </w:p>
+    <w:p>
+      <w:pPr>
+        <w:pStyle w:val="Heading2"/>
+      </w:pPr>
+      <w:r>
+        <w:t>Observations from the Graph Structure</w:t>
+      </w:r>
+    </w:p>
+    <w:p>
+      <w:pPr>
+        <w:pStyle w:val="ListBullet"/>
+        <w:spacing w:after="60"/>
+      </w:pPr>
+      <w:r>
+        <w:t>D₁ (Influenza) has degree 3 — it's connected to the most symptoms (Fever, Cough, Fatigue). This makes clinical sense: influenza presents with multiple common symptoms.</w:t>
+      </w:r>
+    </w:p>
+    <w:p>
+      <w:pPr>
+        <w:pStyle w:val="ListBullet"/>
+        <w:spacing w:after="60"/>
+      </w:pPr>
+      <w:r>
+        <w:t>S₁ (Fever) and S₄ (Fatigue) each have degree 2 — they're 'bridge' symptoms that indicate multiple diseases. This makes them less specific but more sensitive.</w:t>
+      </w:r>
+    </w:p>
+    <w:p>
+      <w:pPr>
+        <w:pStyle w:val="ListBullet"/>
+        <w:spacing w:after="60"/>
+      </w:pPr>
+      <w:r>
+        <w:t>D₃ (Anemia) has degree 1 — only Fatigue indicates it. This makes Fatigue the sole 'gateway' symptom for Anemia detection.</w:t>
+      </w:r>
+    </w:p>
+    <w:p>
+      <w:pPr>
+        <w:pStyle w:val="ListBullet"/>
+        <w:spacing w:after="60"/>
+      </w:pPr>
+      <w:r>
+        <w:t>S₂ (Cough) and S₃ (Rash) each have degree 1 — they're highly specific (each indicates exactly one disease), making them strong diagnostic indicators when present.</w:t>
+      </w:r>
+    </w:p>
+    <w:p>
+      <w:pPr>
+        <w:pStyle w:val="ListBullet"/>
+        <w:spacing w:after="60"/>
+      </w:pPr>
+      <w:r>
+        <w:t>The graph is connected: every vertex can reach every other vertex via a path. This means the knowledge base covers a coherent clinical space.</w:t>
       </w:r>
     </w:p>
     <w:p>
@@ -1886,12 +6453,167 @@
       </w:r>
     </w:p>
     <w:p>
+      <w:pPr>
+        <w:pStyle w:val="Heading2"/>
+      </w:pPr>
+      <w:r>
+        <w:t>What Isomorphism Means for the Knowledge Base</w:t>
+      </w:r>
+    </w:p>
+    <w:p>
+      <w:pPr>
+        <w:spacing w:after="120"/>
+      </w:pPr>
       <w:r>
         <w:rPr>
+          <w:rFonts w:ascii="Calibri" w:hAnsi="Calibri"/>
           <w:b w:val="0"/>
           <w:i w:val="0"/>
+          <w:sz w:val="22"/>
         </w:rPr>
-        <w:t>Identical invariants plus the exhibited P-matrix prove the drawings are one knowledge base. Layout is irrelevant; connectivity is the invariant. Practically, two editors can work in different tools and merge losslessly.</w:t>
+        <w:t>The isomorphism G₁ ≅ G₂ proves that the two visual representations encode the same clinical knowledge. The only difference is the spatial arrangement of vertices — the connectivity structure is identical.</w:t>
+      </w:r>
+    </w:p>
+    <w:p>
+      <w:pPr>
+        <w:spacing w:after="120"/>
+      </w:pPr>
+      <w:r>
+        <w:rPr>
+          <w:rFonts w:ascii="Calibri" w:hAnsi="Calibri"/>
+          <w:b w:val="0"/>
+          <w:i w:val="0"/>
+          <w:sz w:val="22"/>
+        </w:rPr>
+      </w:r>
+    </w:p>
+    <w:p>
+      <w:pPr>
+        <w:pStyle w:val="Heading2"/>
+      </w:pPr>
+      <w:r>
+        <w:t>Layout vs. Structure</w:t>
+      </w:r>
+    </w:p>
+    <w:p>
+      <w:pPr>
+        <w:spacing w:after="120"/>
+      </w:pPr>
+      <w:r>
+        <w:rPr>
+          <w:rFonts w:ascii="Calibri" w:hAnsi="Calibri"/>
+          <w:b w:val="0"/>
+          <w:i w:val="0"/>
+          <w:sz w:val="22"/>
+        </w:rPr>
+        <w:t>This result highlights a fundamental principle in graph theory: the visual layout of a graph carries NO structural information. Two drawings that look completely different can encode the same knowledge. This is why:</w:t>
+      </w:r>
+    </w:p>
+    <w:p>
+      <w:pPr>
+        <w:pStyle w:val="ListBullet"/>
+        <w:spacing w:after="60"/>
+      </w:pPr>
+      <w:r>
+        <w:t>Graph databases store adjacency lists, not coordinates</w:t>
+      </w:r>
+    </w:p>
+    <w:p>
+      <w:pPr>
+        <w:pStyle w:val="ListBullet"/>
+        <w:spacing w:after="60"/>
+      </w:pPr>
+      <w:r>
+        <w:t>Layout algorithms (force-directed, circular, hierarchical) are purely aesthetic</w:t>
+      </w:r>
+    </w:p>
+    <w:p>
+      <w:pPr>
+        <w:pStyle w:val="ListBullet"/>
+        <w:spacing w:after="60"/>
+      </w:pPr>
+      <w:r>
+        <w:t>Isomorphism testing must focus on connectivity, not appearance</w:t>
+      </w:r>
+    </w:p>
+    <w:p>
+      <w:pPr>
+        <w:pStyle w:val="ListBullet"/>
+        <w:spacing w:after="60"/>
+      </w:pPr>
+      <w:r>
+        <w:t>Version control for graphs must track edge changes, not layout changes</w:t>
+      </w:r>
+    </w:p>
+    <w:p>
+      <w:pPr>
+        <w:spacing w:after="120"/>
+      </w:pPr>
+      <w:r>
+        <w:rPr>
+          <w:rFonts w:ascii="Calibri" w:hAnsi="Calibri"/>
+          <w:b w:val="0"/>
+          <w:i w:val="0"/>
+          <w:sz w:val="22"/>
+        </w:rPr>
+      </w:r>
+    </w:p>
+    <w:p>
+      <w:pPr>
+        <w:pStyle w:val="Heading2"/>
+      </w:pPr>
+      <w:r>
+        <w:t>Clinical Implications</w:t>
+      </w:r>
+    </w:p>
+    <w:p>
+      <w:pPr>
+        <w:spacing w:after="120"/>
+      </w:pPr>
+      <w:r>
+        <w:rPr>
+          <w:rFonts w:ascii="Calibri" w:hAnsi="Calibri"/>
+          <w:b w:val="0"/>
+          <w:i w:val="0"/>
+          <w:sz w:val="22"/>
+        </w:rPr>
+        <w:t>For the medical triage system:</w:t>
+      </w:r>
+    </w:p>
+    <w:p>
+      <w:pPr>
+        <w:pStyle w:val="ListBullet"/>
+        <w:spacing w:after="60"/>
+      </w:pPr>
+      <w:r>
+        <w:t>Two editors can work independently and merge their knowledge bases losslessly</w:t>
+      </w:r>
+    </w:p>
+    <w:p>
+      <w:pPr>
+        <w:pStyle w:val="ListBullet"/>
+        <w:spacing w:after="60"/>
+      </w:pPr>
+      <w:r>
+        <w:t>The isomorphism check can be automated: compare invariants first (cheap), then search for a bijection if invariants match</w:t>
+      </w:r>
+    </w:p>
+    <w:p>
+      <w:pPr>
+        <w:pStyle w:val="ListBullet"/>
+        <w:spacing w:after="60"/>
+      </w:pPr>
+      <w:r>
+        <w:t>Non-isomorphic graphs immediately flag real knowledge conflicts</w:t>
+      </w:r>
+    </w:p>
+    <w:p>
+      <w:pPr>
+        <w:pStyle w:val="ListBullet"/>
+        <w:spacing w:after="60"/>
+      </w:pPr>
+      <w:r>
+        <w:t>The bipartite structure simplifies the search: only cross-edges matter</w:t>
       </w:r>
     </w:p>
     <w:p>
@@ -1903,12 +6625,209 @@
       </w:r>
     </w:p>
     <w:p>
+      <w:pPr>
+        <w:pStyle w:val="Heading2"/>
+      </w:pPr>
+      <w:r>
+        <w:t>The Isomorphism Explorer</w:t>
+      </w:r>
+    </w:p>
+    <w:p>
+      <w:pPr>
+        <w:spacing w:after="120"/>
+      </w:pPr>
       <w:r>
         <w:rPr>
+          <w:rFonts w:ascii="Calibri" w:hAnsi="Calibri"/>
           <w:b w:val="0"/>
           <w:i w:val="0"/>
+          <w:sz w:val="22"/>
         </w:rPr>
-        <w:t>Deployed as the Isomorphism Explorer: one network, two layouts, toggle morphs bipartite↔circular with spring, clicking a vertex highlights incident edges and its degree (e.g., D₁ degree 3). Curators visualise and de-duplicate without fearing layout artefacts.</w:t>
+        <w:t>The graph and its isomorphism are deployed in the live Isomorphism Explorer interactive card. Features include:</w:t>
+      </w:r>
+    </w:p>
+    <w:p>
+      <w:pPr>
+        <w:pStyle w:val="ListBullet"/>
+        <w:spacing w:after="60"/>
+      </w:pPr>
+      <w:r>
+        <w:t>Two side-by-side SVG renderings: bipartite layout (G₁) and circular layout (G₂)</w:t>
+      </w:r>
+    </w:p>
+    <w:p>
+      <w:pPr>
+        <w:pStyle w:val="ListBullet"/>
+        <w:spacing w:after="60"/>
+      </w:pPr>
+      <w:r>
+        <w:t>Toggle button to animate the transition between layouts using spring physics</w:t>
+      </w:r>
+    </w:p>
+    <w:p>
+      <w:pPr>
+        <w:pStyle w:val="ListBullet"/>
+        <w:spacing w:after="60"/>
+      </w:pPr>
+      <w:r>
+        <w:t>Click any vertex to highlight all incident edges and display its degree</w:t>
+      </w:r>
+    </w:p>
+    <w:p>
+      <w:pPr>
+        <w:pStyle w:val="ListBullet"/>
+        <w:spacing w:after="60"/>
+      </w:pPr>
+      <w:r>
+        <w:t>Invariant comparison panel showing |V|, |E|, degree sequence, and bipartiteness</w:t>
+      </w:r>
+    </w:p>
+    <w:p>
+      <w:pPr>
+        <w:pStyle w:val="ListBullet"/>
+        <w:spacing w:after="60"/>
+      </w:pPr>
+      <w:r>
+        <w:t>Isomorphic badge (✓) confirming the graphs are the same knowledge base</w:t>
+      </w:r>
+    </w:p>
+    <w:p>
+      <w:pPr>
+        <w:pStyle w:val="ListBullet"/>
+        <w:spacing w:after="60"/>
+      </w:pPr>
+      <w:r>
+        <w:t>All SVG coordinates computed from the graph model — never hardcoded</w:t>
+      </w:r>
+    </w:p>
+    <w:p>
+      <w:pPr>
+        <w:spacing w:after="120"/>
+      </w:pPr>
+      <w:r>
+        <w:rPr>
+          <w:rFonts w:ascii="Calibri" w:hAnsi="Calibri"/>
+          <w:b w:val="0"/>
+          <w:i w:val="0"/>
+          <w:sz w:val="22"/>
+        </w:rPr>
+      </w:r>
+    </w:p>
+    <w:p>
+      <w:pPr>
+        <w:pStyle w:val="Heading2"/>
+      </w:pPr>
+      <w:r>
+        <w:t>The 2-Hop Diagnosis Path</w:t>
+      </w:r>
+    </w:p>
+    <w:p>
+      <w:pPr>
+        <w:spacing w:after="120"/>
+      </w:pPr>
+      <w:r>
+        <w:rPr>
+          <w:rFonts w:ascii="Calibri" w:hAnsi="Calibri"/>
+          <w:b w:val="0"/>
+          <w:i w:val="0"/>
+          <w:sz w:val="22"/>
+        </w:rPr>
+        <w:t>The bipartite structure enables a powerful diagnostic pattern: 2-hop paths from patient to disease:</w:t>
+      </w:r>
+    </w:p>
+    <w:p>
+      <w:pPr>
+        <w:spacing w:after="120"/>
+      </w:pPr>
+      <w:r>
+        <w:rPr>
+          <w:rFonts w:ascii="Calibri" w:hAnsi="Calibri"/>
+          <w:b/>
+          <w:i w:val="0"/>
+          <w:sz w:val="22"/>
+        </w:rPr>
+        <w:t>Patient → Symptom → Disease</w:t>
+      </w:r>
+    </w:p>
+    <w:p>
+      <w:pPr>
+        <w:spacing w:after="120"/>
+      </w:pPr>
+      <w:r>
+        <w:rPr>
+          <w:rFonts w:ascii="Calibri" w:hAnsi="Calibri"/>
+          <w:b w:val="0"/>
+          <w:i w:val="0"/>
+          <w:sz w:val="22"/>
+        </w:rPr>
+      </w:r>
+    </w:p>
+    <w:p>
+      <w:pPr>
+        <w:spacing w:after="120"/>
+      </w:pPr>
+      <w:r>
+        <w:rPr>
+          <w:rFonts w:ascii="Calibri" w:hAnsi="Calibri"/>
+          <w:b w:val="0"/>
+          <w:i w:val="0"/>
+          <w:sz w:val="22"/>
+        </w:rPr>
+        <w:t>If a patient has symptoms {S₁ Fever, S₄ Fatigue}, the system can follow edges:</w:t>
+      </w:r>
+    </w:p>
+    <w:p>
+      <w:pPr>
+        <w:pStyle w:val="ListBullet"/>
+        <w:spacing w:after="60"/>
+      </w:pPr>
+      <w:r>
+        <w:t>S₁ → D₁ (Influenza), S₁ → D₂ (Measles)</w:t>
+      </w:r>
+    </w:p>
+    <w:p>
+      <w:pPr>
+        <w:pStyle w:val="ListBullet"/>
+        <w:spacing w:after="60"/>
+      </w:pPr>
+      <w:r>
+        <w:t>S₄ → D₁ (Influenza), S₄ → D₃ (Anemia)</w:t>
+      </w:r>
+    </w:p>
+    <w:p>
+      <w:pPr>
+        <w:pStyle w:val="ListBullet"/>
+        <w:spacing w:after="60"/>
+      </w:pPr>
+      <w:r>
+        <w:t>Intersection: D₁ (Influenza) appears in both paths — highest confidence diagnosis</w:t>
+      </w:r>
+    </w:p>
+    <w:p>
+      <w:pPr>
+        <w:spacing w:after="120"/>
+      </w:pPr>
+      <w:r>
+        <w:rPr>
+          <w:rFonts w:ascii="Calibri" w:hAnsi="Calibri"/>
+          <w:b w:val="0"/>
+          <w:i w:val="0"/>
+          <w:sz w:val="22"/>
+        </w:rPr>
+      </w:r>
+    </w:p>
+    <w:p>
+      <w:pPr>
+        <w:spacing w:after="120"/>
+      </w:pPr>
+      <w:r>
+        <w:rPr>
+          <w:rFonts w:ascii="Calibri" w:hAnsi="Calibri"/>
+          <w:b w:val="0"/>
+          <w:i w:val="0"/>
+          <w:sz w:val="22"/>
+        </w:rPr>
+        <w:t>This path-based reasoning is a direct consequence of the bipartite structure and the isomorphism: it works identically in both representations.</w:t>
       </w:r>
     </w:p>
     <w:p>
@@ -1921,18 +6840,107 @@
     </w:p>
     <w:p>
       <w:pPr>
-        <w:pStyle w:val="ListBullet"/>
+        <w:pStyle w:val="Heading2"/>
       </w:pPr>
       <w:r>
-        <w:t>Store the graph in a graph DB with adjacency lists; isomorphism becomes a merge tool for concurrent edits.</w:t>
+        <w:t>Current Limitations</w:t>
       </w:r>
     </w:p>
     <w:p>
       <w:pPr>
         <w:pStyle w:val="ListBullet"/>
+        <w:spacing w:after="60"/>
       </w:pPr>
       <w:r>
-        <w:t>Extend to a 3-partite patient–symptom–disease network for end-to-end diagnosis paths.</w:t>
+        <w:t>Small graph: |V| = 7 is trivial for isomorphism testing. Real knowledge bases have hundreds of vertices.</w:t>
+      </w:r>
+    </w:p>
+    <w:p>
+      <w:pPr>
+        <w:pStyle w:val="ListBullet"/>
+        <w:spacing w:after="60"/>
+      </w:pPr>
+      <w:r>
+        <w:t>Static knowledge: the current graph doesn't change over time. Real systems need version control.</w:t>
+      </w:r>
+    </w:p>
+    <w:p>
+      <w:pPr>
+        <w:pStyle w:val="ListBullet"/>
+        <w:spacing w:after="60"/>
+      </w:pPr>
+      <w:r>
+        <w:t>Binary edges: an edge either exists or doesn't. Real clinical relationships have strengths (sensitivity, specificity).</w:t>
+      </w:r>
+    </w:p>
+    <w:p>
+      <w:pPr>
+        <w:pStyle w:val="ListBullet"/>
+        <w:spacing w:after="60"/>
+      </w:pPr>
+      <w:r>
+        <w:t>2-partite only: real diagnosis involves patients as a third entity type.</w:t>
+      </w:r>
+    </w:p>
+    <w:p>
+      <w:pPr>
+        <w:spacing w:after="120"/>
+      </w:pPr>
+      <w:r>
+        <w:rPr>
+          <w:rFonts w:ascii="Calibri" w:hAnsi="Calibri"/>
+          <w:b w:val="0"/>
+          <w:i w:val="0"/>
+          <w:sz w:val="22"/>
+        </w:rPr>
+      </w:r>
+    </w:p>
+    <w:p>
+      <w:pPr>
+        <w:pStyle w:val="Heading2"/>
+      </w:pPr>
+      <w:r>
+        <w:t>Proposed Extensions</w:t>
+      </w:r>
+    </w:p>
+    <w:p>
+      <w:pPr>
+        <w:spacing w:after="60"/>
+      </w:pPr>
+      <w:r>
+        <w:t>1. Graph Database Integration: Store the knowledge base in Neo4j or Amazon Neptune. Isomorphism checking becomes a merge tool for concurrent edits, using canonical labelling (nauty/Bliss algorithms) for efficient comparison.</w:t>
+      </w:r>
+    </w:p>
+    <w:p>
+      <w:pPr>
+        <w:spacing w:after="60"/>
+      </w:pPr>
+      <w:r>
+        <w:t>2. 3-Partite Extension: Add a patient vertex set P, creating a 3-partite network P → S → D. Diagnosis becomes a 2-hop path problem: patient → symptom → disease. This enables personalised diagnosis based on individual symptom profiles.</w:t>
+      </w:r>
+    </w:p>
+    <w:p>
+      <w:pPr>
+        <w:spacing w:after="60"/>
+      </w:pPr>
+      <w:r>
+        <w:t>3. Weighted Edges: Replace binary edges with clinical weights: w(s, d) = sensitivity (probability of symptom s given disease d). The graph becomes a weighted bipartite graph, enabling probabilistic diagnosis.</w:t>
+      </w:r>
+    </w:p>
+    <w:p>
+      <w:pPr>
+        <w:spacing w:after="60"/>
+      </w:pPr>
+      <w:r>
+        <w:t>4. Temporal Graphs: Add time stamps to edges: (s, d, t) meaning 'symptom s indicates disease d with onset time t'. This enables temporal reasoning: 'fever followed by rash within 48 hours suggests measles'.</w:t>
+      </w:r>
+    </w:p>
+    <w:p>
+      <w:pPr>
+        <w:spacing w:after="60"/>
+      </w:pPr>
+      <w:r>
+        <w:t>5. Automated Isomorphism Detection: Implement a continuous integration check that compares knowledge base versions using the Weisfeiler-Lehman test (efficient for most practical graphs) with nauty as a fallback for counterexamples.</w:t>
       </w:r>
     </w:p>
     <w:p>
@@ -1944,12 +6952,143 @@
       </w:r>
     </w:p>
     <w:p>
+      <w:pPr>
+        <w:spacing w:after="120"/>
+      </w:pPr>
       <w:r>
         <w:rPr>
+          <w:rFonts w:ascii="Calibri" w:hAnsi="Calibri"/>
           <w:b w:val="0"/>
           <w:i w:val="0"/>
+          <w:sz w:val="22"/>
         </w:rPr>
-        <w:t>Bipartite modelling plus a permutation certificate turns a visual intuition (“same graph”) into a checkable artefact.</w:t>
+        <w:t>This report has modelled a symptom-disease knowledge base as a bipartite graph G = (S ∪ D, E) with |V| = 7, |E| = 6, and proved that two visually distinct representations are isomorphic.</w:t>
+      </w:r>
+    </w:p>
+    <w:p>
+      <w:pPr>
+        <w:spacing w:after="120"/>
+      </w:pPr>
+      <w:r>
+        <w:rPr>
+          <w:rFonts w:ascii="Calibri" w:hAnsi="Calibri"/>
+          <w:b w:val="0"/>
+          <w:i w:val="0"/>
+          <w:sz w:val="22"/>
+        </w:rPr>
+      </w:r>
+    </w:p>
+    <w:p>
+      <w:pPr>
+        <w:spacing w:after="120"/>
+      </w:pPr>
+      <w:r>
+        <w:rPr>
+          <w:rFonts w:ascii="Calibri" w:hAnsi="Calibri"/>
+          <w:b/>
+          <w:i w:val="0"/>
+          <w:sz w:val="22"/>
+        </w:rPr>
+        <w:t>Key findings:</w:t>
+      </w:r>
+    </w:p>
+    <w:p>
+      <w:pPr>
+        <w:pStyle w:val="ListBullet"/>
+        <w:spacing w:after="60"/>
+      </w:pPr>
+      <w:r>
+        <w:t>Graph invariants (|V|, |E|, degree sequence, bipartiteness) all match between G₁ and G₂</w:t>
+      </w:r>
+    </w:p>
+    <w:p>
+      <w:pPr>
+        <w:pStyle w:val="ListBullet"/>
+        <w:spacing w:after="60"/>
+      </w:pPr>
+      <w:r>
+        <w:t>An explicit edge-preserving bijection f: V(G₁) → V(G₂) was exhibited and verified on all 6 edges</w:t>
+      </w:r>
+    </w:p>
+    <w:p>
+      <w:pPr>
+        <w:pStyle w:val="ListBullet"/>
+        <w:spacing w:after="60"/>
+      </w:pPr>
+      <w:r>
+        <w:t>The algebraic certificate A₂ = P_S · A₁ · P_Dᵀ confirms the isomorphism via permutation similarity</w:t>
+      </w:r>
+    </w:p>
+    <w:p>
+      <w:pPr>
+        <w:pStyle w:val="ListBullet"/>
+        <w:spacing w:after="60"/>
+      </w:pPr>
+      <w:r>
+        <w:t>The bipartite structure is preserved: symptoms map to symptoms, diseases to diseases</w:t>
+      </w:r>
+    </w:p>
+    <w:p>
+      <w:pPr>
+        <w:pStyle w:val="ListBullet"/>
+        <w:spacing w:after="60"/>
+      </w:pPr>
+      <w:r>
+        <w:t>The result has practical significance for knowledge base merging, de-duplication, and version control</w:t>
+      </w:r>
+    </w:p>
+    <w:p>
+      <w:pPr>
+        <w:spacing w:after="120"/>
+      </w:pPr>
+      <w:r>
+        <w:rPr>
+          <w:rFonts w:ascii="Calibri" w:hAnsi="Calibri"/>
+          <w:b w:val="0"/>
+          <w:i w:val="0"/>
+          <w:sz w:val="22"/>
+        </w:rPr>
+      </w:r>
+    </w:p>
+    <w:p>
+      <w:pPr>
+        <w:spacing w:after="120"/>
+      </w:pPr>
+      <w:r>
+        <w:rPr>
+          <w:rFonts w:ascii="Calibri" w:hAnsi="Calibri"/>
+          <w:b w:val="0"/>
+          <w:i w:val="0"/>
+          <w:sz w:val="22"/>
+        </w:rPr>
+        <w:t>The isomorphism proof demonstrates that graph structure — not visual layout — is the invariant that matters for knowledge representation. Two drawings that look completely different can encode identical clinical knowledge. This principle underpins the design of graph databases, version control systems, and merge tools for medical knowledge bases.</w:t>
+      </w:r>
+    </w:p>
+    <w:p>
+      <w:pPr>
+        <w:spacing w:after="120"/>
+      </w:pPr>
+      <w:r>
+        <w:rPr>
+          <w:rFonts w:ascii="Calibri" w:hAnsi="Calibri"/>
+          <w:b w:val="0"/>
+          <w:i w:val="0"/>
+          <w:sz w:val="22"/>
+        </w:rPr>
+      </w:r>
+    </w:p>
+    <w:p>
+      <w:pPr>
+        <w:spacing w:after="120"/>
+      </w:pPr>
+      <w:r>
+        <w:rPr>
+          <w:rFonts w:ascii="Calibri" w:hAnsi="Calibri"/>
+          <w:b w:val="0"/>
+          <w:i w:val="0"/>
+          <w:sz w:val="22"/>
+        </w:rPr>
+        <w:t>Future work extends this to larger graphs (automated canonical labelling), weighted edges (probabilistic diagnosis), and 3-partite networks (patient-symptom-disease reasoning).</w:t>
       </w:r>
     </w:p>
     <w:p>
@@ -1962,36 +7101,78 @@
     </w:p>
     <w:p>
       <w:pPr>
-        <w:pStyle w:val="ListBullet"/>
+        <w:spacing w:after="60"/>
       </w:pPr>
       <w:r>
-        <w:t>Rosen, Chap. 10 — Graphs.</w:t>
+        <w:t>1. Rosen, K.H. Discrete Mathematics and Its Applications, 8th Edition. McGraw-Hill, 2019. Chapter 10 (Graphs), Section 10.3 (Graph Isomorphism).</w:t>
       </w:r>
     </w:p>
     <w:p>
       <w:pPr>
-        <w:pStyle w:val="ListBullet"/>
+        <w:spacing w:after="60"/>
       </w:pPr>
       <w:r>
-        <w:t>Vite + Vitest + Playwright docs.</w:t>
+        <w:t>2. Bondy, J.A. and Murty, U.S.R. Graph Theory with Applications. Macmillan, 1976.</w:t>
       </w:r>
     </w:p>
     <w:p>
       <w:pPr>
-        <w:shd w:fill="FFF2CC"/>
+        <w:spacing w:after="60"/>
+      </w:pPr>
+      <w:r>
+        <w:t>3. McKay, B.D. and Piperno, A. Practical Graph Isomorphism, II. Journal of Symbolic Computation, 60, 2014.</w:t>
+      </w:r>
+    </w:p>
+    <w:p>
+      <w:pPr>
+        <w:spacing w:after="60"/>
+      </w:pPr>
+      <w:r>
+        <w:t>4. Weisfeiler, B. and Lehman, A.A. A Reduction of a Graph to a Canonical Form and an Algebra Arising During This Reduction. Nauchno-Technicheskaya Informatsia, 9(1), 1968.</w:t>
+      </w:r>
+    </w:p>
+    <w:p>
+      <w:pPr>
+        <w:spacing w:after="60"/>
+      </w:pPr>
+      <w:r>
+        <w:t>5. Babai, L. Graph Isomorphism in Quasipolynomial Time. Proceedings of the 48th Annual ACM STOC, 2016.</w:t>
+      </w:r>
+    </w:p>
+    <w:p>
+      <w:pPr>
+        <w:spacing w:after="60"/>
+      </w:pPr>
+      <w:r>
+        <w:t>6. Neo4j Graph Database — https://neo4j.com/</w:t>
+      </w:r>
+    </w:p>
+    <w:p>
+      <w:pPr>
+        <w:spacing w:after="60"/>
+      </w:pPr>
+      <w:r>
+        <w:t>7. Vite + Vitest + Playwright — Development and testing stack documentation.</w:t>
+      </w:r>
+    </w:p>
+    <w:p>
+      <w:pPr>
+        <w:spacing w:before="360"/>
+        <w:shd w:fill="E8EEF7"/>
         <w:jc w:val="center"/>
       </w:pPr>
       <w:r>
         <w:rPr>
           <w:i/>
-          <w:sz w:val="16"/>
+          <w:color w:val="3C3C3C"/>
+          <w:sz w:val="18"/>
         </w:rPr>
-        <w:t>All counts and proofs in this report are computationally verified (see live site https://ai-medical-diagnosis-site.vercel.app).</w:t>
+        <w:t>All mathematical computations, proofs, and counts in this report are computationally verified and can be interactively tested at https://ai-medical-diagnosis-site.vercel.app</w:t>
       </w:r>
     </w:p>
     <w:sectPr>
       <w:pgSz w:w="12240" w:h="15840"/>
-      <w:pgMar w:top="864" w:right="1008" w:bottom="864" w:left="1008" w:header="720" w:footer="720" w:gutter="0"/>
+      <w:pgMar w:top="1152" w:right="1296" w:bottom="1152" w:left="1296" w:header="720" w:footer="720" w:gutter="0"/>
       <w:cols w:space="720"/>
       <w:docGrid w:linePitch="360"/>
     </w:sectPr>
@@ -2363,7 +7544,7 @@
     <w:qFormat/>
     <w:rsid w:val="00FC693F"/>
     <w:pPr>
-      <w:spacing w:after="120" w:line="252" w:lineRule="auto"/>
+      <w:spacing w:after="120" w:line="276" w:lineRule="auto"/>
     </w:pPr>
     <w:rPr>
       <w:rFonts w:ascii="Calibri" w:hAnsi="Calibri"/>
